--- a/CIS 520 Project 4 Outline.docx
+++ b/CIS 520 Project 4 Outline.docx
@@ -36,12 +36,21 @@
           <w:szCs w:val="24"/>
         </w:rPr>
       </w:pPr>
-      <w:r>
-        <w:rPr>
-          <w:sz w:val="24"/>
-          <w:szCs w:val="24"/>
-        </w:rPr>
-        <w:t>Aistin Henry, Henry Glenn, and Zack Latta</w:t>
+      <w:proofErr w:type="spellStart"/>
+      <w:r>
+        <w:rPr>
+          <w:sz w:val="24"/>
+          <w:szCs w:val="24"/>
+        </w:rPr>
+        <w:t>Aistin</w:t>
+      </w:r>
+      <w:proofErr w:type="spellEnd"/>
+      <w:r>
+        <w:rPr>
+          <w:sz w:val="24"/>
+          <w:szCs w:val="24"/>
+        </w:rPr>
+        <w:t xml:space="preserve"> Henry, Henry Glenn, and Zack Latta</w:t>
       </w:r>
     </w:p>
     <w:p>
@@ -239,7 +248,23 @@
           <w:sz w:val="24"/>
           <w:szCs w:val="24"/>
         </w:rPr>
-        <w:t>with each using a different library to interact with device threads and split up the work. One program must use pthreads, one program must use MPI, and one program must use OpenMP.</w:t>
+        <w:t xml:space="preserve">with each using a different library to interact with device threads and split up the work. One program must use </w:t>
+      </w:r>
+      <w:proofErr w:type="spellStart"/>
+      <w:r>
+        <w:rPr>
+          <w:sz w:val="24"/>
+          <w:szCs w:val="24"/>
+        </w:rPr>
+        <w:t>pthreads</w:t>
+      </w:r>
+      <w:proofErr w:type="spellEnd"/>
+      <w:r>
+        <w:rPr>
+          <w:sz w:val="24"/>
+          <w:szCs w:val="24"/>
+        </w:rPr>
+        <w:t>, one program must use MPI, and one program must use OpenMP.</w:t>
       </w:r>
     </w:p>
     <w:p>
@@ -365,7 +390,27 @@
           <w:sz w:val="24"/>
           <w:szCs w:val="24"/>
         </w:rPr>
-        <w:t xml:space="preserve">2.1 Pthread Implementation </w:t>
+        <w:t xml:space="preserve">2.1 </w:t>
+      </w:r>
+      <w:proofErr w:type="spellStart"/>
+      <w:r>
+        <w:rPr>
+          <w:b/>
+          <w:bCs/>
+          <w:sz w:val="24"/>
+          <w:szCs w:val="24"/>
+        </w:rPr>
+        <w:t>Pthread</w:t>
+      </w:r>
+      <w:proofErr w:type="spellEnd"/>
+      <w:r>
+        <w:rPr>
+          <w:b/>
+          <w:bCs/>
+          <w:sz w:val="24"/>
+          <w:szCs w:val="24"/>
+        </w:rPr>
+        <w:t xml:space="preserve"> Implementation </w:t>
       </w:r>
     </w:p>
     <w:p>
@@ -382,7 +427,23 @@
           <w:sz w:val="24"/>
           <w:szCs w:val="24"/>
         </w:rPr>
-        <w:t xml:space="preserve">For our pthread solution program, we utilized a standard producer-consumer architecture where the main thread dealt with all I/O, line parsing, and results printing operations, while a thread pool of workers managed the processing of all parsed file lines. The program starts by first reading a 1MB chunk of the Wikipedia dump file, identifying all the complete lines it contains, and putting them in a job batch. The job queue is then given a thread pool where each worker thread claims an available job, completes it, stores the result, and then claims another job to complete. While the thread pool is busy working through all the jobs in the newly submitted batch, the main thread reads another chunk from the Wikipedia dump file, such that when appended to the unused remainder of the previously read chunk, it totals to 1MB of data. This chunk is then parsed like the previous, and all complete lines are put in a new job batch. The main thread then waits for </w:t>
+        <w:t xml:space="preserve">For our </w:t>
+      </w:r>
+      <w:proofErr w:type="spellStart"/>
+      <w:r>
+        <w:rPr>
+          <w:sz w:val="24"/>
+          <w:szCs w:val="24"/>
+        </w:rPr>
+        <w:t>pthread</w:t>
+      </w:r>
+      <w:proofErr w:type="spellEnd"/>
+      <w:r>
+        <w:rPr>
+          <w:sz w:val="24"/>
+          <w:szCs w:val="24"/>
+        </w:rPr>
+        <w:t xml:space="preserve"> solution program, we utilized a standard producer-consumer architecture where the main thread dealt with all I/O, line parsing, and results printing operations, while a thread pool of workers managed the processing of all parsed file lines. The program starts by first reading a 1MB chunk of the Wikipedia dump file, identifying all the complete lines it contains, and putting them in a job batch. The job queue is then given a thread pool where each worker thread claims an available job, completes it, stores the result, and then claims another job to complete. While the thread pool is busy working through all the jobs in the newly submitted batch, the main thread reads another chunk from the Wikipedia dump file, such that when appended to the unused remainder of the previously read chunk, it totals to 1MB of data. This chunk is then parsed like the previous, and all complete lines are put in a new job batch. The main thread then waits for </w:t>
       </w:r>
       <w:r>
         <w:rPr>
@@ -480,7 +541,433 @@
           <w:sz w:val="24"/>
           <w:szCs w:val="24"/>
         </w:rPr>
-        <w:t>This implementation was selected because it separates file management from computation and allows processing to be distributed across multiple processes and multiple machines. Unlike pthreads, MPI does not rely on shared memory and can therefore scale across nodes in a cluster environment.</w:t>
+        <w:t xml:space="preserve">This implementation was selected because it separates file management from computation and allows processing to be distributed across multiple processes and multiple machines. Unlike </w:t>
+      </w:r>
+      <w:proofErr w:type="spellStart"/>
+      <w:r>
+        <w:rPr>
+          <w:sz w:val="24"/>
+          <w:szCs w:val="24"/>
+        </w:rPr>
+        <w:t>pthreads</w:t>
+      </w:r>
+      <w:proofErr w:type="spellEnd"/>
+      <w:r>
+        <w:rPr>
+          <w:sz w:val="24"/>
+          <w:szCs w:val="24"/>
+        </w:rPr>
+        <w:t>, MPI does not rely on shared memory and can therefore scale across nodes in a cluster environment.</w:t>
+      </w:r>
+    </w:p>
+    <w:p>
+      <w:pPr>
+        <w:ind w:right="720" w:firstLine="720"/>
+        <w:jc w:val="both"/>
+        <w:rPr>
+          <w:b/>
+          <w:bCs/>
+          <w:sz w:val="24"/>
+          <w:szCs w:val="24"/>
+        </w:rPr>
+      </w:pPr>
+    </w:p>
+    <w:p>
+      <w:pPr>
+        <w:ind w:right="720" w:firstLine="720"/>
+        <w:jc w:val="both"/>
+        <w:rPr>
+          <w:b/>
+          <w:bCs/>
+          <w:sz w:val="24"/>
+          <w:szCs w:val="24"/>
+        </w:rPr>
+      </w:pPr>
+      <w:r>
+        <w:rPr>
+          <w:b/>
+          <w:bCs/>
+          <w:sz w:val="24"/>
+          <w:szCs w:val="24"/>
+        </w:rPr>
+        <w:t>2.</w:t>
+      </w:r>
+      <w:r>
+        <w:rPr>
+          <w:b/>
+          <w:bCs/>
+          <w:sz w:val="24"/>
+          <w:szCs w:val="24"/>
+        </w:rPr>
+        <w:t>3</w:t>
+      </w:r>
+      <w:r>
+        <w:rPr>
+          <w:b/>
+          <w:bCs/>
+          <w:sz w:val="24"/>
+          <w:szCs w:val="24"/>
+        </w:rPr>
+        <w:t xml:space="preserve"> </w:t>
+      </w:r>
+      <w:r>
+        <w:rPr>
+          <w:b/>
+          <w:bCs/>
+          <w:sz w:val="24"/>
+          <w:szCs w:val="24"/>
+        </w:rPr>
+        <w:t>OpenMP</w:t>
+      </w:r>
+      <w:r>
+        <w:rPr>
+          <w:b/>
+          <w:bCs/>
+          <w:sz w:val="24"/>
+          <w:szCs w:val="24"/>
+        </w:rPr>
+        <w:t xml:space="preserve"> Implementation</w:t>
+      </w:r>
+    </w:p>
+    <w:p>
+      <w:pPr>
+        <w:ind w:left="720" w:right="720"/>
+        <w:jc w:val="both"/>
+        <w:rPr>
+          <w:sz w:val="24"/>
+          <w:szCs w:val="24"/>
+        </w:rPr>
+      </w:pPr>
+      <w:r>
+        <w:rPr>
+          <w:sz w:val="24"/>
+          <w:szCs w:val="24"/>
+        </w:rPr>
+        <w:tab/>
+        <w:t>For the OpenMP solution program, we used the standard fork-join</w:t>
+      </w:r>
+      <w:r>
+        <w:rPr>
+          <w:sz w:val="24"/>
+          <w:szCs w:val="24"/>
+        </w:rPr>
+        <w:t xml:space="preserve"> architecture, where the program will </w:t>
+      </w:r>
+      <w:r>
+        <w:rPr>
+          <w:sz w:val="24"/>
+          <w:szCs w:val="24"/>
+        </w:rPr>
+        <w:t xml:space="preserve">organize </w:t>
+      </w:r>
+      <w:r>
+        <w:rPr>
+          <w:sz w:val="24"/>
+          <w:szCs w:val="24"/>
+        </w:rPr>
+        <w:t>all</w:t>
+      </w:r>
+      <w:r>
+        <w:rPr>
+          <w:sz w:val="24"/>
+          <w:szCs w:val="24"/>
+        </w:rPr>
+        <w:t xml:space="preserve"> the input data</w:t>
+      </w:r>
+      <w:r>
+        <w:rPr>
+          <w:sz w:val="24"/>
+          <w:szCs w:val="24"/>
+        </w:rPr>
+        <w:t>,</w:t>
+      </w:r>
+      <w:r>
+        <w:rPr>
+          <w:sz w:val="24"/>
+          <w:szCs w:val="24"/>
+        </w:rPr>
+        <w:t xml:space="preserve"> then </w:t>
+      </w:r>
+      <w:r>
+        <w:rPr>
+          <w:sz w:val="24"/>
+          <w:szCs w:val="24"/>
+        </w:rPr>
+        <w:t>divide the tasks into different threads</w:t>
+      </w:r>
+      <w:r>
+        <w:rPr>
+          <w:sz w:val="24"/>
+          <w:szCs w:val="24"/>
+        </w:rPr>
+        <w:t xml:space="preserve">, </w:t>
+      </w:r>
+      <w:r>
+        <w:rPr>
+          <w:sz w:val="24"/>
+          <w:szCs w:val="24"/>
+        </w:rPr>
+        <w:t xml:space="preserve">and </w:t>
+      </w:r>
+      <w:r>
+        <w:rPr>
+          <w:sz w:val="24"/>
+          <w:szCs w:val="24"/>
+        </w:rPr>
+        <w:t>then join back together</w:t>
+      </w:r>
+      <w:r>
+        <w:rPr>
+          <w:sz w:val="24"/>
+          <w:szCs w:val="24"/>
+        </w:rPr>
+        <w:t xml:space="preserve"> to finish the program</w:t>
+      </w:r>
+      <w:r>
+        <w:rPr>
+          <w:sz w:val="24"/>
+          <w:szCs w:val="24"/>
+        </w:rPr>
+        <w:t xml:space="preserve">. </w:t>
+      </w:r>
+      <w:r>
+        <w:rPr>
+          <w:sz w:val="24"/>
+          <w:szCs w:val="24"/>
+        </w:rPr>
+        <w:t xml:space="preserve">The program takes 3 inputs, the </w:t>
+      </w:r>
+      <w:r>
+        <w:rPr>
+          <w:sz w:val="24"/>
+          <w:szCs w:val="24"/>
+        </w:rPr>
+        <w:t xml:space="preserve">file name, the number of lines per chunk, and whether the program will print </w:t>
+      </w:r>
+      <w:r>
+        <w:rPr>
+          <w:sz w:val="24"/>
+          <w:szCs w:val="24"/>
+        </w:rPr>
+        <w:t xml:space="preserve">the highest value of each line. </w:t>
+      </w:r>
+      <w:r>
+        <w:rPr>
+          <w:sz w:val="24"/>
+          <w:szCs w:val="24"/>
+        </w:rPr>
+        <w:t>Once the program</w:t>
+      </w:r>
+      <w:r>
+        <w:rPr>
+          <w:sz w:val="24"/>
+          <w:szCs w:val="24"/>
+        </w:rPr>
+        <w:t xml:space="preserve"> has organized the input data, it goes into the threaded segment, where one thread will </w:t>
+      </w:r>
+      <w:r>
+        <w:rPr>
+          <w:sz w:val="24"/>
+          <w:szCs w:val="24"/>
+        </w:rPr>
+        <w:t xml:space="preserve">parse lines from the file into a 2d array, </w:t>
+      </w:r>
+      <w:r>
+        <w:rPr>
+          <w:sz w:val="24"/>
+          <w:szCs w:val="24"/>
+        </w:rPr>
+        <w:t xml:space="preserve">with the first dimension being the size of </w:t>
+      </w:r>
+      <w:r>
+        <w:rPr>
+          <w:sz w:val="24"/>
+          <w:szCs w:val="24"/>
+        </w:rPr>
+        <w:t>the</w:t>
+      </w:r>
+      <w:r>
+        <w:rPr>
+          <w:sz w:val="24"/>
+          <w:szCs w:val="24"/>
+        </w:rPr>
+        <w:t xml:space="preserve"> chunk</w:t>
+      </w:r>
+      <w:r>
+        <w:rPr>
+          <w:sz w:val="24"/>
+          <w:szCs w:val="24"/>
+        </w:rPr>
+        <w:t xml:space="preserve">. Once the array has been filled, the program moves into a parallel for segment, where </w:t>
+      </w:r>
+      <w:r>
+        <w:rPr>
+          <w:sz w:val="24"/>
+          <w:szCs w:val="24"/>
+        </w:rPr>
+        <w:t>threads will pass a line into a helper method that wil</w:t>
+      </w:r>
+      <w:r>
+        <w:rPr>
+          <w:sz w:val="24"/>
+          <w:szCs w:val="24"/>
+        </w:rPr>
+        <w:t>l return the highest ASCII value from</w:t>
+      </w:r>
+      <w:r>
+        <w:rPr>
+          <w:sz w:val="24"/>
+          <w:szCs w:val="24"/>
+        </w:rPr>
+        <w:t xml:space="preserve"> that line. The thread will then put the return value into </w:t>
+      </w:r>
+      <w:r>
+        <w:rPr>
+          <w:sz w:val="24"/>
+          <w:szCs w:val="24"/>
+        </w:rPr>
+        <w:t>the appropriate spot in a result array</w:t>
+      </w:r>
+      <w:r>
+        <w:rPr>
+          <w:sz w:val="24"/>
+          <w:szCs w:val="24"/>
+        </w:rPr>
+        <w:t>. Afterwards, the thread will go back and take the next</w:t>
+      </w:r>
+      <w:r>
+        <w:rPr>
+          <w:sz w:val="24"/>
+          <w:szCs w:val="24"/>
+        </w:rPr>
+        <w:t xml:space="preserve"> available iteration and repeats the process. Once </w:t>
+      </w:r>
+      <w:r>
+        <w:rPr>
+          <w:sz w:val="24"/>
+          <w:szCs w:val="24"/>
+        </w:rPr>
+        <w:t>all</w:t>
+      </w:r>
+      <w:r>
+        <w:rPr>
+          <w:sz w:val="24"/>
+          <w:szCs w:val="24"/>
+        </w:rPr>
+        <w:t xml:space="preserve"> the </w:t>
+      </w:r>
+      <w:r>
+        <w:rPr>
+          <w:sz w:val="24"/>
+          <w:szCs w:val="24"/>
+        </w:rPr>
+        <w:t xml:space="preserve">iterations have been handled, the program moves on to the next part, where one thread will print the </w:t>
+      </w:r>
+      <w:r>
+        <w:rPr>
+          <w:sz w:val="24"/>
+          <w:szCs w:val="24"/>
+        </w:rPr>
+        <w:t xml:space="preserve">highest ASCII value per line in the chunk if the user chose to </w:t>
+      </w:r>
+      <w:r>
+        <w:rPr>
+          <w:sz w:val="24"/>
+          <w:szCs w:val="24"/>
+        </w:rPr>
+        <w:t>have the program print them. Then the program loops back to the start where it will fill up a new chunk</w:t>
+      </w:r>
+      <w:r>
+        <w:rPr>
+          <w:sz w:val="24"/>
+          <w:szCs w:val="24"/>
+        </w:rPr>
+        <w:t xml:space="preserve"> and repeats the process. This is done until t</w:t>
+      </w:r>
+      <w:r>
+        <w:rPr>
+          <w:sz w:val="24"/>
+          <w:szCs w:val="24"/>
+        </w:rPr>
+        <w:t>he end of the file has been reached</w:t>
+      </w:r>
+      <w:r>
+        <w:rPr>
+          <w:sz w:val="24"/>
+          <w:szCs w:val="24"/>
+        </w:rPr>
+        <w:t xml:space="preserve">. After the program is done calculating the ASCII </w:t>
+      </w:r>
+      <w:r>
+        <w:rPr>
+          <w:sz w:val="24"/>
+          <w:szCs w:val="24"/>
+        </w:rPr>
+        <w:lastRenderedPageBreak/>
+        <w:t xml:space="preserve">values, it joins back together to </w:t>
+      </w:r>
+      <w:r>
+        <w:rPr>
+          <w:sz w:val="24"/>
+          <w:szCs w:val="24"/>
+        </w:rPr>
+        <w:t xml:space="preserve">print the final report, which shows the number of lines read, the number of lines per chunk, and the </w:t>
+      </w:r>
+      <w:r>
+        <w:rPr>
+          <w:sz w:val="24"/>
+          <w:szCs w:val="24"/>
+        </w:rPr>
+        <w:t>execution time of the program.</w:t>
+      </w:r>
+      <w:r>
+        <w:rPr>
+          <w:sz w:val="24"/>
+          <w:szCs w:val="24"/>
+        </w:rPr>
+        <w:t xml:space="preserve"> </w:t>
+      </w:r>
+      <w:r>
+        <w:rPr>
+          <w:sz w:val="24"/>
+          <w:szCs w:val="24"/>
+        </w:rPr>
+        <w:t>OpenMP relies on shared memory, so it cannot be run on multiple nodes</w:t>
+      </w:r>
+      <w:r>
+        <w:rPr>
+          <w:sz w:val="24"/>
+          <w:szCs w:val="24"/>
+        </w:rPr>
+        <w:t>.</w:t>
+      </w:r>
+      <w:r>
+        <w:rPr>
+          <w:sz w:val="24"/>
+          <w:szCs w:val="24"/>
+        </w:rPr>
+        <w:t xml:space="preserve"> </w:t>
+      </w:r>
+      <w:r>
+        <w:rPr>
+          <w:sz w:val="24"/>
+          <w:szCs w:val="24"/>
+        </w:rPr>
+        <w:t>H</w:t>
+      </w:r>
+      <w:r>
+        <w:rPr>
+          <w:sz w:val="24"/>
+          <w:szCs w:val="24"/>
+        </w:rPr>
+        <w:t>owever if MPI is used with OpenMP, a</w:t>
+      </w:r>
+      <w:r>
+        <w:rPr>
+          <w:sz w:val="24"/>
+          <w:szCs w:val="24"/>
+        </w:rPr>
+        <w:t xml:space="preserve"> program can be made where OpenMP can run on nodes with memory sharing between each node.</w:t>
       </w:r>
     </w:p>
     <w:p>
@@ -614,7 +1101,27 @@
           <w:sz w:val="24"/>
           <w:szCs w:val="24"/>
         </w:rPr>
-        <w:t>Figure 3.1: Pthread Execution Time</w:t>
+        <w:t xml:space="preserve">Figure 3.1: </w:t>
+      </w:r>
+      <w:proofErr w:type="spellStart"/>
+      <w:r>
+        <w:rPr>
+          <w:b/>
+          <w:bCs/>
+          <w:sz w:val="24"/>
+          <w:szCs w:val="24"/>
+        </w:rPr>
+        <w:t>Pthread</w:t>
+      </w:r>
+      <w:proofErr w:type="spellEnd"/>
+      <w:r>
+        <w:rPr>
+          <w:b/>
+          <w:bCs/>
+          <w:sz w:val="24"/>
+          <w:szCs w:val="24"/>
+        </w:rPr>
+        <w:t xml:space="preserve"> Execution Time</w:t>
       </w:r>
     </w:p>
     <w:p>
@@ -631,8 +1138,31 @@
           <w:sz w:val="24"/>
           <w:szCs w:val="24"/>
         </w:rPr>
-        <w:lastRenderedPageBreak/>
-        <w:t>After testing our pthread solution program under a variety of conditions, we discovered that while increasing the number of cores and memory per core did improve execution speed, it only did so up to a certain point. This resource sweet spot is likely created as a result of the producer-consumer architecture the program utilizes. With a low number of cores, the shared resource lock for the current job batch is mostly available since a smaller number of threads need to access it. However, as the number of cores increase the</w:t>
+        <w:t xml:space="preserve">After testing our </w:t>
+      </w:r>
+      <w:proofErr w:type="spellStart"/>
+      <w:r>
+        <w:rPr>
+          <w:sz w:val="24"/>
+          <w:szCs w:val="24"/>
+        </w:rPr>
+        <w:t>pthread</w:t>
+      </w:r>
+      <w:proofErr w:type="spellEnd"/>
+      <w:r>
+        <w:rPr>
+          <w:sz w:val="24"/>
+          <w:szCs w:val="24"/>
+        </w:rPr>
+        <w:t xml:space="preserve"> solution program under a variety of conditions, we discovered that while increasing the number of cores and memory per core did improve execution speed, it only did so up to a certain point. This resource sweet spot is likely created as a result of the producer-consumer architecture the program utilizes. With a low number of cores, the shared resource lock for the current job batch is mostly available since a smaller number of threads need to access it. However, as the number of cores increase </w:t>
+      </w:r>
+      <w:proofErr w:type="spellStart"/>
+      <w:r>
+        <w:rPr>
+          <w:sz w:val="24"/>
+          <w:szCs w:val="24"/>
+        </w:rPr>
+        <w:t>the</w:t>
       </w:r>
       <w:r>
         <w:rPr>
@@ -641,6 +1171,7 @@
         </w:rPr>
         <w:t>re</w:t>
       </w:r>
+      <w:proofErr w:type="spellEnd"/>
       <w:r>
         <w:rPr>
           <w:sz w:val="24"/>
@@ -695,6 +1226,7 @@
           <w:sz w:val="24"/>
           <w:szCs w:val="24"/>
         </w:rPr>
+        <w:lastRenderedPageBreak/>
         <w:drawing>
           <wp:inline distT="114300" distB="114300" distL="114300" distR="114300" wp14:anchorId="1AC2B2DA" wp14:editId="3A5417F5">
             <wp:extent cx="3862383" cy="3026197"/>
@@ -761,7 +1293,27 @@
           <w:sz w:val="24"/>
           <w:szCs w:val="24"/>
         </w:rPr>
-        <w:t>Figure 3.2: Pthread CPU Utilization</w:t>
+        <w:t xml:space="preserve">Figure 3.2: </w:t>
+      </w:r>
+      <w:proofErr w:type="spellStart"/>
+      <w:r>
+        <w:rPr>
+          <w:b/>
+          <w:bCs/>
+          <w:sz w:val="24"/>
+          <w:szCs w:val="24"/>
+        </w:rPr>
+        <w:t>Pthread</w:t>
+      </w:r>
+      <w:proofErr w:type="spellEnd"/>
+      <w:r>
+        <w:rPr>
+          <w:b/>
+          <w:bCs/>
+          <w:sz w:val="24"/>
+          <w:szCs w:val="24"/>
+        </w:rPr>
+        <w:t xml:space="preserve"> CPU Utilization</w:t>
       </w:r>
     </w:p>
     <w:p>
@@ -812,7 +1364,23 @@
           <w:sz w:val="24"/>
           <w:szCs w:val="24"/>
         </w:rPr>
-        <w:t>When looking at the CPU utilization of our pthread solution program, it is clear that the 1MB chunk reading limit is keeping our program from using the CPU to the fullest. What is likely happening is that the thread pool is finishing job batches before the main thread can read a new chunk and parse it into a batch. If a dynamic bulk reading system were in place that could change the reading chunk size depending on the number of CPU cores present, then CPU utilization would likely be consistently closer to the upper limit.</w:t>
+        <w:t xml:space="preserve">When looking at the CPU utilization of our </w:t>
+      </w:r>
+      <w:proofErr w:type="spellStart"/>
+      <w:r>
+        <w:rPr>
+          <w:sz w:val="24"/>
+          <w:szCs w:val="24"/>
+        </w:rPr>
+        <w:t>pthread</w:t>
+      </w:r>
+      <w:proofErr w:type="spellEnd"/>
+      <w:r>
+        <w:rPr>
+          <w:sz w:val="24"/>
+          <w:szCs w:val="24"/>
+        </w:rPr>
+        <w:t xml:space="preserve"> solution program, it is clear that the 1MB chunk reading limit is keeping our program from using the CPU to the fullest. What is likely happening is that the thread pool is finishing job batches before the main thread can read a new chunk and parse it into a batch. If a dynamic bulk reading system were in place that could change the reading chunk size depending on the number of CPU cores present, then CPU utilization would likely be consistently closer to the upper limit.</w:t>
       </w:r>
     </w:p>
     <w:p>
@@ -834,7 +1402,6 @@
           <w:sz w:val="24"/>
           <w:szCs w:val="24"/>
         </w:rPr>
-        <w:lastRenderedPageBreak/>
         <w:drawing>
           <wp:inline distT="114300" distB="114300" distL="114300" distR="114300" wp14:anchorId="4727E5C6" wp14:editId="60A6B99D">
             <wp:extent cx="4100376" cy="3195638"/>
@@ -895,7 +1462,29 @@
           <w:sz w:val="24"/>
           <w:szCs w:val="24"/>
         </w:rPr>
-        <w:t>Figure 3.3: Pthread Memory Usage</w:t>
+        <w:t xml:space="preserve">Figure 3.3: </w:t>
+      </w:r>
+      <w:proofErr w:type="spellStart"/>
+      <w:r>
+        <w:rPr>
+          <w:b/>
+          <w:bCs/>
+          <w:color w:val="000000"/>
+          <w:sz w:val="24"/>
+          <w:szCs w:val="24"/>
+        </w:rPr>
+        <w:t>Pthread</w:t>
+      </w:r>
+      <w:proofErr w:type="spellEnd"/>
+      <w:r>
+        <w:rPr>
+          <w:b/>
+          <w:bCs/>
+          <w:color w:val="000000"/>
+          <w:sz w:val="24"/>
+          <w:szCs w:val="24"/>
+        </w:rPr>
+        <w:t xml:space="preserve"> Memory Usage</w:t>
       </w:r>
     </w:p>
     <w:p>
@@ -1509,7 +2098,6 @@
         <w:rPr>
           <w:noProof/>
         </w:rPr>
-        <w:lastRenderedPageBreak/>
         <w:drawing>
           <wp:inline distT="0" distB="0" distL="0" distR="0" wp14:anchorId="77D7C94B" wp14:editId="399E17C7">
             <wp:extent cx="4876800" cy="2833688"/>
@@ -1617,6 +2205,7 @@
         <w:rPr>
           <w:noProof/>
         </w:rPr>
+        <w:lastRenderedPageBreak/>
         <w:drawing>
           <wp:inline distT="0" distB="0" distL="0" distR="0" wp14:anchorId="2719887C" wp14:editId="1995B6BF">
             <wp:extent cx="4891088" cy="2843213"/>
@@ -1709,15 +2298,39 @@
           <w:sz w:val="24"/>
           <w:szCs w:val="24"/>
         </w:rPr>
-        <w:t xml:space="preserve">Compared to the pthread implementation, MPI provided strong </w:t>
-      </w:r>
-      <w:r>
-        <w:rPr>
-          <w:sz w:val="24"/>
-          <w:szCs w:val="24"/>
-        </w:rPr>
-        <w:lastRenderedPageBreak/>
-        <w:t>scaling on a single node but was more sensitive to communication overhead when multiple nodes were used. The pthread solution benefited from shared memory and lower communication cost, while the MPI implementation offered portability to distributed systems at the cost of higher synchronization expense.</w:t>
+        <w:t xml:space="preserve">Compared to the </w:t>
+      </w:r>
+      <w:proofErr w:type="spellStart"/>
+      <w:r>
+        <w:rPr>
+          <w:sz w:val="24"/>
+          <w:szCs w:val="24"/>
+        </w:rPr>
+        <w:t>pthread</w:t>
+      </w:r>
+      <w:proofErr w:type="spellEnd"/>
+      <w:r>
+        <w:rPr>
+          <w:sz w:val="24"/>
+          <w:szCs w:val="24"/>
+        </w:rPr>
+        <w:t xml:space="preserve"> implementation, MPI provided strong scaling on a single node but was more sensitive to communication overhead when multiple nodes were used. The </w:t>
+      </w:r>
+      <w:proofErr w:type="spellStart"/>
+      <w:r>
+        <w:rPr>
+          <w:sz w:val="24"/>
+          <w:szCs w:val="24"/>
+        </w:rPr>
+        <w:t>pthread</w:t>
+      </w:r>
+      <w:proofErr w:type="spellEnd"/>
+      <w:r>
+        <w:rPr>
+          <w:sz w:val="24"/>
+          <w:szCs w:val="24"/>
+        </w:rPr>
+        <w:t xml:space="preserve"> solution benefited from shared memory and lower communication cost, while the MPI implementation offered portability to distributed systems at the cost of higher synchronization expense.</w:t>
       </w:r>
     </w:p>
     <w:p>
@@ -1733,8 +2346,4756 @@
           <w:tab w:val="left" w:pos="4050"/>
           <w:tab w:val="left" w:pos="8640"/>
         </w:tabs>
-        <w:rPr>
-          <w:color w:val="000000"/>
+        <w:ind w:left="720" w:right="720"/>
+        <w:jc w:val="both"/>
+        <w:rPr>
+          <w:sz w:val="24"/>
+          <w:szCs w:val="24"/>
+        </w:rPr>
+      </w:pPr>
+      <w:r>
+        <w:rPr>
+          <w:sz w:val="24"/>
+          <w:szCs w:val="24"/>
+        </w:rPr>
+        <w:t xml:space="preserve">Finally, the OpenMP implementation. Table 2 below </w:t>
+      </w:r>
+      <w:r>
+        <w:rPr>
+          <w:sz w:val="24"/>
+          <w:szCs w:val="24"/>
+        </w:rPr>
+        <w:t xml:space="preserve">shows a chart that measures the </w:t>
+      </w:r>
+      <w:r>
+        <w:rPr>
+          <w:sz w:val="24"/>
+          <w:szCs w:val="24"/>
+        </w:rPr>
+        <w:t xml:space="preserve"> mean execution time</w:t>
+      </w:r>
+      <w:r>
+        <w:rPr>
+          <w:sz w:val="24"/>
+          <w:szCs w:val="24"/>
+        </w:rPr>
+        <w:t xml:space="preserve"> and standard deviation </w:t>
+      </w:r>
+      <w:r>
+        <w:rPr>
+          <w:sz w:val="24"/>
+          <w:szCs w:val="24"/>
+        </w:rPr>
+        <w:t xml:space="preserve">for each configuration tested </w:t>
+      </w:r>
+      <w:r>
+        <w:rPr>
+          <w:sz w:val="24"/>
+          <w:szCs w:val="24"/>
+        </w:rPr>
+        <w:t xml:space="preserve">across 5 different </w:t>
+      </w:r>
+      <w:r>
+        <w:rPr>
+          <w:sz w:val="24"/>
+          <w:szCs w:val="24"/>
+        </w:rPr>
+        <w:t>jobs</w:t>
+      </w:r>
+      <w:r>
+        <w:rPr>
+          <w:sz w:val="24"/>
+          <w:szCs w:val="24"/>
+        </w:rPr>
+        <w:t xml:space="preserve"> </w:t>
+      </w:r>
+      <w:r>
+        <w:rPr>
+          <w:sz w:val="24"/>
+          <w:szCs w:val="24"/>
+        </w:rPr>
+        <w:t xml:space="preserve">executions of the </w:t>
+      </w:r>
+      <w:proofErr w:type="spellStart"/>
+      <w:r>
+        <w:rPr>
+          <w:sz w:val="24"/>
+          <w:szCs w:val="24"/>
+        </w:rPr>
+        <w:t>Slurm</w:t>
+      </w:r>
+      <w:proofErr w:type="spellEnd"/>
+      <w:r>
+        <w:rPr>
+          <w:sz w:val="24"/>
+          <w:szCs w:val="24"/>
+        </w:rPr>
+        <w:t xml:space="preserve"> file.</w:t>
+      </w:r>
+      <w:r>
+        <w:rPr>
+          <w:sz w:val="24"/>
+          <w:szCs w:val="24"/>
+        </w:rPr>
+        <w:t xml:space="preserve"> Figure </w:t>
+      </w:r>
+      <w:r>
+        <w:rPr>
+          <w:sz w:val="24"/>
+          <w:szCs w:val="24"/>
+        </w:rPr>
+        <w:t>3.5 right below the table charts the information.</w:t>
+      </w:r>
+    </w:p>
+    <w:tbl>
+      <w:tblPr>
+        <w:tblW w:w="5395" w:type="dxa"/>
+        <w:jc w:val="center"/>
+        <w:tblLook w:val="04A0" w:firstRow="1" w:lastRow="0" w:firstColumn="1" w:lastColumn="0" w:noHBand="0" w:noVBand="1"/>
+      </w:tblPr>
+      <w:tblGrid>
+        <w:gridCol w:w="2335"/>
+        <w:gridCol w:w="1509"/>
+        <w:gridCol w:w="1551"/>
+      </w:tblGrid>
+      <w:tr>
+        <w:trPr>
+          <w:trHeight w:val="300"/>
+          <w:jc w:val="center"/>
+        </w:trPr>
+        <w:tc>
+          <w:tcPr>
+            <w:tcW w:w="2335" w:type="dxa"/>
+            <w:tcBorders>
+              <w:top w:val="single" w:sz="4" w:space="0" w:color="44B3E1"/>
+              <w:left w:val="single" w:sz="4" w:space="0" w:color="44B3E1"/>
+              <w:bottom w:val="single" w:sz="4" w:space="0" w:color="44B3E1"/>
+              <w:right w:val="nil"/>
+            </w:tcBorders>
+            <w:shd w:val="clear" w:color="156082" w:fill="156082"/>
+            <w:noWrap/>
+            <w:vAlign w:val="bottom"/>
+            <w:hideMark/>
+          </w:tcPr>
+          <w:p>
+            <w:pPr>
+              <w:rPr>
+                <w:rFonts w:ascii="Aptos Narrow" w:hAnsi="Aptos Narrow"/>
+                <w:b/>
+                <w:bCs/>
+                <w:color w:val="FFFFFF"/>
+                <w:sz w:val="22"/>
+                <w:szCs w:val="22"/>
+                <w:lang w:val="en-US"/>
+              </w:rPr>
+            </w:pPr>
+            <w:r>
+              <w:rPr>
+                <w:rFonts w:ascii="Aptos Narrow" w:hAnsi="Aptos Narrow"/>
+                <w:b/>
+                <w:bCs/>
+                <w:color w:val="FFFFFF"/>
+                <w:sz w:val="22"/>
+                <w:szCs w:val="22"/>
+                <w:lang w:val="en-US"/>
+              </w:rPr>
+              <w:t>Configuration</w:t>
+            </w:r>
+          </w:p>
+        </w:tc>
+        <w:tc>
+          <w:tcPr>
+            <w:tcW w:w="1509" w:type="dxa"/>
+            <w:tcBorders>
+              <w:top w:val="single" w:sz="4" w:space="0" w:color="44B3E1"/>
+              <w:left w:val="nil"/>
+              <w:bottom w:val="single" w:sz="4" w:space="0" w:color="44B3E1"/>
+              <w:right w:val="nil"/>
+            </w:tcBorders>
+            <w:shd w:val="clear" w:color="156082" w:fill="156082"/>
+            <w:noWrap/>
+            <w:vAlign w:val="bottom"/>
+            <w:hideMark/>
+          </w:tcPr>
+          <w:p>
+            <w:pPr>
+              <w:rPr>
+                <w:rFonts w:ascii="Aptos Narrow" w:hAnsi="Aptos Narrow"/>
+                <w:b/>
+                <w:bCs/>
+                <w:color w:val="FFFFFF"/>
+                <w:sz w:val="22"/>
+                <w:szCs w:val="22"/>
+                <w:lang w:val="en-US"/>
+              </w:rPr>
+            </w:pPr>
+            <w:r>
+              <w:rPr>
+                <w:rFonts w:ascii="Aptos Narrow" w:hAnsi="Aptos Narrow"/>
+                <w:b/>
+                <w:bCs/>
+                <w:color w:val="FFFFFF"/>
+                <w:sz w:val="22"/>
+                <w:szCs w:val="22"/>
+                <w:lang w:val="en-US"/>
+              </w:rPr>
+              <w:t>Mean Runtime(sec)</w:t>
+            </w:r>
+          </w:p>
+        </w:tc>
+        <w:tc>
+          <w:tcPr>
+            <w:tcW w:w="1551" w:type="dxa"/>
+            <w:tcBorders>
+              <w:top w:val="single" w:sz="4" w:space="0" w:color="44B3E1"/>
+              <w:left w:val="nil"/>
+              <w:bottom w:val="single" w:sz="4" w:space="0" w:color="44B3E1"/>
+              <w:right w:val="single" w:sz="4" w:space="0" w:color="44B3E1"/>
+            </w:tcBorders>
+            <w:shd w:val="clear" w:color="156082" w:fill="156082"/>
+            <w:noWrap/>
+            <w:vAlign w:val="bottom"/>
+            <w:hideMark/>
+          </w:tcPr>
+          <w:p>
+            <w:pPr>
+              <w:rPr>
+                <w:rFonts w:ascii="Aptos Narrow" w:hAnsi="Aptos Narrow"/>
+                <w:b/>
+                <w:bCs/>
+                <w:color w:val="FFFFFF"/>
+                <w:sz w:val="22"/>
+                <w:szCs w:val="22"/>
+                <w:lang w:val="en-US"/>
+              </w:rPr>
+            </w:pPr>
+            <w:r>
+              <w:rPr>
+                <w:rFonts w:ascii="Aptos Narrow" w:hAnsi="Aptos Narrow"/>
+                <w:b/>
+                <w:bCs/>
+                <w:color w:val="FFFFFF"/>
+                <w:sz w:val="22"/>
+                <w:szCs w:val="22"/>
+                <w:lang w:val="en-US"/>
+              </w:rPr>
+              <w:t>St dev (sec)</w:t>
+            </w:r>
+          </w:p>
+        </w:tc>
+      </w:tr>
+      <w:tr>
+        <w:trPr>
+          <w:trHeight w:val="300"/>
+          <w:jc w:val="center"/>
+        </w:trPr>
+        <w:tc>
+          <w:tcPr>
+            <w:tcW w:w="2335" w:type="dxa"/>
+            <w:tcBorders>
+              <w:top w:val="single" w:sz="4" w:space="0" w:color="44B3E1"/>
+              <w:left w:val="single" w:sz="4" w:space="0" w:color="44B3E1"/>
+              <w:bottom w:val="single" w:sz="4" w:space="0" w:color="44B3E1"/>
+              <w:right w:val="nil"/>
+            </w:tcBorders>
+            <w:shd w:val="clear" w:color="C0E6F5" w:fill="C0E6F5"/>
+            <w:noWrap/>
+            <w:vAlign w:val="bottom"/>
+            <w:hideMark/>
+          </w:tcPr>
+          <w:p>
+            <w:pPr>
+              <w:rPr>
+                <w:rFonts w:ascii="Aptos Narrow" w:hAnsi="Aptos Narrow"/>
+                <w:color w:val="000000"/>
+                <w:sz w:val="22"/>
+                <w:szCs w:val="22"/>
+                <w:lang w:val="en-US"/>
+              </w:rPr>
+            </w:pPr>
+            <w:r>
+              <w:rPr>
+                <w:rFonts w:ascii="Aptos Narrow" w:hAnsi="Aptos Narrow"/>
+                <w:color w:val="000000"/>
+                <w:sz w:val="22"/>
+                <w:szCs w:val="22"/>
+                <w:lang w:val="en-US"/>
+              </w:rPr>
+              <w:t>1Cores- 64MB</w:t>
+            </w:r>
+          </w:p>
+        </w:tc>
+        <w:tc>
+          <w:tcPr>
+            <w:tcW w:w="1509" w:type="dxa"/>
+            <w:tcBorders>
+              <w:top w:val="single" w:sz="4" w:space="0" w:color="44B3E1"/>
+              <w:left w:val="nil"/>
+              <w:bottom w:val="single" w:sz="4" w:space="0" w:color="44B3E1"/>
+              <w:right w:val="nil"/>
+            </w:tcBorders>
+            <w:shd w:val="clear" w:color="C0E6F5" w:fill="C0E6F5"/>
+            <w:noWrap/>
+            <w:vAlign w:val="bottom"/>
+            <w:hideMark/>
+          </w:tcPr>
+          <w:p>
+            <w:pPr>
+              <w:jc w:val="right"/>
+              <w:rPr>
+                <w:rFonts w:ascii="Aptos Narrow" w:hAnsi="Aptos Narrow"/>
+                <w:color w:val="000000"/>
+                <w:sz w:val="22"/>
+                <w:szCs w:val="22"/>
+                <w:lang w:val="en-US"/>
+              </w:rPr>
+            </w:pPr>
+            <w:r>
+              <w:rPr>
+                <w:rFonts w:ascii="Aptos Narrow" w:hAnsi="Aptos Narrow"/>
+                <w:color w:val="000000"/>
+                <w:sz w:val="22"/>
+                <w:szCs w:val="22"/>
+                <w:lang w:val="en-US"/>
+              </w:rPr>
+              <w:t>12.1346</w:t>
+            </w:r>
+          </w:p>
+        </w:tc>
+        <w:tc>
+          <w:tcPr>
+            <w:tcW w:w="1551" w:type="dxa"/>
+            <w:tcBorders>
+              <w:top w:val="single" w:sz="4" w:space="0" w:color="44B3E1"/>
+              <w:left w:val="nil"/>
+              <w:bottom w:val="single" w:sz="4" w:space="0" w:color="44B3E1"/>
+              <w:right w:val="single" w:sz="4" w:space="0" w:color="44B3E1"/>
+            </w:tcBorders>
+            <w:shd w:val="clear" w:color="C0E6F5" w:fill="C0E6F5"/>
+            <w:noWrap/>
+            <w:vAlign w:val="bottom"/>
+            <w:hideMark/>
+          </w:tcPr>
+          <w:p>
+            <w:pPr>
+              <w:jc w:val="right"/>
+              <w:rPr>
+                <w:rFonts w:ascii="Aptos Narrow" w:hAnsi="Aptos Narrow"/>
+                <w:color w:val="000000"/>
+                <w:sz w:val="22"/>
+                <w:szCs w:val="22"/>
+                <w:lang w:val="en-US"/>
+              </w:rPr>
+            </w:pPr>
+            <w:r>
+              <w:rPr>
+                <w:rFonts w:ascii="Aptos Narrow" w:hAnsi="Aptos Narrow"/>
+                <w:color w:val="000000"/>
+                <w:sz w:val="22"/>
+                <w:szCs w:val="22"/>
+                <w:lang w:val="en-US"/>
+              </w:rPr>
+              <w:t>7.1363</w:t>
+            </w:r>
+          </w:p>
+        </w:tc>
+      </w:tr>
+      <w:tr>
+        <w:trPr>
+          <w:trHeight w:val="300"/>
+          <w:jc w:val="center"/>
+        </w:trPr>
+        <w:tc>
+          <w:tcPr>
+            <w:tcW w:w="2335" w:type="dxa"/>
+            <w:tcBorders>
+              <w:top w:val="single" w:sz="4" w:space="0" w:color="44B3E1"/>
+              <w:left w:val="single" w:sz="4" w:space="0" w:color="44B3E1"/>
+              <w:bottom w:val="single" w:sz="4" w:space="0" w:color="44B3E1"/>
+              <w:right w:val="nil"/>
+            </w:tcBorders>
+            <w:noWrap/>
+            <w:vAlign w:val="bottom"/>
+            <w:hideMark/>
+          </w:tcPr>
+          <w:p>
+            <w:pPr>
+              <w:rPr>
+                <w:rFonts w:ascii="Aptos Narrow" w:hAnsi="Aptos Narrow"/>
+                <w:color w:val="000000"/>
+                <w:sz w:val="22"/>
+                <w:szCs w:val="22"/>
+                <w:lang w:val="en-US"/>
+              </w:rPr>
+            </w:pPr>
+            <w:r>
+              <w:rPr>
+                <w:rFonts w:ascii="Aptos Narrow" w:hAnsi="Aptos Narrow"/>
+                <w:color w:val="000000"/>
+                <w:sz w:val="22"/>
+                <w:szCs w:val="22"/>
+                <w:lang w:val="en-US"/>
+              </w:rPr>
+              <w:t>1Cores- 128MB</w:t>
+            </w:r>
+          </w:p>
+        </w:tc>
+        <w:tc>
+          <w:tcPr>
+            <w:tcW w:w="1509" w:type="dxa"/>
+            <w:tcBorders>
+              <w:top w:val="single" w:sz="4" w:space="0" w:color="44B3E1"/>
+              <w:left w:val="nil"/>
+              <w:bottom w:val="single" w:sz="4" w:space="0" w:color="44B3E1"/>
+              <w:right w:val="nil"/>
+            </w:tcBorders>
+            <w:noWrap/>
+            <w:vAlign w:val="bottom"/>
+            <w:hideMark/>
+          </w:tcPr>
+          <w:p>
+            <w:pPr>
+              <w:jc w:val="right"/>
+              <w:rPr>
+                <w:rFonts w:ascii="Aptos Narrow" w:hAnsi="Aptos Narrow"/>
+                <w:color w:val="000000"/>
+                <w:sz w:val="22"/>
+                <w:szCs w:val="22"/>
+                <w:lang w:val="en-US"/>
+              </w:rPr>
+            </w:pPr>
+            <w:r>
+              <w:rPr>
+                <w:rFonts w:ascii="Aptos Narrow" w:hAnsi="Aptos Narrow"/>
+                <w:color w:val="000000"/>
+                <w:sz w:val="22"/>
+                <w:szCs w:val="22"/>
+                <w:lang w:val="en-US"/>
+              </w:rPr>
+              <w:t>11.1634</w:t>
+            </w:r>
+          </w:p>
+        </w:tc>
+        <w:tc>
+          <w:tcPr>
+            <w:tcW w:w="1551" w:type="dxa"/>
+            <w:tcBorders>
+              <w:top w:val="single" w:sz="4" w:space="0" w:color="44B3E1"/>
+              <w:left w:val="nil"/>
+              <w:bottom w:val="single" w:sz="4" w:space="0" w:color="44B3E1"/>
+              <w:right w:val="single" w:sz="4" w:space="0" w:color="44B3E1"/>
+            </w:tcBorders>
+            <w:noWrap/>
+            <w:vAlign w:val="bottom"/>
+            <w:hideMark/>
+          </w:tcPr>
+          <w:p>
+            <w:pPr>
+              <w:jc w:val="right"/>
+              <w:rPr>
+                <w:rFonts w:ascii="Aptos Narrow" w:hAnsi="Aptos Narrow"/>
+                <w:color w:val="000000"/>
+                <w:sz w:val="22"/>
+                <w:szCs w:val="22"/>
+                <w:lang w:val="en-US"/>
+              </w:rPr>
+            </w:pPr>
+            <w:r>
+              <w:rPr>
+                <w:rFonts w:ascii="Aptos Narrow" w:hAnsi="Aptos Narrow"/>
+                <w:color w:val="000000"/>
+                <w:sz w:val="22"/>
+                <w:szCs w:val="22"/>
+                <w:lang w:val="en-US"/>
+              </w:rPr>
+              <w:t>7.431</w:t>
+            </w:r>
+            <w:r>
+              <w:rPr>
+                <w:rFonts w:ascii="Aptos Narrow" w:hAnsi="Aptos Narrow"/>
+                <w:color w:val="000000"/>
+                <w:sz w:val="22"/>
+                <w:szCs w:val="22"/>
+                <w:lang w:val="en-US"/>
+              </w:rPr>
+              <w:t>8</w:t>
+            </w:r>
+          </w:p>
+        </w:tc>
+      </w:tr>
+      <w:tr>
+        <w:trPr>
+          <w:trHeight w:val="300"/>
+          <w:jc w:val="center"/>
+        </w:trPr>
+        <w:tc>
+          <w:tcPr>
+            <w:tcW w:w="2335" w:type="dxa"/>
+            <w:tcBorders>
+              <w:top w:val="single" w:sz="4" w:space="0" w:color="44B3E1"/>
+              <w:left w:val="single" w:sz="4" w:space="0" w:color="44B3E1"/>
+              <w:bottom w:val="single" w:sz="4" w:space="0" w:color="44B3E1"/>
+              <w:right w:val="nil"/>
+            </w:tcBorders>
+            <w:shd w:val="clear" w:color="C0E6F5" w:fill="C0E6F5"/>
+            <w:noWrap/>
+            <w:vAlign w:val="bottom"/>
+            <w:hideMark/>
+          </w:tcPr>
+          <w:p>
+            <w:pPr>
+              <w:rPr>
+                <w:rFonts w:ascii="Aptos Narrow" w:hAnsi="Aptos Narrow"/>
+                <w:color w:val="000000"/>
+                <w:sz w:val="22"/>
+                <w:szCs w:val="22"/>
+                <w:lang w:val="en-US"/>
+              </w:rPr>
+            </w:pPr>
+            <w:r>
+              <w:rPr>
+                <w:rFonts w:ascii="Aptos Narrow" w:hAnsi="Aptos Narrow"/>
+                <w:color w:val="000000"/>
+                <w:sz w:val="22"/>
+                <w:szCs w:val="22"/>
+                <w:lang w:val="en-US"/>
+              </w:rPr>
+              <w:t>1Cores- 256MB</w:t>
+            </w:r>
+          </w:p>
+        </w:tc>
+        <w:tc>
+          <w:tcPr>
+            <w:tcW w:w="1509" w:type="dxa"/>
+            <w:tcBorders>
+              <w:top w:val="single" w:sz="4" w:space="0" w:color="44B3E1"/>
+              <w:left w:val="nil"/>
+              <w:bottom w:val="single" w:sz="4" w:space="0" w:color="44B3E1"/>
+              <w:right w:val="nil"/>
+            </w:tcBorders>
+            <w:shd w:val="clear" w:color="C0E6F5" w:fill="C0E6F5"/>
+            <w:noWrap/>
+            <w:vAlign w:val="bottom"/>
+            <w:hideMark/>
+          </w:tcPr>
+          <w:p>
+            <w:pPr>
+              <w:jc w:val="right"/>
+              <w:rPr>
+                <w:rFonts w:ascii="Aptos Narrow" w:hAnsi="Aptos Narrow"/>
+                <w:color w:val="000000"/>
+                <w:sz w:val="22"/>
+                <w:szCs w:val="22"/>
+                <w:lang w:val="en-US"/>
+              </w:rPr>
+            </w:pPr>
+            <w:r>
+              <w:rPr>
+                <w:rFonts w:ascii="Aptos Narrow" w:hAnsi="Aptos Narrow"/>
+                <w:color w:val="000000"/>
+                <w:sz w:val="22"/>
+                <w:szCs w:val="22"/>
+                <w:lang w:val="en-US"/>
+              </w:rPr>
+              <w:t>11.456</w:t>
+            </w:r>
+            <w:r>
+              <w:rPr>
+                <w:rFonts w:ascii="Aptos Narrow" w:hAnsi="Aptos Narrow"/>
+                <w:color w:val="000000"/>
+                <w:sz w:val="22"/>
+                <w:szCs w:val="22"/>
+                <w:lang w:val="en-US"/>
+              </w:rPr>
+              <w:t>1</w:t>
+            </w:r>
+          </w:p>
+        </w:tc>
+        <w:tc>
+          <w:tcPr>
+            <w:tcW w:w="1551" w:type="dxa"/>
+            <w:tcBorders>
+              <w:top w:val="single" w:sz="4" w:space="0" w:color="44B3E1"/>
+              <w:left w:val="nil"/>
+              <w:bottom w:val="single" w:sz="4" w:space="0" w:color="44B3E1"/>
+              <w:right w:val="single" w:sz="4" w:space="0" w:color="44B3E1"/>
+            </w:tcBorders>
+            <w:shd w:val="clear" w:color="C0E6F5" w:fill="C0E6F5"/>
+            <w:noWrap/>
+            <w:vAlign w:val="bottom"/>
+            <w:hideMark/>
+          </w:tcPr>
+          <w:p>
+            <w:pPr>
+              <w:jc w:val="right"/>
+              <w:rPr>
+                <w:rFonts w:ascii="Aptos Narrow" w:hAnsi="Aptos Narrow"/>
+                <w:color w:val="000000"/>
+                <w:sz w:val="22"/>
+                <w:szCs w:val="22"/>
+                <w:lang w:val="en-US"/>
+              </w:rPr>
+            </w:pPr>
+            <w:r>
+              <w:rPr>
+                <w:rFonts w:ascii="Aptos Narrow" w:hAnsi="Aptos Narrow"/>
+                <w:color w:val="000000"/>
+                <w:sz w:val="22"/>
+                <w:szCs w:val="22"/>
+                <w:lang w:val="en-US"/>
+              </w:rPr>
+              <w:t>7.951</w:t>
+            </w:r>
+            <w:r>
+              <w:rPr>
+                <w:rFonts w:ascii="Aptos Narrow" w:hAnsi="Aptos Narrow"/>
+                <w:color w:val="000000"/>
+                <w:sz w:val="22"/>
+                <w:szCs w:val="22"/>
+                <w:lang w:val="en-US"/>
+              </w:rPr>
+              <w:t>8</w:t>
+            </w:r>
+          </w:p>
+        </w:tc>
+      </w:tr>
+      <w:tr>
+        <w:trPr>
+          <w:trHeight w:val="300"/>
+          <w:jc w:val="center"/>
+        </w:trPr>
+        <w:tc>
+          <w:tcPr>
+            <w:tcW w:w="2335" w:type="dxa"/>
+            <w:tcBorders>
+              <w:top w:val="single" w:sz="4" w:space="0" w:color="44B3E1"/>
+              <w:left w:val="single" w:sz="4" w:space="0" w:color="44B3E1"/>
+              <w:bottom w:val="single" w:sz="4" w:space="0" w:color="44B3E1"/>
+              <w:right w:val="nil"/>
+            </w:tcBorders>
+            <w:noWrap/>
+            <w:vAlign w:val="bottom"/>
+            <w:hideMark/>
+          </w:tcPr>
+          <w:p>
+            <w:pPr>
+              <w:rPr>
+                <w:rFonts w:ascii="Aptos Narrow" w:hAnsi="Aptos Narrow"/>
+                <w:color w:val="000000"/>
+                <w:sz w:val="22"/>
+                <w:szCs w:val="22"/>
+                <w:lang w:val="en-US"/>
+              </w:rPr>
+            </w:pPr>
+            <w:r>
+              <w:rPr>
+                <w:rFonts w:ascii="Aptos Narrow" w:hAnsi="Aptos Narrow"/>
+                <w:color w:val="000000"/>
+                <w:sz w:val="22"/>
+                <w:szCs w:val="22"/>
+                <w:lang w:val="en-US"/>
+              </w:rPr>
+              <w:t>1Cores- 512MB</w:t>
+            </w:r>
+          </w:p>
+        </w:tc>
+        <w:tc>
+          <w:tcPr>
+            <w:tcW w:w="1509" w:type="dxa"/>
+            <w:tcBorders>
+              <w:top w:val="single" w:sz="4" w:space="0" w:color="44B3E1"/>
+              <w:left w:val="nil"/>
+              <w:bottom w:val="single" w:sz="4" w:space="0" w:color="44B3E1"/>
+              <w:right w:val="nil"/>
+            </w:tcBorders>
+            <w:noWrap/>
+            <w:vAlign w:val="bottom"/>
+            <w:hideMark/>
+          </w:tcPr>
+          <w:p>
+            <w:pPr>
+              <w:jc w:val="right"/>
+              <w:rPr>
+                <w:rFonts w:ascii="Aptos Narrow" w:hAnsi="Aptos Narrow"/>
+                <w:color w:val="000000"/>
+                <w:sz w:val="22"/>
+                <w:szCs w:val="22"/>
+                <w:lang w:val="en-US"/>
+              </w:rPr>
+            </w:pPr>
+            <w:r>
+              <w:rPr>
+                <w:rFonts w:ascii="Aptos Narrow" w:hAnsi="Aptos Narrow"/>
+                <w:color w:val="000000"/>
+                <w:sz w:val="22"/>
+                <w:szCs w:val="22"/>
+                <w:lang w:val="en-US"/>
+              </w:rPr>
+              <w:t>10.4670</w:t>
+            </w:r>
+          </w:p>
+        </w:tc>
+        <w:tc>
+          <w:tcPr>
+            <w:tcW w:w="1551" w:type="dxa"/>
+            <w:tcBorders>
+              <w:top w:val="single" w:sz="4" w:space="0" w:color="44B3E1"/>
+              <w:left w:val="nil"/>
+              <w:bottom w:val="single" w:sz="4" w:space="0" w:color="44B3E1"/>
+              <w:right w:val="single" w:sz="4" w:space="0" w:color="44B3E1"/>
+            </w:tcBorders>
+            <w:noWrap/>
+            <w:vAlign w:val="bottom"/>
+            <w:hideMark/>
+          </w:tcPr>
+          <w:p>
+            <w:pPr>
+              <w:jc w:val="right"/>
+              <w:rPr>
+                <w:rFonts w:ascii="Aptos Narrow" w:hAnsi="Aptos Narrow"/>
+                <w:color w:val="000000"/>
+                <w:sz w:val="22"/>
+                <w:szCs w:val="22"/>
+                <w:lang w:val="en-US"/>
+              </w:rPr>
+            </w:pPr>
+            <w:r>
+              <w:rPr>
+                <w:rFonts w:ascii="Aptos Narrow" w:hAnsi="Aptos Narrow"/>
+                <w:color w:val="000000"/>
+                <w:sz w:val="22"/>
+                <w:szCs w:val="22"/>
+                <w:lang w:val="en-US"/>
+              </w:rPr>
+              <w:t>6.733</w:t>
+            </w:r>
+            <w:r>
+              <w:rPr>
+                <w:rFonts w:ascii="Aptos Narrow" w:hAnsi="Aptos Narrow"/>
+                <w:color w:val="000000"/>
+                <w:sz w:val="22"/>
+                <w:szCs w:val="22"/>
+                <w:lang w:val="en-US"/>
+              </w:rPr>
+              <w:t>1</w:t>
+            </w:r>
+          </w:p>
+        </w:tc>
+      </w:tr>
+      <w:tr>
+        <w:trPr>
+          <w:trHeight w:val="300"/>
+          <w:jc w:val="center"/>
+        </w:trPr>
+        <w:tc>
+          <w:tcPr>
+            <w:tcW w:w="2335" w:type="dxa"/>
+            <w:tcBorders>
+              <w:top w:val="single" w:sz="4" w:space="0" w:color="44B3E1"/>
+              <w:left w:val="single" w:sz="4" w:space="0" w:color="44B3E1"/>
+              <w:bottom w:val="single" w:sz="4" w:space="0" w:color="44B3E1"/>
+              <w:right w:val="nil"/>
+            </w:tcBorders>
+            <w:shd w:val="clear" w:color="C0E6F5" w:fill="C0E6F5"/>
+            <w:noWrap/>
+            <w:vAlign w:val="bottom"/>
+            <w:hideMark/>
+          </w:tcPr>
+          <w:p>
+            <w:pPr>
+              <w:rPr>
+                <w:rFonts w:ascii="Aptos Narrow" w:hAnsi="Aptos Narrow"/>
+                <w:color w:val="000000"/>
+                <w:sz w:val="22"/>
+                <w:szCs w:val="22"/>
+                <w:lang w:val="en-US"/>
+              </w:rPr>
+            </w:pPr>
+            <w:r>
+              <w:rPr>
+                <w:rFonts w:ascii="Aptos Narrow" w:hAnsi="Aptos Narrow"/>
+                <w:color w:val="000000"/>
+                <w:sz w:val="22"/>
+                <w:szCs w:val="22"/>
+                <w:lang w:val="en-US"/>
+              </w:rPr>
+              <w:t>1Cores- 1GB</w:t>
+            </w:r>
+          </w:p>
+        </w:tc>
+        <w:tc>
+          <w:tcPr>
+            <w:tcW w:w="1509" w:type="dxa"/>
+            <w:tcBorders>
+              <w:top w:val="single" w:sz="4" w:space="0" w:color="44B3E1"/>
+              <w:left w:val="nil"/>
+              <w:bottom w:val="single" w:sz="4" w:space="0" w:color="44B3E1"/>
+              <w:right w:val="nil"/>
+            </w:tcBorders>
+            <w:shd w:val="clear" w:color="C0E6F5" w:fill="C0E6F5"/>
+            <w:noWrap/>
+            <w:vAlign w:val="bottom"/>
+            <w:hideMark/>
+          </w:tcPr>
+          <w:p>
+            <w:pPr>
+              <w:jc w:val="right"/>
+              <w:rPr>
+                <w:rFonts w:ascii="Aptos Narrow" w:hAnsi="Aptos Narrow"/>
+                <w:color w:val="000000"/>
+                <w:sz w:val="22"/>
+                <w:szCs w:val="22"/>
+                <w:lang w:val="en-US"/>
+              </w:rPr>
+            </w:pPr>
+            <w:r>
+              <w:rPr>
+                <w:rFonts w:ascii="Aptos Narrow" w:hAnsi="Aptos Narrow"/>
+                <w:color w:val="000000"/>
+                <w:sz w:val="22"/>
+                <w:szCs w:val="22"/>
+                <w:lang w:val="en-US"/>
+              </w:rPr>
+              <w:t>10.1310</w:t>
+            </w:r>
+          </w:p>
+        </w:tc>
+        <w:tc>
+          <w:tcPr>
+            <w:tcW w:w="1551" w:type="dxa"/>
+            <w:tcBorders>
+              <w:top w:val="single" w:sz="4" w:space="0" w:color="44B3E1"/>
+              <w:left w:val="nil"/>
+              <w:bottom w:val="single" w:sz="4" w:space="0" w:color="44B3E1"/>
+              <w:right w:val="single" w:sz="4" w:space="0" w:color="44B3E1"/>
+            </w:tcBorders>
+            <w:shd w:val="clear" w:color="C0E6F5" w:fill="C0E6F5"/>
+            <w:noWrap/>
+            <w:vAlign w:val="bottom"/>
+            <w:hideMark/>
+          </w:tcPr>
+          <w:p>
+            <w:pPr>
+              <w:jc w:val="right"/>
+              <w:rPr>
+                <w:rFonts w:ascii="Aptos Narrow" w:hAnsi="Aptos Narrow"/>
+                <w:color w:val="000000"/>
+                <w:sz w:val="22"/>
+                <w:szCs w:val="22"/>
+                <w:lang w:val="en-US"/>
+              </w:rPr>
+            </w:pPr>
+            <w:r>
+              <w:rPr>
+                <w:rFonts w:ascii="Aptos Narrow" w:hAnsi="Aptos Narrow"/>
+                <w:color w:val="000000"/>
+                <w:sz w:val="22"/>
+                <w:szCs w:val="22"/>
+                <w:lang w:val="en-US"/>
+              </w:rPr>
+              <w:t>6.2943</w:t>
+            </w:r>
+          </w:p>
+        </w:tc>
+      </w:tr>
+      <w:tr>
+        <w:trPr>
+          <w:trHeight w:val="300"/>
+          <w:jc w:val="center"/>
+        </w:trPr>
+        <w:tc>
+          <w:tcPr>
+            <w:tcW w:w="2335" w:type="dxa"/>
+            <w:tcBorders>
+              <w:top w:val="single" w:sz="4" w:space="0" w:color="44B3E1"/>
+              <w:left w:val="single" w:sz="4" w:space="0" w:color="44B3E1"/>
+              <w:bottom w:val="single" w:sz="4" w:space="0" w:color="44B3E1"/>
+              <w:right w:val="nil"/>
+            </w:tcBorders>
+            <w:noWrap/>
+            <w:vAlign w:val="bottom"/>
+            <w:hideMark/>
+          </w:tcPr>
+          <w:p>
+            <w:pPr>
+              <w:rPr>
+                <w:rFonts w:ascii="Aptos Narrow" w:hAnsi="Aptos Narrow"/>
+                <w:color w:val="000000"/>
+                <w:sz w:val="22"/>
+                <w:szCs w:val="22"/>
+                <w:lang w:val="en-US"/>
+              </w:rPr>
+            </w:pPr>
+            <w:r>
+              <w:rPr>
+                <w:rFonts w:ascii="Aptos Narrow" w:hAnsi="Aptos Narrow"/>
+                <w:color w:val="000000"/>
+                <w:sz w:val="22"/>
+                <w:szCs w:val="22"/>
+                <w:lang w:val="en-US"/>
+              </w:rPr>
+              <w:t>1Cores- 1536MB</w:t>
+            </w:r>
+          </w:p>
+        </w:tc>
+        <w:tc>
+          <w:tcPr>
+            <w:tcW w:w="1509" w:type="dxa"/>
+            <w:tcBorders>
+              <w:top w:val="single" w:sz="4" w:space="0" w:color="44B3E1"/>
+              <w:left w:val="nil"/>
+              <w:bottom w:val="single" w:sz="4" w:space="0" w:color="44B3E1"/>
+              <w:right w:val="nil"/>
+            </w:tcBorders>
+            <w:noWrap/>
+            <w:vAlign w:val="bottom"/>
+            <w:hideMark/>
+          </w:tcPr>
+          <w:p>
+            <w:pPr>
+              <w:jc w:val="right"/>
+              <w:rPr>
+                <w:rFonts w:ascii="Aptos Narrow" w:hAnsi="Aptos Narrow"/>
+                <w:color w:val="000000"/>
+                <w:sz w:val="22"/>
+                <w:szCs w:val="22"/>
+                <w:lang w:val="en-US"/>
+              </w:rPr>
+            </w:pPr>
+            <w:r>
+              <w:rPr>
+                <w:rFonts w:ascii="Aptos Narrow" w:hAnsi="Aptos Narrow"/>
+                <w:color w:val="000000"/>
+                <w:sz w:val="22"/>
+                <w:szCs w:val="22"/>
+                <w:lang w:val="en-US"/>
+              </w:rPr>
+              <w:t>7.9266</w:t>
+            </w:r>
+          </w:p>
+        </w:tc>
+        <w:tc>
+          <w:tcPr>
+            <w:tcW w:w="1551" w:type="dxa"/>
+            <w:tcBorders>
+              <w:top w:val="single" w:sz="4" w:space="0" w:color="44B3E1"/>
+              <w:left w:val="nil"/>
+              <w:bottom w:val="single" w:sz="4" w:space="0" w:color="44B3E1"/>
+              <w:right w:val="single" w:sz="4" w:space="0" w:color="44B3E1"/>
+            </w:tcBorders>
+            <w:noWrap/>
+            <w:vAlign w:val="bottom"/>
+            <w:hideMark/>
+          </w:tcPr>
+          <w:p>
+            <w:pPr>
+              <w:jc w:val="right"/>
+              <w:rPr>
+                <w:rFonts w:ascii="Aptos Narrow" w:hAnsi="Aptos Narrow"/>
+                <w:color w:val="000000"/>
+                <w:sz w:val="22"/>
+                <w:szCs w:val="22"/>
+                <w:lang w:val="en-US"/>
+              </w:rPr>
+            </w:pPr>
+            <w:r>
+              <w:rPr>
+                <w:rFonts w:ascii="Aptos Narrow" w:hAnsi="Aptos Narrow"/>
+                <w:color w:val="000000"/>
+                <w:sz w:val="22"/>
+                <w:szCs w:val="22"/>
+                <w:lang w:val="en-US"/>
+              </w:rPr>
+              <w:t>3.233</w:t>
+            </w:r>
+            <w:r>
+              <w:rPr>
+                <w:rFonts w:ascii="Aptos Narrow" w:hAnsi="Aptos Narrow"/>
+                <w:color w:val="000000"/>
+                <w:sz w:val="22"/>
+                <w:szCs w:val="22"/>
+                <w:lang w:val="en-US"/>
+              </w:rPr>
+              <w:t>3</w:t>
+            </w:r>
+          </w:p>
+        </w:tc>
+      </w:tr>
+      <w:tr>
+        <w:trPr>
+          <w:trHeight w:val="300"/>
+          <w:jc w:val="center"/>
+        </w:trPr>
+        <w:tc>
+          <w:tcPr>
+            <w:tcW w:w="2335" w:type="dxa"/>
+            <w:tcBorders>
+              <w:top w:val="single" w:sz="4" w:space="0" w:color="44B3E1"/>
+              <w:left w:val="single" w:sz="4" w:space="0" w:color="44B3E1"/>
+              <w:bottom w:val="single" w:sz="4" w:space="0" w:color="44B3E1"/>
+              <w:right w:val="nil"/>
+            </w:tcBorders>
+            <w:shd w:val="clear" w:color="C0E6F5" w:fill="C0E6F5"/>
+            <w:noWrap/>
+            <w:vAlign w:val="bottom"/>
+            <w:hideMark/>
+          </w:tcPr>
+          <w:p>
+            <w:pPr>
+              <w:rPr>
+                <w:rFonts w:ascii="Aptos Narrow" w:hAnsi="Aptos Narrow"/>
+                <w:color w:val="000000"/>
+                <w:sz w:val="22"/>
+                <w:szCs w:val="22"/>
+                <w:lang w:val="en-US"/>
+              </w:rPr>
+            </w:pPr>
+            <w:r>
+              <w:rPr>
+                <w:rFonts w:ascii="Aptos Narrow" w:hAnsi="Aptos Narrow"/>
+                <w:color w:val="000000"/>
+                <w:sz w:val="22"/>
+                <w:szCs w:val="22"/>
+                <w:lang w:val="en-US"/>
+              </w:rPr>
+              <w:t>2Cores- 64MB</w:t>
+            </w:r>
+          </w:p>
+        </w:tc>
+        <w:tc>
+          <w:tcPr>
+            <w:tcW w:w="1509" w:type="dxa"/>
+            <w:tcBorders>
+              <w:top w:val="single" w:sz="4" w:space="0" w:color="44B3E1"/>
+              <w:left w:val="nil"/>
+              <w:bottom w:val="single" w:sz="4" w:space="0" w:color="44B3E1"/>
+              <w:right w:val="nil"/>
+            </w:tcBorders>
+            <w:shd w:val="clear" w:color="C0E6F5" w:fill="C0E6F5"/>
+            <w:noWrap/>
+            <w:vAlign w:val="bottom"/>
+            <w:hideMark/>
+          </w:tcPr>
+          <w:p>
+            <w:pPr>
+              <w:jc w:val="right"/>
+              <w:rPr>
+                <w:rFonts w:ascii="Aptos Narrow" w:hAnsi="Aptos Narrow"/>
+                <w:color w:val="000000"/>
+                <w:sz w:val="22"/>
+                <w:szCs w:val="22"/>
+                <w:lang w:val="en-US"/>
+              </w:rPr>
+            </w:pPr>
+            <w:r>
+              <w:rPr>
+                <w:rFonts w:ascii="Aptos Narrow" w:hAnsi="Aptos Narrow"/>
+                <w:color w:val="000000"/>
+                <w:sz w:val="22"/>
+                <w:szCs w:val="22"/>
+                <w:lang w:val="en-US"/>
+              </w:rPr>
+              <w:t>3.387</w:t>
+            </w:r>
+            <w:r>
+              <w:rPr>
+                <w:rFonts w:ascii="Aptos Narrow" w:hAnsi="Aptos Narrow"/>
+                <w:color w:val="000000"/>
+                <w:sz w:val="22"/>
+                <w:szCs w:val="22"/>
+                <w:lang w:val="en-US"/>
+              </w:rPr>
+              <w:t>6</w:t>
+            </w:r>
+          </w:p>
+        </w:tc>
+        <w:tc>
+          <w:tcPr>
+            <w:tcW w:w="1551" w:type="dxa"/>
+            <w:tcBorders>
+              <w:top w:val="single" w:sz="4" w:space="0" w:color="44B3E1"/>
+              <w:left w:val="nil"/>
+              <w:bottom w:val="single" w:sz="4" w:space="0" w:color="44B3E1"/>
+              <w:right w:val="single" w:sz="4" w:space="0" w:color="44B3E1"/>
+            </w:tcBorders>
+            <w:shd w:val="clear" w:color="C0E6F5" w:fill="C0E6F5"/>
+            <w:noWrap/>
+            <w:vAlign w:val="bottom"/>
+            <w:hideMark/>
+          </w:tcPr>
+          <w:p>
+            <w:pPr>
+              <w:jc w:val="right"/>
+              <w:rPr>
+                <w:rFonts w:ascii="Aptos Narrow" w:hAnsi="Aptos Narrow"/>
+                <w:color w:val="000000"/>
+                <w:sz w:val="22"/>
+                <w:szCs w:val="22"/>
+                <w:lang w:val="en-US"/>
+              </w:rPr>
+            </w:pPr>
+            <w:r>
+              <w:rPr>
+                <w:rFonts w:ascii="Aptos Narrow" w:hAnsi="Aptos Narrow"/>
+                <w:color w:val="000000"/>
+                <w:sz w:val="22"/>
+                <w:szCs w:val="22"/>
+                <w:lang w:val="en-US"/>
+              </w:rPr>
+              <w:t>0.101</w:t>
+            </w:r>
+            <w:r>
+              <w:rPr>
+                <w:rFonts w:ascii="Aptos Narrow" w:hAnsi="Aptos Narrow"/>
+                <w:color w:val="000000"/>
+                <w:sz w:val="22"/>
+                <w:szCs w:val="22"/>
+                <w:lang w:val="en-US"/>
+              </w:rPr>
+              <w:t>6</w:t>
+            </w:r>
+          </w:p>
+        </w:tc>
+      </w:tr>
+      <w:tr>
+        <w:trPr>
+          <w:trHeight w:val="300"/>
+          <w:jc w:val="center"/>
+        </w:trPr>
+        <w:tc>
+          <w:tcPr>
+            <w:tcW w:w="2335" w:type="dxa"/>
+            <w:tcBorders>
+              <w:top w:val="single" w:sz="4" w:space="0" w:color="44B3E1"/>
+              <w:left w:val="single" w:sz="4" w:space="0" w:color="44B3E1"/>
+              <w:bottom w:val="single" w:sz="4" w:space="0" w:color="44B3E1"/>
+              <w:right w:val="nil"/>
+            </w:tcBorders>
+            <w:noWrap/>
+            <w:vAlign w:val="bottom"/>
+            <w:hideMark/>
+          </w:tcPr>
+          <w:p>
+            <w:pPr>
+              <w:rPr>
+                <w:rFonts w:ascii="Aptos Narrow" w:hAnsi="Aptos Narrow"/>
+                <w:color w:val="000000"/>
+                <w:sz w:val="22"/>
+                <w:szCs w:val="22"/>
+                <w:lang w:val="en-US"/>
+              </w:rPr>
+            </w:pPr>
+            <w:r>
+              <w:rPr>
+                <w:rFonts w:ascii="Aptos Narrow" w:hAnsi="Aptos Narrow"/>
+                <w:color w:val="000000"/>
+                <w:sz w:val="22"/>
+                <w:szCs w:val="22"/>
+                <w:lang w:val="en-US"/>
+              </w:rPr>
+              <w:t>2Cores- 128MB</w:t>
+            </w:r>
+          </w:p>
+        </w:tc>
+        <w:tc>
+          <w:tcPr>
+            <w:tcW w:w="1509" w:type="dxa"/>
+            <w:tcBorders>
+              <w:top w:val="single" w:sz="4" w:space="0" w:color="44B3E1"/>
+              <w:left w:val="nil"/>
+              <w:bottom w:val="single" w:sz="4" w:space="0" w:color="44B3E1"/>
+              <w:right w:val="nil"/>
+            </w:tcBorders>
+            <w:noWrap/>
+            <w:vAlign w:val="bottom"/>
+            <w:hideMark/>
+          </w:tcPr>
+          <w:p>
+            <w:pPr>
+              <w:jc w:val="right"/>
+              <w:rPr>
+                <w:rFonts w:ascii="Aptos Narrow" w:hAnsi="Aptos Narrow"/>
+                <w:color w:val="000000"/>
+                <w:sz w:val="22"/>
+                <w:szCs w:val="22"/>
+                <w:lang w:val="en-US"/>
+              </w:rPr>
+            </w:pPr>
+            <w:r>
+              <w:rPr>
+                <w:rFonts w:ascii="Aptos Narrow" w:hAnsi="Aptos Narrow"/>
+                <w:color w:val="000000"/>
+                <w:sz w:val="22"/>
+                <w:szCs w:val="22"/>
+                <w:lang w:val="en-US"/>
+              </w:rPr>
+              <w:t>3.3068</w:t>
+            </w:r>
+          </w:p>
+        </w:tc>
+        <w:tc>
+          <w:tcPr>
+            <w:tcW w:w="1551" w:type="dxa"/>
+            <w:tcBorders>
+              <w:top w:val="single" w:sz="4" w:space="0" w:color="44B3E1"/>
+              <w:left w:val="nil"/>
+              <w:bottom w:val="single" w:sz="4" w:space="0" w:color="44B3E1"/>
+              <w:right w:val="single" w:sz="4" w:space="0" w:color="44B3E1"/>
+            </w:tcBorders>
+            <w:noWrap/>
+            <w:vAlign w:val="bottom"/>
+            <w:hideMark/>
+          </w:tcPr>
+          <w:p>
+            <w:pPr>
+              <w:jc w:val="right"/>
+              <w:rPr>
+                <w:rFonts w:ascii="Aptos Narrow" w:hAnsi="Aptos Narrow"/>
+                <w:color w:val="000000"/>
+                <w:sz w:val="22"/>
+                <w:szCs w:val="22"/>
+                <w:lang w:val="en-US"/>
+              </w:rPr>
+            </w:pPr>
+            <w:r>
+              <w:rPr>
+                <w:rFonts w:ascii="Aptos Narrow" w:hAnsi="Aptos Narrow"/>
+                <w:color w:val="000000"/>
+                <w:sz w:val="22"/>
+                <w:szCs w:val="22"/>
+                <w:lang w:val="en-US"/>
+              </w:rPr>
+              <w:t>0.0429</w:t>
+            </w:r>
+          </w:p>
+        </w:tc>
+      </w:tr>
+      <w:tr>
+        <w:trPr>
+          <w:trHeight w:val="300"/>
+          <w:jc w:val="center"/>
+        </w:trPr>
+        <w:tc>
+          <w:tcPr>
+            <w:tcW w:w="2335" w:type="dxa"/>
+            <w:tcBorders>
+              <w:top w:val="single" w:sz="4" w:space="0" w:color="44B3E1"/>
+              <w:left w:val="single" w:sz="4" w:space="0" w:color="44B3E1"/>
+              <w:bottom w:val="single" w:sz="4" w:space="0" w:color="44B3E1"/>
+              <w:right w:val="nil"/>
+            </w:tcBorders>
+            <w:shd w:val="clear" w:color="C0E6F5" w:fill="C0E6F5"/>
+            <w:noWrap/>
+            <w:vAlign w:val="bottom"/>
+            <w:hideMark/>
+          </w:tcPr>
+          <w:p>
+            <w:pPr>
+              <w:rPr>
+                <w:rFonts w:ascii="Aptos Narrow" w:hAnsi="Aptos Narrow"/>
+                <w:color w:val="000000"/>
+                <w:sz w:val="22"/>
+                <w:szCs w:val="22"/>
+                <w:lang w:val="en-US"/>
+              </w:rPr>
+            </w:pPr>
+            <w:r>
+              <w:rPr>
+                <w:rFonts w:ascii="Aptos Narrow" w:hAnsi="Aptos Narrow"/>
+                <w:color w:val="000000"/>
+                <w:sz w:val="22"/>
+                <w:szCs w:val="22"/>
+                <w:lang w:val="en-US"/>
+              </w:rPr>
+              <w:t>2Cores- 256MB</w:t>
+            </w:r>
+          </w:p>
+        </w:tc>
+        <w:tc>
+          <w:tcPr>
+            <w:tcW w:w="1509" w:type="dxa"/>
+            <w:tcBorders>
+              <w:top w:val="single" w:sz="4" w:space="0" w:color="44B3E1"/>
+              <w:left w:val="nil"/>
+              <w:bottom w:val="single" w:sz="4" w:space="0" w:color="44B3E1"/>
+              <w:right w:val="nil"/>
+            </w:tcBorders>
+            <w:shd w:val="clear" w:color="C0E6F5" w:fill="C0E6F5"/>
+            <w:noWrap/>
+            <w:vAlign w:val="bottom"/>
+            <w:hideMark/>
+          </w:tcPr>
+          <w:p>
+            <w:pPr>
+              <w:jc w:val="right"/>
+              <w:rPr>
+                <w:rFonts w:ascii="Aptos Narrow" w:hAnsi="Aptos Narrow"/>
+                <w:color w:val="000000"/>
+                <w:sz w:val="22"/>
+                <w:szCs w:val="22"/>
+                <w:lang w:val="en-US"/>
+              </w:rPr>
+            </w:pPr>
+            <w:r>
+              <w:rPr>
+                <w:rFonts w:ascii="Aptos Narrow" w:hAnsi="Aptos Narrow"/>
+                <w:color w:val="000000"/>
+                <w:sz w:val="22"/>
+                <w:szCs w:val="22"/>
+                <w:lang w:val="en-US"/>
+              </w:rPr>
+              <w:t>3.205</w:t>
+            </w:r>
+            <w:r>
+              <w:rPr>
+                <w:rFonts w:ascii="Aptos Narrow" w:hAnsi="Aptos Narrow"/>
+                <w:color w:val="000000"/>
+                <w:sz w:val="22"/>
+                <w:szCs w:val="22"/>
+                <w:lang w:val="en-US"/>
+              </w:rPr>
+              <w:t>4</w:t>
+            </w:r>
+          </w:p>
+        </w:tc>
+        <w:tc>
+          <w:tcPr>
+            <w:tcW w:w="1551" w:type="dxa"/>
+            <w:tcBorders>
+              <w:top w:val="single" w:sz="4" w:space="0" w:color="44B3E1"/>
+              <w:left w:val="nil"/>
+              <w:bottom w:val="single" w:sz="4" w:space="0" w:color="44B3E1"/>
+              <w:right w:val="single" w:sz="4" w:space="0" w:color="44B3E1"/>
+            </w:tcBorders>
+            <w:shd w:val="clear" w:color="C0E6F5" w:fill="C0E6F5"/>
+            <w:noWrap/>
+            <w:vAlign w:val="bottom"/>
+            <w:hideMark/>
+          </w:tcPr>
+          <w:p>
+            <w:pPr>
+              <w:jc w:val="right"/>
+              <w:rPr>
+                <w:rFonts w:ascii="Aptos Narrow" w:hAnsi="Aptos Narrow"/>
+                <w:color w:val="000000"/>
+                <w:sz w:val="22"/>
+                <w:szCs w:val="22"/>
+                <w:lang w:val="en-US"/>
+              </w:rPr>
+            </w:pPr>
+            <w:r>
+              <w:rPr>
+                <w:rFonts w:ascii="Aptos Narrow" w:hAnsi="Aptos Narrow"/>
+                <w:color w:val="000000"/>
+                <w:sz w:val="22"/>
+                <w:szCs w:val="22"/>
+                <w:lang w:val="en-US"/>
+              </w:rPr>
+              <w:t>0.041</w:t>
+            </w:r>
+            <w:r>
+              <w:rPr>
+                <w:rFonts w:ascii="Aptos Narrow" w:hAnsi="Aptos Narrow"/>
+                <w:color w:val="000000"/>
+                <w:sz w:val="22"/>
+                <w:szCs w:val="22"/>
+                <w:lang w:val="en-US"/>
+              </w:rPr>
+              <w:t>3</w:t>
+            </w:r>
+          </w:p>
+        </w:tc>
+      </w:tr>
+      <w:tr>
+        <w:trPr>
+          <w:trHeight w:val="300"/>
+          <w:jc w:val="center"/>
+        </w:trPr>
+        <w:tc>
+          <w:tcPr>
+            <w:tcW w:w="2335" w:type="dxa"/>
+            <w:tcBorders>
+              <w:top w:val="single" w:sz="4" w:space="0" w:color="44B3E1"/>
+              <w:left w:val="single" w:sz="4" w:space="0" w:color="44B3E1"/>
+              <w:bottom w:val="single" w:sz="4" w:space="0" w:color="44B3E1"/>
+              <w:right w:val="nil"/>
+            </w:tcBorders>
+            <w:noWrap/>
+            <w:vAlign w:val="bottom"/>
+            <w:hideMark/>
+          </w:tcPr>
+          <w:p>
+            <w:pPr>
+              <w:rPr>
+                <w:rFonts w:ascii="Aptos Narrow" w:hAnsi="Aptos Narrow"/>
+                <w:color w:val="000000"/>
+                <w:sz w:val="22"/>
+                <w:szCs w:val="22"/>
+                <w:lang w:val="en-US"/>
+              </w:rPr>
+            </w:pPr>
+            <w:r>
+              <w:rPr>
+                <w:rFonts w:ascii="Aptos Narrow" w:hAnsi="Aptos Narrow"/>
+                <w:color w:val="000000"/>
+                <w:sz w:val="22"/>
+                <w:szCs w:val="22"/>
+                <w:lang w:val="en-US"/>
+              </w:rPr>
+              <w:t>2Cores- 512MB</w:t>
+            </w:r>
+          </w:p>
+        </w:tc>
+        <w:tc>
+          <w:tcPr>
+            <w:tcW w:w="1509" w:type="dxa"/>
+            <w:tcBorders>
+              <w:top w:val="single" w:sz="4" w:space="0" w:color="44B3E1"/>
+              <w:left w:val="nil"/>
+              <w:bottom w:val="single" w:sz="4" w:space="0" w:color="44B3E1"/>
+              <w:right w:val="nil"/>
+            </w:tcBorders>
+            <w:noWrap/>
+            <w:vAlign w:val="bottom"/>
+            <w:hideMark/>
+          </w:tcPr>
+          <w:p>
+            <w:pPr>
+              <w:jc w:val="right"/>
+              <w:rPr>
+                <w:rFonts w:ascii="Aptos Narrow" w:hAnsi="Aptos Narrow"/>
+                <w:color w:val="000000"/>
+                <w:sz w:val="22"/>
+                <w:szCs w:val="22"/>
+                <w:lang w:val="en-US"/>
+              </w:rPr>
+            </w:pPr>
+            <w:r>
+              <w:rPr>
+                <w:rFonts w:ascii="Aptos Narrow" w:hAnsi="Aptos Narrow"/>
+                <w:color w:val="000000"/>
+                <w:sz w:val="22"/>
+                <w:szCs w:val="22"/>
+                <w:lang w:val="en-US"/>
+              </w:rPr>
+              <w:t>3.2093</w:t>
+            </w:r>
+          </w:p>
+        </w:tc>
+        <w:tc>
+          <w:tcPr>
+            <w:tcW w:w="1551" w:type="dxa"/>
+            <w:tcBorders>
+              <w:top w:val="single" w:sz="4" w:space="0" w:color="44B3E1"/>
+              <w:left w:val="nil"/>
+              <w:bottom w:val="single" w:sz="4" w:space="0" w:color="44B3E1"/>
+              <w:right w:val="single" w:sz="4" w:space="0" w:color="44B3E1"/>
+            </w:tcBorders>
+            <w:noWrap/>
+            <w:vAlign w:val="bottom"/>
+            <w:hideMark/>
+          </w:tcPr>
+          <w:p>
+            <w:pPr>
+              <w:jc w:val="right"/>
+              <w:rPr>
+                <w:rFonts w:ascii="Aptos Narrow" w:hAnsi="Aptos Narrow"/>
+                <w:color w:val="000000"/>
+                <w:sz w:val="22"/>
+                <w:szCs w:val="22"/>
+                <w:lang w:val="en-US"/>
+              </w:rPr>
+            </w:pPr>
+            <w:r>
+              <w:rPr>
+                <w:rFonts w:ascii="Aptos Narrow" w:hAnsi="Aptos Narrow"/>
+                <w:color w:val="000000"/>
+                <w:sz w:val="22"/>
+                <w:szCs w:val="22"/>
+                <w:lang w:val="en-US"/>
+              </w:rPr>
+              <w:t>0.0464</w:t>
+            </w:r>
+          </w:p>
+        </w:tc>
+      </w:tr>
+      <w:tr>
+        <w:trPr>
+          <w:trHeight w:val="300"/>
+          <w:jc w:val="center"/>
+        </w:trPr>
+        <w:tc>
+          <w:tcPr>
+            <w:tcW w:w="2335" w:type="dxa"/>
+            <w:tcBorders>
+              <w:top w:val="single" w:sz="4" w:space="0" w:color="44B3E1"/>
+              <w:left w:val="single" w:sz="4" w:space="0" w:color="44B3E1"/>
+              <w:bottom w:val="single" w:sz="4" w:space="0" w:color="44B3E1"/>
+              <w:right w:val="nil"/>
+            </w:tcBorders>
+            <w:shd w:val="clear" w:color="C0E6F5" w:fill="C0E6F5"/>
+            <w:noWrap/>
+            <w:vAlign w:val="bottom"/>
+            <w:hideMark/>
+          </w:tcPr>
+          <w:p>
+            <w:pPr>
+              <w:rPr>
+                <w:rFonts w:ascii="Aptos Narrow" w:hAnsi="Aptos Narrow"/>
+                <w:color w:val="000000"/>
+                <w:sz w:val="22"/>
+                <w:szCs w:val="22"/>
+                <w:lang w:val="en-US"/>
+              </w:rPr>
+            </w:pPr>
+            <w:r>
+              <w:rPr>
+                <w:rFonts w:ascii="Aptos Narrow" w:hAnsi="Aptos Narrow"/>
+                <w:color w:val="000000"/>
+                <w:sz w:val="22"/>
+                <w:szCs w:val="22"/>
+                <w:lang w:val="en-US"/>
+              </w:rPr>
+              <w:t>2Cores- 1GB</w:t>
+            </w:r>
+          </w:p>
+        </w:tc>
+        <w:tc>
+          <w:tcPr>
+            <w:tcW w:w="1509" w:type="dxa"/>
+            <w:tcBorders>
+              <w:top w:val="single" w:sz="4" w:space="0" w:color="44B3E1"/>
+              <w:left w:val="nil"/>
+              <w:bottom w:val="single" w:sz="4" w:space="0" w:color="44B3E1"/>
+              <w:right w:val="nil"/>
+            </w:tcBorders>
+            <w:shd w:val="clear" w:color="C0E6F5" w:fill="C0E6F5"/>
+            <w:noWrap/>
+            <w:vAlign w:val="bottom"/>
+            <w:hideMark/>
+          </w:tcPr>
+          <w:p>
+            <w:pPr>
+              <w:jc w:val="right"/>
+              <w:rPr>
+                <w:rFonts w:ascii="Aptos Narrow" w:hAnsi="Aptos Narrow"/>
+                <w:color w:val="000000"/>
+                <w:sz w:val="22"/>
+                <w:szCs w:val="22"/>
+                <w:lang w:val="en-US"/>
+              </w:rPr>
+            </w:pPr>
+            <w:r>
+              <w:rPr>
+                <w:rFonts w:ascii="Aptos Narrow" w:hAnsi="Aptos Narrow"/>
+                <w:color w:val="000000"/>
+                <w:sz w:val="22"/>
+                <w:szCs w:val="22"/>
+                <w:lang w:val="en-US"/>
+              </w:rPr>
+              <w:t>3.1824</w:t>
+            </w:r>
+          </w:p>
+        </w:tc>
+        <w:tc>
+          <w:tcPr>
+            <w:tcW w:w="1551" w:type="dxa"/>
+            <w:tcBorders>
+              <w:top w:val="single" w:sz="4" w:space="0" w:color="44B3E1"/>
+              <w:left w:val="nil"/>
+              <w:bottom w:val="single" w:sz="4" w:space="0" w:color="44B3E1"/>
+              <w:right w:val="single" w:sz="4" w:space="0" w:color="44B3E1"/>
+            </w:tcBorders>
+            <w:shd w:val="clear" w:color="C0E6F5" w:fill="C0E6F5"/>
+            <w:noWrap/>
+            <w:vAlign w:val="bottom"/>
+            <w:hideMark/>
+          </w:tcPr>
+          <w:p>
+            <w:pPr>
+              <w:jc w:val="right"/>
+              <w:rPr>
+                <w:rFonts w:ascii="Aptos Narrow" w:hAnsi="Aptos Narrow"/>
+                <w:color w:val="000000"/>
+                <w:sz w:val="22"/>
+                <w:szCs w:val="22"/>
+                <w:lang w:val="en-US"/>
+              </w:rPr>
+            </w:pPr>
+            <w:r>
+              <w:rPr>
+                <w:rFonts w:ascii="Aptos Narrow" w:hAnsi="Aptos Narrow"/>
+                <w:color w:val="000000"/>
+                <w:sz w:val="22"/>
+                <w:szCs w:val="22"/>
+                <w:lang w:val="en-US"/>
+              </w:rPr>
+              <w:t>0.0392</w:t>
+            </w:r>
+          </w:p>
+        </w:tc>
+      </w:tr>
+      <w:tr>
+        <w:trPr>
+          <w:trHeight w:val="300"/>
+          <w:jc w:val="center"/>
+        </w:trPr>
+        <w:tc>
+          <w:tcPr>
+            <w:tcW w:w="2335" w:type="dxa"/>
+            <w:tcBorders>
+              <w:top w:val="single" w:sz="4" w:space="0" w:color="44B3E1"/>
+              <w:left w:val="single" w:sz="4" w:space="0" w:color="44B3E1"/>
+              <w:bottom w:val="single" w:sz="4" w:space="0" w:color="44B3E1"/>
+              <w:right w:val="nil"/>
+            </w:tcBorders>
+            <w:noWrap/>
+            <w:vAlign w:val="bottom"/>
+            <w:hideMark/>
+          </w:tcPr>
+          <w:p>
+            <w:pPr>
+              <w:rPr>
+                <w:rFonts w:ascii="Aptos Narrow" w:hAnsi="Aptos Narrow"/>
+                <w:color w:val="000000"/>
+                <w:sz w:val="22"/>
+                <w:szCs w:val="22"/>
+                <w:lang w:val="en-US"/>
+              </w:rPr>
+            </w:pPr>
+            <w:r>
+              <w:rPr>
+                <w:rFonts w:ascii="Aptos Narrow" w:hAnsi="Aptos Narrow"/>
+                <w:color w:val="000000"/>
+                <w:sz w:val="22"/>
+                <w:szCs w:val="22"/>
+                <w:lang w:val="en-US"/>
+              </w:rPr>
+              <w:lastRenderedPageBreak/>
+              <w:t>2Cores- 1536MB</w:t>
+            </w:r>
+          </w:p>
+        </w:tc>
+        <w:tc>
+          <w:tcPr>
+            <w:tcW w:w="1509" w:type="dxa"/>
+            <w:tcBorders>
+              <w:top w:val="single" w:sz="4" w:space="0" w:color="44B3E1"/>
+              <w:left w:val="nil"/>
+              <w:bottom w:val="single" w:sz="4" w:space="0" w:color="44B3E1"/>
+              <w:right w:val="nil"/>
+            </w:tcBorders>
+            <w:noWrap/>
+            <w:vAlign w:val="bottom"/>
+            <w:hideMark/>
+          </w:tcPr>
+          <w:p>
+            <w:pPr>
+              <w:jc w:val="right"/>
+              <w:rPr>
+                <w:rFonts w:ascii="Aptos Narrow" w:hAnsi="Aptos Narrow"/>
+                <w:color w:val="000000"/>
+                <w:sz w:val="22"/>
+                <w:szCs w:val="22"/>
+                <w:lang w:val="en-US"/>
+              </w:rPr>
+            </w:pPr>
+            <w:r>
+              <w:rPr>
+                <w:rFonts w:ascii="Aptos Narrow" w:hAnsi="Aptos Narrow"/>
+                <w:color w:val="000000"/>
+                <w:sz w:val="22"/>
+                <w:szCs w:val="22"/>
+                <w:lang w:val="en-US"/>
+              </w:rPr>
+              <w:t>3.1945</w:t>
+            </w:r>
+          </w:p>
+        </w:tc>
+        <w:tc>
+          <w:tcPr>
+            <w:tcW w:w="1551" w:type="dxa"/>
+            <w:tcBorders>
+              <w:top w:val="single" w:sz="4" w:space="0" w:color="44B3E1"/>
+              <w:left w:val="nil"/>
+              <w:bottom w:val="single" w:sz="4" w:space="0" w:color="44B3E1"/>
+              <w:right w:val="single" w:sz="4" w:space="0" w:color="44B3E1"/>
+            </w:tcBorders>
+            <w:noWrap/>
+            <w:vAlign w:val="bottom"/>
+            <w:hideMark/>
+          </w:tcPr>
+          <w:p>
+            <w:pPr>
+              <w:jc w:val="right"/>
+              <w:rPr>
+                <w:rFonts w:ascii="Aptos Narrow" w:hAnsi="Aptos Narrow"/>
+                <w:color w:val="000000"/>
+                <w:sz w:val="22"/>
+                <w:szCs w:val="22"/>
+                <w:lang w:val="en-US"/>
+              </w:rPr>
+            </w:pPr>
+            <w:r>
+              <w:rPr>
+                <w:rFonts w:ascii="Aptos Narrow" w:hAnsi="Aptos Narrow"/>
+                <w:color w:val="000000"/>
+                <w:sz w:val="22"/>
+                <w:szCs w:val="22"/>
+                <w:lang w:val="en-US"/>
+              </w:rPr>
+              <w:t>0.041</w:t>
+            </w:r>
+            <w:r>
+              <w:rPr>
+                <w:rFonts w:ascii="Aptos Narrow" w:hAnsi="Aptos Narrow"/>
+                <w:color w:val="000000"/>
+                <w:sz w:val="22"/>
+                <w:szCs w:val="22"/>
+                <w:lang w:val="en-US"/>
+              </w:rPr>
+              <w:t>7</w:t>
+            </w:r>
+          </w:p>
+        </w:tc>
+      </w:tr>
+      <w:tr>
+        <w:trPr>
+          <w:trHeight w:val="300"/>
+          <w:jc w:val="center"/>
+        </w:trPr>
+        <w:tc>
+          <w:tcPr>
+            <w:tcW w:w="2335" w:type="dxa"/>
+            <w:tcBorders>
+              <w:top w:val="single" w:sz="4" w:space="0" w:color="44B3E1"/>
+              <w:left w:val="single" w:sz="4" w:space="0" w:color="44B3E1"/>
+              <w:bottom w:val="single" w:sz="4" w:space="0" w:color="44B3E1"/>
+              <w:right w:val="nil"/>
+            </w:tcBorders>
+            <w:shd w:val="clear" w:color="C0E6F5" w:fill="C0E6F5"/>
+            <w:noWrap/>
+            <w:vAlign w:val="bottom"/>
+            <w:hideMark/>
+          </w:tcPr>
+          <w:p>
+            <w:pPr>
+              <w:rPr>
+                <w:rFonts w:ascii="Aptos Narrow" w:hAnsi="Aptos Narrow"/>
+                <w:color w:val="000000"/>
+                <w:sz w:val="22"/>
+                <w:szCs w:val="22"/>
+                <w:lang w:val="en-US"/>
+              </w:rPr>
+            </w:pPr>
+            <w:r>
+              <w:rPr>
+                <w:rFonts w:ascii="Aptos Narrow" w:hAnsi="Aptos Narrow"/>
+                <w:color w:val="000000"/>
+                <w:sz w:val="22"/>
+                <w:szCs w:val="22"/>
+                <w:lang w:val="en-US"/>
+              </w:rPr>
+              <w:t>4Cores- 64MB</w:t>
+            </w:r>
+          </w:p>
+        </w:tc>
+        <w:tc>
+          <w:tcPr>
+            <w:tcW w:w="1509" w:type="dxa"/>
+            <w:tcBorders>
+              <w:top w:val="single" w:sz="4" w:space="0" w:color="44B3E1"/>
+              <w:left w:val="nil"/>
+              <w:bottom w:val="single" w:sz="4" w:space="0" w:color="44B3E1"/>
+              <w:right w:val="nil"/>
+            </w:tcBorders>
+            <w:shd w:val="clear" w:color="C0E6F5" w:fill="C0E6F5"/>
+            <w:noWrap/>
+            <w:vAlign w:val="bottom"/>
+            <w:hideMark/>
+          </w:tcPr>
+          <w:p>
+            <w:pPr>
+              <w:jc w:val="right"/>
+              <w:rPr>
+                <w:rFonts w:ascii="Aptos Narrow" w:hAnsi="Aptos Narrow"/>
+                <w:color w:val="000000"/>
+                <w:sz w:val="22"/>
+                <w:szCs w:val="22"/>
+                <w:lang w:val="en-US"/>
+              </w:rPr>
+            </w:pPr>
+            <w:r>
+              <w:rPr>
+                <w:rFonts w:ascii="Aptos Narrow" w:hAnsi="Aptos Narrow"/>
+                <w:color w:val="000000"/>
+                <w:sz w:val="22"/>
+                <w:szCs w:val="22"/>
+                <w:lang w:val="en-US"/>
+              </w:rPr>
+              <w:t>2.2563</w:t>
+            </w:r>
+          </w:p>
+        </w:tc>
+        <w:tc>
+          <w:tcPr>
+            <w:tcW w:w="1551" w:type="dxa"/>
+            <w:tcBorders>
+              <w:top w:val="single" w:sz="4" w:space="0" w:color="44B3E1"/>
+              <w:left w:val="nil"/>
+              <w:bottom w:val="single" w:sz="4" w:space="0" w:color="44B3E1"/>
+              <w:right w:val="single" w:sz="4" w:space="0" w:color="44B3E1"/>
+            </w:tcBorders>
+            <w:shd w:val="clear" w:color="C0E6F5" w:fill="C0E6F5"/>
+            <w:noWrap/>
+            <w:vAlign w:val="bottom"/>
+            <w:hideMark/>
+          </w:tcPr>
+          <w:p>
+            <w:pPr>
+              <w:jc w:val="right"/>
+              <w:rPr>
+                <w:rFonts w:ascii="Aptos Narrow" w:hAnsi="Aptos Narrow"/>
+                <w:color w:val="000000"/>
+                <w:sz w:val="22"/>
+                <w:szCs w:val="22"/>
+                <w:lang w:val="en-US"/>
+              </w:rPr>
+            </w:pPr>
+            <w:r>
+              <w:rPr>
+                <w:rFonts w:ascii="Aptos Narrow" w:hAnsi="Aptos Narrow"/>
+                <w:color w:val="000000"/>
+                <w:sz w:val="22"/>
+                <w:szCs w:val="22"/>
+                <w:lang w:val="en-US"/>
+              </w:rPr>
+              <w:t>0.040</w:t>
+            </w:r>
+            <w:r>
+              <w:rPr>
+                <w:rFonts w:ascii="Aptos Narrow" w:hAnsi="Aptos Narrow"/>
+                <w:color w:val="000000"/>
+                <w:sz w:val="22"/>
+                <w:szCs w:val="22"/>
+                <w:lang w:val="en-US"/>
+              </w:rPr>
+              <w:t>8</w:t>
+            </w:r>
+          </w:p>
+        </w:tc>
+      </w:tr>
+      <w:tr>
+        <w:trPr>
+          <w:trHeight w:val="300"/>
+          <w:jc w:val="center"/>
+        </w:trPr>
+        <w:tc>
+          <w:tcPr>
+            <w:tcW w:w="2335" w:type="dxa"/>
+            <w:tcBorders>
+              <w:top w:val="single" w:sz="4" w:space="0" w:color="44B3E1"/>
+              <w:left w:val="single" w:sz="4" w:space="0" w:color="44B3E1"/>
+              <w:bottom w:val="single" w:sz="4" w:space="0" w:color="44B3E1"/>
+              <w:right w:val="nil"/>
+            </w:tcBorders>
+            <w:noWrap/>
+            <w:vAlign w:val="bottom"/>
+            <w:hideMark/>
+          </w:tcPr>
+          <w:p>
+            <w:pPr>
+              <w:rPr>
+                <w:rFonts w:ascii="Aptos Narrow" w:hAnsi="Aptos Narrow"/>
+                <w:color w:val="000000"/>
+                <w:sz w:val="22"/>
+                <w:szCs w:val="22"/>
+                <w:lang w:val="en-US"/>
+              </w:rPr>
+            </w:pPr>
+            <w:r>
+              <w:rPr>
+                <w:rFonts w:ascii="Aptos Narrow" w:hAnsi="Aptos Narrow"/>
+                <w:color w:val="000000"/>
+                <w:sz w:val="22"/>
+                <w:szCs w:val="22"/>
+                <w:lang w:val="en-US"/>
+              </w:rPr>
+              <w:t>4Cores- 128MB</w:t>
+            </w:r>
+          </w:p>
+        </w:tc>
+        <w:tc>
+          <w:tcPr>
+            <w:tcW w:w="1509" w:type="dxa"/>
+            <w:tcBorders>
+              <w:top w:val="single" w:sz="4" w:space="0" w:color="44B3E1"/>
+              <w:left w:val="nil"/>
+              <w:bottom w:val="single" w:sz="4" w:space="0" w:color="44B3E1"/>
+              <w:right w:val="nil"/>
+            </w:tcBorders>
+            <w:noWrap/>
+            <w:vAlign w:val="bottom"/>
+            <w:hideMark/>
+          </w:tcPr>
+          <w:p>
+            <w:pPr>
+              <w:jc w:val="right"/>
+              <w:rPr>
+                <w:rFonts w:ascii="Aptos Narrow" w:hAnsi="Aptos Narrow"/>
+                <w:color w:val="000000"/>
+                <w:sz w:val="22"/>
+                <w:szCs w:val="22"/>
+                <w:lang w:val="en-US"/>
+              </w:rPr>
+            </w:pPr>
+            <w:r>
+              <w:rPr>
+                <w:rFonts w:ascii="Aptos Narrow" w:hAnsi="Aptos Narrow"/>
+                <w:color w:val="000000"/>
+                <w:sz w:val="22"/>
+                <w:szCs w:val="22"/>
+                <w:lang w:val="en-US"/>
+              </w:rPr>
+              <w:t>2.1095</w:t>
+            </w:r>
+          </w:p>
+        </w:tc>
+        <w:tc>
+          <w:tcPr>
+            <w:tcW w:w="1551" w:type="dxa"/>
+            <w:tcBorders>
+              <w:top w:val="single" w:sz="4" w:space="0" w:color="44B3E1"/>
+              <w:left w:val="nil"/>
+              <w:bottom w:val="single" w:sz="4" w:space="0" w:color="44B3E1"/>
+              <w:right w:val="single" w:sz="4" w:space="0" w:color="44B3E1"/>
+            </w:tcBorders>
+            <w:noWrap/>
+            <w:vAlign w:val="bottom"/>
+            <w:hideMark/>
+          </w:tcPr>
+          <w:p>
+            <w:pPr>
+              <w:jc w:val="right"/>
+              <w:rPr>
+                <w:rFonts w:ascii="Aptos Narrow" w:hAnsi="Aptos Narrow"/>
+                <w:color w:val="000000"/>
+                <w:sz w:val="22"/>
+                <w:szCs w:val="22"/>
+                <w:lang w:val="en-US"/>
+              </w:rPr>
+            </w:pPr>
+            <w:r>
+              <w:rPr>
+                <w:rFonts w:ascii="Aptos Narrow" w:hAnsi="Aptos Narrow"/>
+                <w:color w:val="000000"/>
+                <w:sz w:val="22"/>
+                <w:szCs w:val="22"/>
+                <w:lang w:val="en-US"/>
+              </w:rPr>
+              <w:t>0.0302</w:t>
+            </w:r>
+          </w:p>
+        </w:tc>
+      </w:tr>
+      <w:tr>
+        <w:trPr>
+          <w:trHeight w:val="300"/>
+          <w:jc w:val="center"/>
+        </w:trPr>
+        <w:tc>
+          <w:tcPr>
+            <w:tcW w:w="2335" w:type="dxa"/>
+            <w:tcBorders>
+              <w:top w:val="single" w:sz="4" w:space="0" w:color="44B3E1"/>
+              <w:left w:val="single" w:sz="4" w:space="0" w:color="44B3E1"/>
+              <w:bottom w:val="single" w:sz="4" w:space="0" w:color="44B3E1"/>
+              <w:right w:val="nil"/>
+            </w:tcBorders>
+            <w:shd w:val="clear" w:color="C0E6F5" w:fill="C0E6F5"/>
+            <w:noWrap/>
+            <w:vAlign w:val="bottom"/>
+            <w:hideMark/>
+          </w:tcPr>
+          <w:p>
+            <w:pPr>
+              <w:rPr>
+                <w:rFonts w:ascii="Aptos Narrow" w:hAnsi="Aptos Narrow"/>
+                <w:color w:val="000000"/>
+                <w:sz w:val="22"/>
+                <w:szCs w:val="22"/>
+                <w:lang w:val="en-US"/>
+              </w:rPr>
+            </w:pPr>
+            <w:r>
+              <w:rPr>
+                <w:rFonts w:ascii="Aptos Narrow" w:hAnsi="Aptos Narrow"/>
+                <w:color w:val="000000"/>
+                <w:sz w:val="22"/>
+                <w:szCs w:val="22"/>
+                <w:lang w:val="en-US"/>
+              </w:rPr>
+              <w:t>4Cores- 256MB</w:t>
+            </w:r>
+          </w:p>
+        </w:tc>
+        <w:tc>
+          <w:tcPr>
+            <w:tcW w:w="1509" w:type="dxa"/>
+            <w:tcBorders>
+              <w:top w:val="single" w:sz="4" w:space="0" w:color="44B3E1"/>
+              <w:left w:val="nil"/>
+              <w:bottom w:val="single" w:sz="4" w:space="0" w:color="44B3E1"/>
+              <w:right w:val="nil"/>
+            </w:tcBorders>
+            <w:shd w:val="clear" w:color="C0E6F5" w:fill="C0E6F5"/>
+            <w:noWrap/>
+            <w:vAlign w:val="bottom"/>
+            <w:hideMark/>
+          </w:tcPr>
+          <w:p>
+            <w:pPr>
+              <w:jc w:val="right"/>
+              <w:rPr>
+                <w:rFonts w:ascii="Aptos Narrow" w:hAnsi="Aptos Narrow"/>
+                <w:color w:val="000000"/>
+                <w:sz w:val="22"/>
+                <w:szCs w:val="22"/>
+                <w:lang w:val="en-US"/>
+              </w:rPr>
+            </w:pPr>
+            <w:r>
+              <w:rPr>
+                <w:rFonts w:ascii="Aptos Narrow" w:hAnsi="Aptos Narrow"/>
+                <w:color w:val="000000"/>
+                <w:sz w:val="22"/>
+                <w:szCs w:val="22"/>
+                <w:lang w:val="en-US"/>
+              </w:rPr>
+              <w:t>2.1120</w:t>
+            </w:r>
+          </w:p>
+        </w:tc>
+        <w:tc>
+          <w:tcPr>
+            <w:tcW w:w="1551" w:type="dxa"/>
+            <w:tcBorders>
+              <w:top w:val="single" w:sz="4" w:space="0" w:color="44B3E1"/>
+              <w:left w:val="nil"/>
+              <w:bottom w:val="single" w:sz="4" w:space="0" w:color="44B3E1"/>
+              <w:right w:val="single" w:sz="4" w:space="0" w:color="44B3E1"/>
+            </w:tcBorders>
+            <w:shd w:val="clear" w:color="C0E6F5" w:fill="C0E6F5"/>
+            <w:noWrap/>
+            <w:vAlign w:val="bottom"/>
+            <w:hideMark/>
+          </w:tcPr>
+          <w:p>
+            <w:pPr>
+              <w:jc w:val="right"/>
+              <w:rPr>
+                <w:rFonts w:ascii="Aptos Narrow" w:hAnsi="Aptos Narrow"/>
+                <w:color w:val="000000"/>
+                <w:sz w:val="22"/>
+                <w:szCs w:val="22"/>
+                <w:lang w:val="en-US"/>
+              </w:rPr>
+            </w:pPr>
+            <w:r>
+              <w:rPr>
+                <w:rFonts w:ascii="Aptos Narrow" w:hAnsi="Aptos Narrow"/>
+                <w:color w:val="000000"/>
+                <w:sz w:val="22"/>
+                <w:szCs w:val="22"/>
+                <w:lang w:val="en-US"/>
+              </w:rPr>
+              <w:t>0.0301</w:t>
+            </w:r>
+          </w:p>
+        </w:tc>
+      </w:tr>
+      <w:tr>
+        <w:trPr>
+          <w:trHeight w:val="300"/>
+          <w:jc w:val="center"/>
+        </w:trPr>
+        <w:tc>
+          <w:tcPr>
+            <w:tcW w:w="2335" w:type="dxa"/>
+            <w:tcBorders>
+              <w:top w:val="single" w:sz="4" w:space="0" w:color="44B3E1"/>
+              <w:left w:val="single" w:sz="4" w:space="0" w:color="44B3E1"/>
+              <w:bottom w:val="single" w:sz="4" w:space="0" w:color="44B3E1"/>
+              <w:right w:val="nil"/>
+            </w:tcBorders>
+            <w:noWrap/>
+            <w:vAlign w:val="bottom"/>
+            <w:hideMark/>
+          </w:tcPr>
+          <w:p>
+            <w:pPr>
+              <w:rPr>
+                <w:rFonts w:ascii="Aptos Narrow" w:hAnsi="Aptos Narrow"/>
+                <w:color w:val="000000"/>
+                <w:sz w:val="22"/>
+                <w:szCs w:val="22"/>
+                <w:lang w:val="en-US"/>
+              </w:rPr>
+            </w:pPr>
+            <w:r>
+              <w:rPr>
+                <w:rFonts w:ascii="Aptos Narrow" w:hAnsi="Aptos Narrow"/>
+                <w:color w:val="000000"/>
+                <w:sz w:val="22"/>
+                <w:szCs w:val="22"/>
+                <w:lang w:val="en-US"/>
+              </w:rPr>
+              <w:t>4Cores- 512MB</w:t>
+            </w:r>
+          </w:p>
+        </w:tc>
+        <w:tc>
+          <w:tcPr>
+            <w:tcW w:w="1509" w:type="dxa"/>
+            <w:tcBorders>
+              <w:top w:val="single" w:sz="4" w:space="0" w:color="44B3E1"/>
+              <w:left w:val="nil"/>
+              <w:bottom w:val="single" w:sz="4" w:space="0" w:color="44B3E1"/>
+              <w:right w:val="nil"/>
+            </w:tcBorders>
+            <w:noWrap/>
+            <w:vAlign w:val="bottom"/>
+            <w:hideMark/>
+          </w:tcPr>
+          <w:p>
+            <w:pPr>
+              <w:jc w:val="right"/>
+              <w:rPr>
+                <w:rFonts w:ascii="Aptos Narrow" w:hAnsi="Aptos Narrow"/>
+                <w:color w:val="000000"/>
+                <w:sz w:val="22"/>
+                <w:szCs w:val="22"/>
+                <w:lang w:val="en-US"/>
+              </w:rPr>
+            </w:pPr>
+            <w:r>
+              <w:rPr>
+                <w:rFonts w:ascii="Aptos Narrow" w:hAnsi="Aptos Narrow"/>
+                <w:color w:val="000000"/>
+                <w:sz w:val="22"/>
+                <w:szCs w:val="22"/>
+                <w:lang w:val="en-US"/>
+              </w:rPr>
+              <w:t>2.11</w:t>
+            </w:r>
+            <w:r>
+              <w:rPr>
+                <w:rFonts w:ascii="Aptos Narrow" w:hAnsi="Aptos Narrow"/>
+                <w:color w:val="000000"/>
+                <w:sz w:val="22"/>
+                <w:szCs w:val="22"/>
+                <w:lang w:val="en-US"/>
+              </w:rPr>
+              <w:t>20</w:t>
+            </w:r>
+          </w:p>
+        </w:tc>
+        <w:tc>
+          <w:tcPr>
+            <w:tcW w:w="1551" w:type="dxa"/>
+            <w:tcBorders>
+              <w:top w:val="single" w:sz="4" w:space="0" w:color="44B3E1"/>
+              <w:left w:val="nil"/>
+              <w:bottom w:val="single" w:sz="4" w:space="0" w:color="44B3E1"/>
+              <w:right w:val="single" w:sz="4" w:space="0" w:color="44B3E1"/>
+            </w:tcBorders>
+            <w:noWrap/>
+            <w:vAlign w:val="bottom"/>
+            <w:hideMark/>
+          </w:tcPr>
+          <w:p>
+            <w:pPr>
+              <w:jc w:val="right"/>
+              <w:rPr>
+                <w:rFonts w:ascii="Aptos Narrow" w:hAnsi="Aptos Narrow"/>
+                <w:color w:val="000000"/>
+                <w:sz w:val="22"/>
+                <w:szCs w:val="22"/>
+                <w:lang w:val="en-US"/>
+              </w:rPr>
+            </w:pPr>
+            <w:r>
+              <w:rPr>
+                <w:rFonts w:ascii="Aptos Narrow" w:hAnsi="Aptos Narrow"/>
+                <w:color w:val="000000"/>
+                <w:sz w:val="22"/>
+                <w:szCs w:val="22"/>
+                <w:lang w:val="en-US"/>
+              </w:rPr>
+              <w:t>0.032</w:t>
+            </w:r>
+            <w:r>
+              <w:rPr>
+                <w:rFonts w:ascii="Aptos Narrow" w:hAnsi="Aptos Narrow"/>
+                <w:color w:val="000000"/>
+                <w:sz w:val="22"/>
+                <w:szCs w:val="22"/>
+                <w:lang w:val="en-US"/>
+              </w:rPr>
+              <w:t>8</w:t>
+            </w:r>
+          </w:p>
+        </w:tc>
+      </w:tr>
+      <w:tr>
+        <w:trPr>
+          <w:trHeight w:val="300"/>
+          <w:jc w:val="center"/>
+        </w:trPr>
+        <w:tc>
+          <w:tcPr>
+            <w:tcW w:w="2335" w:type="dxa"/>
+            <w:tcBorders>
+              <w:top w:val="single" w:sz="4" w:space="0" w:color="44B3E1"/>
+              <w:left w:val="single" w:sz="4" w:space="0" w:color="44B3E1"/>
+              <w:bottom w:val="single" w:sz="4" w:space="0" w:color="44B3E1"/>
+              <w:right w:val="nil"/>
+            </w:tcBorders>
+            <w:shd w:val="clear" w:color="C0E6F5" w:fill="C0E6F5"/>
+            <w:noWrap/>
+            <w:vAlign w:val="bottom"/>
+            <w:hideMark/>
+          </w:tcPr>
+          <w:p>
+            <w:pPr>
+              <w:rPr>
+                <w:rFonts w:ascii="Aptos Narrow" w:hAnsi="Aptos Narrow"/>
+                <w:color w:val="000000"/>
+                <w:sz w:val="22"/>
+                <w:szCs w:val="22"/>
+                <w:lang w:val="en-US"/>
+              </w:rPr>
+            </w:pPr>
+            <w:r>
+              <w:rPr>
+                <w:rFonts w:ascii="Aptos Narrow" w:hAnsi="Aptos Narrow"/>
+                <w:color w:val="000000"/>
+                <w:sz w:val="22"/>
+                <w:szCs w:val="22"/>
+                <w:lang w:val="en-US"/>
+              </w:rPr>
+              <w:t>4Cores- 1GB</w:t>
+            </w:r>
+          </w:p>
+        </w:tc>
+        <w:tc>
+          <w:tcPr>
+            <w:tcW w:w="1509" w:type="dxa"/>
+            <w:tcBorders>
+              <w:top w:val="single" w:sz="4" w:space="0" w:color="44B3E1"/>
+              <w:left w:val="nil"/>
+              <w:bottom w:val="single" w:sz="4" w:space="0" w:color="44B3E1"/>
+              <w:right w:val="nil"/>
+            </w:tcBorders>
+            <w:shd w:val="clear" w:color="C0E6F5" w:fill="C0E6F5"/>
+            <w:noWrap/>
+            <w:vAlign w:val="bottom"/>
+            <w:hideMark/>
+          </w:tcPr>
+          <w:p>
+            <w:pPr>
+              <w:jc w:val="right"/>
+              <w:rPr>
+                <w:rFonts w:ascii="Aptos Narrow" w:hAnsi="Aptos Narrow"/>
+                <w:color w:val="000000"/>
+                <w:sz w:val="22"/>
+                <w:szCs w:val="22"/>
+                <w:lang w:val="en-US"/>
+              </w:rPr>
+            </w:pPr>
+            <w:r>
+              <w:rPr>
+                <w:rFonts w:ascii="Aptos Narrow" w:hAnsi="Aptos Narrow"/>
+                <w:color w:val="000000"/>
+                <w:sz w:val="22"/>
+                <w:szCs w:val="22"/>
+                <w:lang w:val="en-US"/>
+              </w:rPr>
+              <w:t>2.113</w:t>
+            </w:r>
+            <w:r>
+              <w:rPr>
+                <w:rFonts w:ascii="Aptos Narrow" w:hAnsi="Aptos Narrow"/>
+                <w:color w:val="000000"/>
+                <w:sz w:val="22"/>
+                <w:szCs w:val="22"/>
+                <w:lang w:val="en-US"/>
+              </w:rPr>
+              <w:t>2</w:t>
+            </w:r>
+          </w:p>
+        </w:tc>
+        <w:tc>
+          <w:tcPr>
+            <w:tcW w:w="1551" w:type="dxa"/>
+            <w:tcBorders>
+              <w:top w:val="single" w:sz="4" w:space="0" w:color="44B3E1"/>
+              <w:left w:val="nil"/>
+              <w:bottom w:val="single" w:sz="4" w:space="0" w:color="44B3E1"/>
+              <w:right w:val="single" w:sz="4" w:space="0" w:color="44B3E1"/>
+            </w:tcBorders>
+            <w:shd w:val="clear" w:color="C0E6F5" w:fill="C0E6F5"/>
+            <w:noWrap/>
+            <w:vAlign w:val="bottom"/>
+            <w:hideMark/>
+          </w:tcPr>
+          <w:p>
+            <w:pPr>
+              <w:jc w:val="right"/>
+              <w:rPr>
+                <w:rFonts w:ascii="Aptos Narrow" w:hAnsi="Aptos Narrow"/>
+                <w:color w:val="000000"/>
+                <w:sz w:val="22"/>
+                <w:szCs w:val="22"/>
+                <w:lang w:val="en-US"/>
+              </w:rPr>
+            </w:pPr>
+            <w:r>
+              <w:rPr>
+                <w:rFonts w:ascii="Aptos Narrow" w:hAnsi="Aptos Narrow"/>
+                <w:color w:val="000000"/>
+                <w:sz w:val="22"/>
+                <w:szCs w:val="22"/>
+                <w:lang w:val="en-US"/>
+              </w:rPr>
+              <w:t>0.028</w:t>
+            </w:r>
+            <w:r>
+              <w:rPr>
+                <w:rFonts w:ascii="Aptos Narrow" w:hAnsi="Aptos Narrow"/>
+                <w:color w:val="000000"/>
+                <w:sz w:val="22"/>
+                <w:szCs w:val="22"/>
+                <w:lang w:val="en-US"/>
+              </w:rPr>
+              <w:t>1</w:t>
+            </w:r>
+          </w:p>
+        </w:tc>
+      </w:tr>
+      <w:tr>
+        <w:trPr>
+          <w:trHeight w:val="300"/>
+          <w:jc w:val="center"/>
+        </w:trPr>
+        <w:tc>
+          <w:tcPr>
+            <w:tcW w:w="2335" w:type="dxa"/>
+            <w:tcBorders>
+              <w:top w:val="single" w:sz="4" w:space="0" w:color="44B3E1"/>
+              <w:left w:val="single" w:sz="4" w:space="0" w:color="44B3E1"/>
+              <w:bottom w:val="single" w:sz="4" w:space="0" w:color="44B3E1"/>
+              <w:right w:val="nil"/>
+            </w:tcBorders>
+            <w:noWrap/>
+            <w:vAlign w:val="bottom"/>
+            <w:hideMark/>
+          </w:tcPr>
+          <w:p>
+            <w:pPr>
+              <w:rPr>
+                <w:rFonts w:ascii="Aptos Narrow" w:hAnsi="Aptos Narrow"/>
+                <w:color w:val="000000"/>
+                <w:sz w:val="22"/>
+                <w:szCs w:val="22"/>
+                <w:lang w:val="en-US"/>
+              </w:rPr>
+            </w:pPr>
+            <w:r>
+              <w:rPr>
+                <w:rFonts w:ascii="Aptos Narrow" w:hAnsi="Aptos Narrow"/>
+                <w:color w:val="000000"/>
+                <w:sz w:val="22"/>
+                <w:szCs w:val="22"/>
+                <w:lang w:val="en-US"/>
+              </w:rPr>
+              <w:t>4Cores- 1536MB</w:t>
+            </w:r>
+          </w:p>
+        </w:tc>
+        <w:tc>
+          <w:tcPr>
+            <w:tcW w:w="1509" w:type="dxa"/>
+            <w:tcBorders>
+              <w:top w:val="single" w:sz="4" w:space="0" w:color="44B3E1"/>
+              <w:left w:val="nil"/>
+              <w:bottom w:val="single" w:sz="4" w:space="0" w:color="44B3E1"/>
+              <w:right w:val="nil"/>
+            </w:tcBorders>
+            <w:noWrap/>
+            <w:vAlign w:val="bottom"/>
+            <w:hideMark/>
+          </w:tcPr>
+          <w:p>
+            <w:pPr>
+              <w:jc w:val="right"/>
+              <w:rPr>
+                <w:rFonts w:ascii="Aptos Narrow" w:hAnsi="Aptos Narrow"/>
+                <w:color w:val="000000"/>
+                <w:sz w:val="22"/>
+                <w:szCs w:val="22"/>
+                <w:lang w:val="en-US"/>
+              </w:rPr>
+            </w:pPr>
+            <w:r>
+              <w:rPr>
+                <w:rFonts w:ascii="Aptos Narrow" w:hAnsi="Aptos Narrow"/>
+                <w:color w:val="000000"/>
+                <w:sz w:val="22"/>
+                <w:szCs w:val="22"/>
+                <w:lang w:val="en-US"/>
+              </w:rPr>
+              <w:t>2.109</w:t>
+            </w:r>
+            <w:r>
+              <w:rPr>
+                <w:rFonts w:ascii="Aptos Narrow" w:hAnsi="Aptos Narrow"/>
+                <w:color w:val="000000"/>
+                <w:sz w:val="22"/>
+                <w:szCs w:val="22"/>
+                <w:lang w:val="en-US"/>
+              </w:rPr>
+              <w:t>7</w:t>
+            </w:r>
+          </w:p>
+        </w:tc>
+        <w:tc>
+          <w:tcPr>
+            <w:tcW w:w="1551" w:type="dxa"/>
+            <w:tcBorders>
+              <w:top w:val="single" w:sz="4" w:space="0" w:color="44B3E1"/>
+              <w:left w:val="nil"/>
+              <w:bottom w:val="single" w:sz="4" w:space="0" w:color="44B3E1"/>
+              <w:right w:val="single" w:sz="4" w:space="0" w:color="44B3E1"/>
+            </w:tcBorders>
+            <w:noWrap/>
+            <w:vAlign w:val="bottom"/>
+            <w:hideMark/>
+          </w:tcPr>
+          <w:p>
+            <w:pPr>
+              <w:jc w:val="right"/>
+              <w:rPr>
+                <w:rFonts w:ascii="Aptos Narrow" w:hAnsi="Aptos Narrow"/>
+                <w:color w:val="000000"/>
+                <w:sz w:val="22"/>
+                <w:szCs w:val="22"/>
+                <w:lang w:val="en-US"/>
+              </w:rPr>
+            </w:pPr>
+            <w:r>
+              <w:rPr>
+                <w:rFonts w:ascii="Aptos Narrow" w:hAnsi="Aptos Narrow"/>
+                <w:color w:val="000000"/>
+                <w:sz w:val="22"/>
+                <w:szCs w:val="22"/>
+                <w:lang w:val="en-US"/>
+              </w:rPr>
+              <w:t>0.030</w:t>
+            </w:r>
+            <w:r>
+              <w:rPr>
+                <w:rFonts w:ascii="Aptos Narrow" w:hAnsi="Aptos Narrow"/>
+                <w:color w:val="000000"/>
+                <w:sz w:val="22"/>
+                <w:szCs w:val="22"/>
+                <w:lang w:val="en-US"/>
+              </w:rPr>
+              <w:t>2</w:t>
+            </w:r>
+          </w:p>
+        </w:tc>
+      </w:tr>
+      <w:tr>
+        <w:trPr>
+          <w:trHeight w:val="300"/>
+          <w:jc w:val="center"/>
+        </w:trPr>
+        <w:tc>
+          <w:tcPr>
+            <w:tcW w:w="2335" w:type="dxa"/>
+            <w:tcBorders>
+              <w:top w:val="single" w:sz="4" w:space="0" w:color="44B3E1"/>
+              <w:left w:val="single" w:sz="4" w:space="0" w:color="44B3E1"/>
+              <w:bottom w:val="single" w:sz="4" w:space="0" w:color="44B3E1"/>
+              <w:right w:val="nil"/>
+            </w:tcBorders>
+            <w:shd w:val="clear" w:color="C0E6F5" w:fill="C0E6F5"/>
+            <w:noWrap/>
+            <w:vAlign w:val="bottom"/>
+            <w:hideMark/>
+          </w:tcPr>
+          <w:p>
+            <w:pPr>
+              <w:rPr>
+                <w:rFonts w:ascii="Aptos Narrow" w:hAnsi="Aptos Narrow"/>
+                <w:color w:val="000000"/>
+                <w:sz w:val="22"/>
+                <w:szCs w:val="22"/>
+                <w:lang w:val="en-US"/>
+              </w:rPr>
+            </w:pPr>
+            <w:r>
+              <w:rPr>
+                <w:rFonts w:ascii="Aptos Narrow" w:hAnsi="Aptos Narrow"/>
+                <w:color w:val="000000"/>
+                <w:sz w:val="22"/>
+                <w:szCs w:val="22"/>
+                <w:lang w:val="en-US"/>
+              </w:rPr>
+              <w:t>8Cores- 64MB</w:t>
+            </w:r>
+          </w:p>
+        </w:tc>
+        <w:tc>
+          <w:tcPr>
+            <w:tcW w:w="1509" w:type="dxa"/>
+            <w:tcBorders>
+              <w:top w:val="single" w:sz="4" w:space="0" w:color="44B3E1"/>
+              <w:left w:val="nil"/>
+              <w:bottom w:val="single" w:sz="4" w:space="0" w:color="44B3E1"/>
+              <w:right w:val="nil"/>
+            </w:tcBorders>
+            <w:shd w:val="clear" w:color="C0E6F5" w:fill="C0E6F5"/>
+            <w:noWrap/>
+            <w:vAlign w:val="bottom"/>
+            <w:hideMark/>
+          </w:tcPr>
+          <w:p>
+            <w:pPr>
+              <w:jc w:val="right"/>
+              <w:rPr>
+                <w:rFonts w:ascii="Aptos Narrow" w:hAnsi="Aptos Narrow"/>
+                <w:color w:val="000000"/>
+                <w:sz w:val="22"/>
+                <w:szCs w:val="22"/>
+                <w:lang w:val="en-US"/>
+              </w:rPr>
+            </w:pPr>
+            <w:r>
+              <w:rPr>
+                <w:rFonts w:ascii="Aptos Narrow" w:hAnsi="Aptos Narrow"/>
+                <w:color w:val="000000"/>
+                <w:sz w:val="22"/>
+                <w:szCs w:val="22"/>
+                <w:lang w:val="en-US"/>
+              </w:rPr>
+              <w:t>1.572</w:t>
+            </w:r>
+            <w:r>
+              <w:rPr>
+                <w:rFonts w:ascii="Aptos Narrow" w:hAnsi="Aptos Narrow"/>
+                <w:color w:val="000000"/>
+                <w:sz w:val="22"/>
+                <w:szCs w:val="22"/>
+                <w:lang w:val="en-US"/>
+              </w:rPr>
+              <w:t>5</w:t>
+            </w:r>
+          </w:p>
+        </w:tc>
+        <w:tc>
+          <w:tcPr>
+            <w:tcW w:w="1551" w:type="dxa"/>
+            <w:tcBorders>
+              <w:top w:val="single" w:sz="4" w:space="0" w:color="44B3E1"/>
+              <w:left w:val="nil"/>
+              <w:bottom w:val="single" w:sz="4" w:space="0" w:color="44B3E1"/>
+              <w:right w:val="single" w:sz="4" w:space="0" w:color="44B3E1"/>
+            </w:tcBorders>
+            <w:shd w:val="clear" w:color="C0E6F5" w:fill="C0E6F5"/>
+            <w:noWrap/>
+            <w:vAlign w:val="bottom"/>
+            <w:hideMark/>
+          </w:tcPr>
+          <w:p>
+            <w:pPr>
+              <w:jc w:val="right"/>
+              <w:rPr>
+                <w:rFonts w:ascii="Aptos Narrow" w:hAnsi="Aptos Narrow"/>
+                <w:color w:val="000000"/>
+                <w:sz w:val="22"/>
+                <w:szCs w:val="22"/>
+                <w:lang w:val="en-US"/>
+              </w:rPr>
+            </w:pPr>
+            <w:r>
+              <w:rPr>
+                <w:rFonts w:ascii="Aptos Narrow" w:hAnsi="Aptos Narrow"/>
+                <w:color w:val="000000"/>
+                <w:sz w:val="22"/>
+                <w:szCs w:val="22"/>
+                <w:lang w:val="en-US"/>
+              </w:rPr>
+              <w:t>0.0253</w:t>
+            </w:r>
+          </w:p>
+        </w:tc>
+      </w:tr>
+      <w:tr>
+        <w:trPr>
+          <w:trHeight w:val="300"/>
+          <w:jc w:val="center"/>
+        </w:trPr>
+        <w:tc>
+          <w:tcPr>
+            <w:tcW w:w="2335" w:type="dxa"/>
+            <w:tcBorders>
+              <w:top w:val="single" w:sz="4" w:space="0" w:color="44B3E1"/>
+              <w:left w:val="single" w:sz="4" w:space="0" w:color="44B3E1"/>
+              <w:bottom w:val="single" w:sz="4" w:space="0" w:color="44B3E1"/>
+              <w:right w:val="nil"/>
+            </w:tcBorders>
+            <w:noWrap/>
+            <w:vAlign w:val="bottom"/>
+            <w:hideMark/>
+          </w:tcPr>
+          <w:p>
+            <w:pPr>
+              <w:rPr>
+                <w:rFonts w:ascii="Aptos Narrow" w:hAnsi="Aptos Narrow"/>
+                <w:color w:val="000000"/>
+                <w:sz w:val="22"/>
+                <w:szCs w:val="22"/>
+                <w:lang w:val="en-US"/>
+              </w:rPr>
+            </w:pPr>
+            <w:r>
+              <w:rPr>
+                <w:rFonts w:ascii="Aptos Narrow" w:hAnsi="Aptos Narrow"/>
+                <w:color w:val="000000"/>
+                <w:sz w:val="22"/>
+                <w:szCs w:val="22"/>
+                <w:lang w:val="en-US"/>
+              </w:rPr>
+              <w:t>8Cores- 128MB</w:t>
+            </w:r>
+          </w:p>
+        </w:tc>
+        <w:tc>
+          <w:tcPr>
+            <w:tcW w:w="1509" w:type="dxa"/>
+            <w:tcBorders>
+              <w:top w:val="single" w:sz="4" w:space="0" w:color="44B3E1"/>
+              <w:left w:val="nil"/>
+              <w:bottom w:val="single" w:sz="4" w:space="0" w:color="44B3E1"/>
+              <w:right w:val="nil"/>
+            </w:tcBorders>
+            <w:noWrap/>
+            <w:vAlign w:val="bottom"/>
+            <w:hideMark/>
+          </w:tcPr>
+          <w:p>
+            <w:pPr>
+              <w:jc w:val="right"/>
+              <w:rPr>
+                <w:rFonts w:ascii="Aptos Narrow" w:hAnsi="Aptos Narrow"/>
+                <w:color w:val="000000"/>
+                <w:sz w:val="22"/>
+                <w:szCs w:val="22"/>
+                <w:lang w:val="en-US"/>
+              </w:rPr>
+            </w:pPr>
+            <w:r>
+              <w:rPr>
+                <w:rFonts w:ascii="Aptos Narrow" w:hAnsi="Aptos Narrow"/>
+                <w:color w:val="000000"/>
+                <w:sz w:val="22"/>
+                <w:szCs w:val="22"/>
+                <w:lang w:val="en-US"/>
+              </w:rPr>
+              <w:t>1.571</w:t>
+            </w:r>
+            <w:r>
+              <w:rPr>
+                <w:rFonts w:ascii="Aptos Narrow" w:hAnsi="Aptos Narrow"/>
+                <w:color w:val="000000"/>
+                <w:sz w:val="22"/>
+                <w:szCs w:val="22"/>
+                <w:lang w:val="en-US"/>
+              </w:rPr>
+              <w:t>7</w:t>
+            </w:r>
+          </w:p>
+        </w:tc>
+        <w:tc>
+          <w:tcPr>
+            <w:tcW w:w="1551" w:type="dxa"/>
+            <w:tcBorders>
+              <w:top w:val="single" w:sz="4" w:space="0" w:color="44B3E1"/>
+              <w:left w:val="nil"/>
+              <w:bottom w:val="single" w:sz="4" w:space="0" w:color="44B3E1"/>
+              <w:right w:val="single" w:sz="4" w:space="0" w:color="44B3E1"/>
+            </w:tcBorders>
+            <w:noWrap/>
+            <w:vAlign w:val="bottom"/>
+            <w:hideMark/>
+          </w:tcPr>
+          <w:p>
+            <w:pPr>
+              <w:jc w:val="right"/>
+              <w:rPr>
+                <w:rFonts w:ascii="Aptos Narrow" w:hAnsi="Aptos Narrow"/>
+                <w:color w:val="000000"/>
+                <w:sz w:val="22"/>
+                <w:szCs w:val="22"/>
+                <w:lang w:val="en-US"/>
+              </w:rPr>
+            </w:pPr>
+            <w:r>
+              <w:rPr>
+                <w:rFonts w:ascii="Aptos Narrow" w:hAnsi="Aptos Narrow"/>
+                <w:color w:val="000000"/>
+                <w:sz w:val="22"/>
+                <w:szCs w:val="22"/>
+                <w:lang w:val="en-US"/>
+              </w:rPr>
+              <w:t>0.02</w:t>
+            </w:r>
+            <w:r>
+              <w:rPr>
+                <w:rFonts w:ascii="Aptos Narrow" w:hAnsi="Aptos Narrow"/>
+                <w:color w:val="000000"/>
+                <w:sz w:val="22"/>
+                <w:szCs w:val="22"/>
+                <w:lang w:val="en-US"/>
+              </w:rPr>
+              <w:t>70</w:t>
+            </w:r>
+          </w:p>
+        </w:tc>
+      </w:tr>
+      <w:tr>
+        <w:trPr>
+          <w:trHeight w:val="300"/>
+          <w:jc w:val="center"/>
+        </w:trPr>
+        <w:tc>
+          <w:tcPr>
+            <w:tcW w:w="2335" w:type="dxa"/>
+            <w:tcBorders>
+              <w:top w:val="single" w:sz="4" w:space="0" w:color="44B3E1"/>
+              <w:left w:val="single" w:sz="4" w:space="0" w:color="44B3E1"/>
+              <w:bottom w:val="single" w:sz="4" w:space="0" w:color="44B3E1"/>
+              <w:right w:val="nil"/>
+            </w:tcBorders>
+            <w:shd w:val="clear" w:color="C0E6F5" w:fill="C0E6F5"/>
+            <w:noWrap/>
+            <w:vAlign w:val="bottom"/>
+            <w:hideMark/>
+          </w:tcPr>
+          <w:p>
+            <w:pPr>
+              <w:rPr>
+                <w:rFonts w:ascii="Aptos Narrow" w:hAnsi="Aptos Narrow"/>
+                <w:color w:val="000000"/>
+                <w:sz w:val="22"/>
+                <w:szCs w:val="22"/>
+                <w:lang w:val="en-US"/>
+              </w:rPr>
+            </w:pPr>
+            <w:r>
+              <w:rPr>
+                <w:rFonts w:ascii="Aptos Narrow" w:hAnsi="Aptos Narrow"/>
+                <w:color w:val="000000"/>
+                <w:sz w:val="22"/>
+                <w:szCs w:val="22"/>
+                <w:lang w:val="en-US"/>
+              </w:rPr>
+              <w:t>8Cores- 256MB</w:t>
+            </w:r>
+          </w:p>
+        </w:tc>
+        <w:tc>
+          <w:tcPr>
+            <w:tcW w:w="1509" w:type="dxa"/>
+            <w:tcBorders>
+              <w:top w:val="single" w:sz="4" w:space="0" w:color="44B3E1"/>
+              <w:left w:val="nil"/>
+              <w:bottom w:val="single" w:sz="4" w:space="0" w:color="44B3E1"/>
+              <w:right w:val="nil"/>
+            </w:tcBorders>
+            <w:shd w:val="clear" w:color="C0E6F5" w:fill="C0E6F5"/>
+            <w:noWrap/>
+            <w:vAlign w:val="bottom"/>
+            <w:hideMark/>
+          </w:tcPr>
+          <w:p>
+            <w:pPr>
+              <w:jc w:val="right"/>
+              <w:rPr>
+                <w:rFonts w:ascii="Aptos Narrow" w:hAnsi="Aptos Narrow"/>
+                <w:color w:val="000000"/>
+                <w:sz w:val="22"/>
+                <w:szCs w:val="22"/>
+                <w:lang w:val="en-US"/>
+              </w:rPr>
+            </w:pPr>
+            <w:r>
+              <w:rPr>
+                <w:rFonts w:ascii="Aptos Narrow" w:hAnsi="Aptos Narrow"/>
+                <w:color w:val="000000"/>
+                <w:sz w:val="22"/>
+                <w:szCs w:val="22"/>
+                <w:lang w:val="en-US"/>
+              </w:rPr>
+              <w:t>1.576</w:t>
+            </w:r>
+            <w:r>
+              <w:rPr>
+                <w:rFonts w:ascii="Aptos Narrow" w:hAnsi="Aptos Narrow"/>
+                <w:color w:val="000000"/>
+                <w:sz w:val="22"/>
+                <w:szCs w:val="22"/>
+                <w:lang w:val="en-US"/>
+              </w:rPr>
+              <w:t>2</w:t>
+            </w:r>
+          </w:p>
+        </w:tc>
+        <w:tc>
+          <w:tcPr>
+            <w:tcW w:w="1551" w:type="dxa"/>
+            <w:tcBorders>
+              <w:top w:val="single" w:sz="4" w:space="0" w:color="44B3E1"/>
+              <w:left w:val="nil"/>
+              <w:bottom w:val="single" w:sz="4" w:space="0" w:color="44B3E1"/>
+              <w:right w:val="single" w:sz="4" w:space="0" w:color="44B3E1"/>
+            </w:tcBorders>
+            <w:shd w:val="clear" w:color="C0E6F5" w:fill="C0E6F5"/>
+            <w:noWrap/>
+            <w:vAlign w:val="bottom"/>
+            <w:hideMark/>
+          </w:tcPr>
+          <w:p>
+            <w:pPr>
+              <w:jc w:val="right"/>
+              <w:rPr>
+                <w:rFonts w:ascii="Aptos Narrow" w:hAnsi="Aptos Narrow"/>
+                <w:color w:val="000000"/>
+                <w:sz w:val="22"/>
+                <w:szCs w:val="22"/>
+                <w:lang w:val="en-US"/>
+              </w:rPr>
+            </w:pPr>
+            <w:r>
+              <w:rPr>
+                <w:rFonts w:ascii="Aptos Narrow" w:hAnsi="Aptos Narrow"/>
+                <w:color w:val="000000"/>
+                <w:sz w:val="22"/>
+                <w:szCs w:val="22"/>
+                <w:lang w:val="en-US"/>
+              </w:rPr>
+              <w:t>0.020</w:t>
+            </w:r>
+            <w:r>
+              <w:rPr>
+                <w:rFonts w:ascii="Aptos Narrow" w:hAnsi="Aptos Narrow"/>
+                <w:color w:val="000000"/>
+                <w:sz w:val="22"/>
+                <w:szCs w:val="22"/>
+                <w:lang w:val="en-US"/>
+              </w:rPr>
+              <w:t>1</w:t>
+            </w:r>
+          </w:p>
+        </w:tc>
+      </w:tr>
+      <w:tr>
+        <w:trPr>
+          <w:trHeight w:val="300"/>
+          <w:jc w:val="center"/>
+        </w:trPr>
+        <w:tc>
+          <w:tcPr>
+            <w:tcW w:w="2335" w:type="dxa"/>
+            <w:tcBorders>
+              <w:top w:val="single" w:sz="4" w:space="0" w:color="44B3E1"/>
+              <w:left w:val="single" w:sz="4" w:space="0" w:color="44B3E1"/>
+              <w:bottom w:val="single" w:sz="4" w:space="0" w:color="44B3E1"/>
+              <w:right w:val="nil"/>
+            </w:tcBorders>
+            <w:noWrap/>
+            <w:vAlign w:val="bottom"/>
+            <w:hideMark/>
+          </w:tcPr>
+          <w:p>
+            <w:pPr>
+              <w:rPr>
+                <w:rFonts w:ascii="Aptos Narrow" w:hAnsi="Aptos Narrow"/>
+                <w:color w:val="000000"/>
+                <w:sz w:val="22"/>
+                <w:szCs w:val="22"/>
+                <w:lang w:val="en-US"/>
+              </w:rPr>
+            </w:pPr>
+            <w:r>
+              <w:rPr>
+                <w:rFonts w:ascii="Aptos Narrow" w:hAnsi="Aptos Narrow"/>
+                <w:color w:val="000000"/>
+                <w:sz w:val="22"/>
+                <w:szCs w:val="22"/>
+                <w:lang w:val="en-US"/>
+              </w:rPr>
+              <w:t>8Cores- 512MB</w:t>
+            </w:r>
+          </w:p>
+        </w:tc>
+        <w:tc>
+          <w:tcPr>
+            <w:tcW w:w="1509" w:type="dxa"/>
+            <w:tcBorders>
+              <w:top w:val="single" w:sz="4" w:space="0" w:color="44B3E1"/>
+              <w:left w:val="nil"/>
+              <w:bottom w:val="single" w:sz="4" w:space="0" w:color="44B3E1"/>
+              <w:right w:val="nil"/>
+            </w:tcBorders>
+            <w:noWrap/>
+            <w:vAlign w:val="bottom"/>
+            <w:hideMark/>
+          </w:tcPr>
+          <w:p>
+            <w:pPr>
+              <w:jc w:val="right"/>
+              <w:rPr>
+                <w:rFonts w:ascii="Aptos Narrow" w:hAnsi="Aptos Narrow"/>
+                <w:color w:val="000000"/>
+                <w:sz w:val="22"/>
+                <w:szCs w:val="22"/>
+                <w:lang w:val="en-US"/>
+              </w:rPr>
+            </w:pPr>
+            <w:r>
+              <w:rPr>
+                <w:rFonts w:ascii="Aptos Narrow" w:hAnsi="Aptos Narrow"/>
+                <w:color w:val="000000"/>
+                <w:sz w:val="22"/>
+                <w:szCs w:val="22"/>
+                <w:lang w:val="en-US"/>
+              </w:rPr>
+              <w:t>1.6048</w:t>
+            </w:r>
+          </w:p>
+        </w:tc>
+        <w:tc>
+          <w:tcPr>
+            <w:tcW w:w="1551" w:type="dxa"/>
+            <w:tcBorders>
+              <w:top w:val="single" w:sz="4" w:space="0" w:color="44B3E1"/>
+              <w:left w:val="nil"/>
+              <w:bottom w:val="single" w:sz="4" w:space="0" w:color="44B3E1"/>
+              <w:right w:val="single" w:sz="4" w:space="0" w:color="44B3E1"/>
+            </w:tcBorders>
+            <w:noWrap/>
+            <w:vAlign w:val="bottom"/>
+            <w:hideMark/>
+          </w:tcPr>
+          <w:p>
+            <w:pPr>
+              <w:jc w:val="right"/>
+              <w:rPr>
+                <w:rFonts w:ascii="Aptos Narrow" w:hAnsi="Aptos Narrow"/>
+                <w:color w:val="000000"/>
+                <w:sz w:val="22"/>
+                <w:szCs w:val="22"/>
+                <w:lang w:val="en-US"/>
+              </w:rPr>
+            </w:pPr>
+            <w:r>
+              <w:rPr>
+                <w:rFonts w:ascii="Aptos Narrow" w:hAnsi="Aptos Narrow"/>
+                <w:color w:val="000000"/>
+                <w:sz w:val="22"/>
+                <w:szCs w:val="22"/>
+                <w:lang w:val="en-US"/>
+              </w:rPr>
+              <w:t>0.0582</w:t>
+            </w:r>
+          </w:p>
+        </w:tc>
+      </w:tr>
+      <w:tr>
+        <w:trPr>
+          <w:trHeight w:val="300"/>
+          <w:jc w:val="center"/>
+        </w:trPr>
+        <w:tc>
+          <w:tcPr>
+            <w:tcW w:w="2335" w:type="dxa"/>
+            <w:tcBorders>
+              <w:top w:val="single" w:sz="4" w:space="0" w:color="44B3E1"/>
+              <w:left w:val="single" w:sz="4" w:space="0" w:color="44B3E1"/>
+              <w:bottom w:val="single" w:sz="4" w:space="0" w:color="44B3E1"/>
+              <w:right w:val="nil"/>
+            </w:tcBorders>
+            <w:shd w:val="clear" w:color="C0E6F5" w:fill="C0E6F5"/>
+            <w:noWrap/>
+            <w:vAlign w:val="bottom"/>
+            <w:hideMark/>
+          </w:tcPr>
+          <w:p>
+            <w:pPr>
+              <w:rPr>
+                <w:rFonts w:ascii="Aptos Narrow" w:hAnsi="Aptos Narrow"/>
+                <w:color w:val="000000"/>
+                <w:sz w:val="22"/>
+                <w:szCs w:val="22"/>
+                <w:lang w:val="en-US"/>
+              </w:rPr>
+            </w:pPr>
+            <w:r>
+              <w:rPr>
+                <w:rFonts w:ascii="Aptos Narrow" w:hAnsi="Aptos Narrow"/>
+                <w:color w:val="000000"/>
+                <w:sz w:val="22"/>
+                <w:szCs w:val="22"/>
+                <w:lang w:val="en-US"/>
+              </w:rPr>
+              <w:t>8Cores- 1GB</w:t>
+            </w:r>
+          </w:p>
+        </w:tc>
+        <w:tc>
+          <w:tcPr>
+            <w:tcW w:w="1509" w:type="dxa"/>
+            <w:tcBorders>
+              <w:top w:val="single" w:sz="4" w:space="0" w:color="44B3E1"/>
+              <w:left w:val="nil"/>
+              <w:bottom w:val="single" w:sz="4" w:space="0" w:color="44B3E1"/>
+              <w:right w:val="nil"/>
+            </w:tcBorders>
+            <w:shd w:val="clear" w:color="C0E6F5" w:fill="C0E6F5"/>
+            <w:noWrap/>
+            <w:vAlign w:val="bottom"/>
+            <w:hideMark/>
+          </w:tcPr>
+          <w:p>
+            <w:pPr>
+              <w:jc w:val="right"/>
+              <w:rPr>
+                <w:rFonts w:ascii="Aptos Narrow" w:hAnsi="Aptos Narrow"/>
+                <w:color w:val="000000"/>
+                <w:sz w:val="22"/>
+                <w:szCs w:val="22"/>
+                <w:lang w:val="en-US"/>
+              </w:rPr>
+            </w:pPr>
+            <w:r>
+              <w:rPr>
+                <w:rFonts w:ascii="Aptos Narrow" w:hAnsi="Aptos Narrow"/>
+                <w:color w:val="000000"/>
+                <w:sz w:val="22"/>
+                <w:szCs w:val="22"/>
+                <w:lang w:val="en-US"/>
+              </w:rPr>
+              <w:t>1.586</w:t>
+            </w:r>
+            <w:r>
+              <w:rPr>
+                <w:rFonts w:ascii="Aptos Narrow" w:hAnsi="Aptos Narrow"/>
+                <w:color w:val="000000"/>
+                <w:sz w:val="22"/>
+                <w:szCs w:val="22"/>
+                <w:lang w:val="en-US"/>
+              </w:rPr>
+              <w:t>5</w:t>
+            </w:r>
+          </w:p>
+        </w:tc>
+        <w:tc>
+          <w:tcPr>
+            <w:tcW w:w="1551" w:type="dxa"/>
+            <w:tcBorders>
+              <w:top w:val="single" w:sz="4" w:space="0" w:color="44B3E1"/>
+              <w:left w:val="nil"/>
+              <w:bottom w:val="single" w:sz="4" w:space="0" w:color="44B3E1"/>
+              <w:right w:val="single" w:sz="4" w:space="0" w:color="44B3E1"/>
+            </w:tcBorders>
+            <w:shd w:val="clear" w:color="C0E6F5" w:fill="C0E6F5"/>
+            <w:noWrap/>
+            <w:vAlign w:val="bottom"/>
+            <w:hideMark/>
+          </w:tcPr>
+          <w:p>
+            <w:pPr>
+              <w:jc w:val="right"/>
+              <w:rPr>
+                <w:rFonts w:ascii="Aptos Narrow" w:hAnsi="Aptos Narrow"/>
+                <w:color w:val="000000"/>
+                <w:sz w:val="22"/>
+                <w:szCs w:val="22"/>
+                <w:lang w:val="en-US"/>
+              </w:rPr>
+            </w:pPr>
+            <w:r>
+              <w:rPr>
+                <w:rFonts w:ascii="Aptos Narrow" w:hAnsi="Aptos Narrow"/>
+                <w:color w:val="000000"/>
+                <w:sz w:val="22"/>
+                <w:szCs w:val="22"/>
+                <w:lang w:val="en-US"/>
+              </w:rPr>
+              <w:t>0.01</w:t>
+            </w:r>
+            <w:r>
+              <w:rPr>
+                <w:rFonts w:ascii="Aptos Narrow" w:hAnsi="Aptos Narrow"/>
+                <w:color w:val="000000"/>
+                <w:sz w:val="22"/>
+                <w:szCs w:val="22"/>
+                <w:lang w:val="en-US"/>
+              </w:rPr>
+              <w:t>80</w:t>
+            </w:r>
+          </w:p>
+        </w:tc>
+      </w:tr>
+      <w:tr>
+        <w:trPr>
+          <w:trHeight w:val="300"/>
+          <w:jc w:val="center"/>
+        </w:trPr>
+        <w:tc>
+          <w:tcPr>
+            <w:tcW w:w="2335" w:type="dxa"/>
+            <w:tcBorders>
+              <w:top w:val="single" w:sz="4" w:space="0" w:color="44B3E1"/>
+              <w:left w:val="single" w:sz="4" w:space="0" w:color="44B3E1"/>
+              <w:bottom w:val="single" w:sz="4" w:space="0" w:color="44B3E1"/>
+              <w:right w:val="nil"/>
+            </w:tcBorders>
+            <w:noWrap/>
+            <w:vAlign w:val="bottom"/>
+            <w:hideMark/>
+          </w:tcPr>
+          <w:p>
+            <w:pPr>
+              <w:rPr>
+                <w:rFonts w:ascii="Aptos Narrow" w:hAnsi="Aptos Narrow"/>
+                <w:color w:val="000000"/>
+                <w:sz w:val="22"/>
+                <w:szCs w:val="22"/>
+                <w:lang w:val="en-US"/>
+              </w:rPr>
+            </w:pPr>
+            <w:r>
+              <w:rPr>
+                <w:rFonts w:ascii="Aptos Narrow" w:hAnsi="Aptos Narrow"/>
+                <w:color w:val="000000"/>
+                <w:sz w:val="22"/>
+                <w:szCs w:val="22"/>
+                <w:lang w:val="en-US"/>
+              </w:rPr>
+              <w:t>8Cores- 1536MB</w:t>
+            </w:r>
+          </w:p>
+        </w:tc>
+        <w:tc>
+          <w:tcPr>
+            <w:tcW w:w="1509" w:type="dxa"/>
+            <w:tcBorders>
+              <w:top w:val="single" w:sz="4" w:space="0" w:color="44B3E1"/>
+              <w:left w:val="nil"/>
+              <w:bottom w:val="single" w:sz="4" w:space="0" w:color="44B3E1"/>
+              <w:right w:val="nil"/>
+            </w:tcBorders>
+            <w:noWrap/>
+            <w:vAlign w:val="bottom"/>
+            <w:hideMark/>
+          </w:tcPr>
+          <w:p>
+            <w:pPr>
+              <w:jc w:val="right"/>
+              <w:rPr>
+                <w:rFonts w:ascii="Aptos Narrow" w:hAnsi="Aptos Narrow"/>
+                <w:color w:val="000000"/>
+                <w:sz w:val="22"/>
+                <w:szCs w:val="22"/>
+                <w:lang w:val="en-US"/>
+              </w:rPr>
+            </w:pPr>
+            <w:r>
+              <w:rPr>
+                <w:rFonts w:ascii="Aptos Narrow" w:hAnsi="Aptos Narrow"/>
+                <w:color w:val="000000"/>
+                <w:sz w:val="22"/>
+                <w:szCs w:val="22"/>
+                <w:lang w:val="en-US"/>
+              </w:rPr>
+              <w:t>1.5802</w:t>
+            </w:r>
+          </w:p>
+        </w:tc>
+        <w:tc>
+          <w:tcPr>
+            <w:tcW w:w="1551" w:type="dxa"/>
+            <w:tcBorders>
+              <w:top w:val="single" w:sz="4" w:space="0" w:color="44B3E1"/>
+              <w:left w:val="nil"/>
+              <w:bottom w:val="single" w:sz="4" w:space="0" w:color="44B3E1"/>
+              <w:right w:val="single" w:sz="4" w:space="0" w:color="44B3E1"/>
+            </w:tcBorders>
+            <w:noWrap/>
+            <w:vAlign w:val="bottom"/>
+            <w:hideMark/>
+          </w:tcPr>
+          <w:p>
+            <w:pPr>
+              <w:jc w:val="right"/>
+              <w:rPr>
+                <w:rFonts w:ascii="Aptos Narrow" w:hAnsi="Aptos Narrow"/>
+                <w:color w:val="000000"/>
+                <w:sz w:val="22"/>
+                <w:szCs w:val="22"/>
+                <w:lang w:val="en-US"/>
+              </w:rPr>
+            </w:pPr>
+            <w:r>
+              <w:rPr>
+                <w:rFonts w:ascii="Aptos Narrow" w:hAnsi="Aptos Narrow"/>
+                <w:color w:val="000000"/>
+                <w:sz w:val="22"/>
+                <w:szCs w:val="22"/>
+                <w:lang w:val="en-US"/>
+              </w:rPr>
+              <w:t>0.0187</w:t>
+            </w:r>
+          </w:p>
+        </w:tc>
+      </w:tr>
+      <w:tr>
+        <w:trPr>
+          <w:trHeight w:val="300"/>
+          <w:jc w:val="center"/>
+        </w:trPr>
+        <w:tc>
+          <w:tcPr>
+            <w:tcW w:w="2335" w:type="dxa"/>
+            <w:tcBorders>
+              <w:top w:val="single" w:sz="4" w:space="0" w:color="44B3E1"/>
+              <w:left w:val="single" w:sz="4" w:space="0" w:color="44B3E1"/>
+              <w:bottom w:val="single" w:sz="4" w:space="0" w:color="44B3E1"/>
+              <w:right w:val="nil"/>
+            </w:tcBorders>
+            <w:shd w:val="clear" w:color="C0E6F5" w:fill="C0E6F5"/>
+            <w:noWrap/>
+            <w:vAlign w:val="bottom"/>
+            <w:hideMark/>
+          </w:tcPr>
+          <w:p>
+            <w:pPr>
+              <w:rPr>
+                <w:rFonts w:ascii="Aptos Narrow" w:hAnsi="Aptos Narrow"/>
+                <w:color w:val="000000"/>
+                <w:sz w:val="22"/>
+                <w:szCs w:val="22"/>
+                <w:lang w:val="en-US"/>
+              </w:rPr>
+            </w:pPr>
+            <w:r>
+              <w:rPr>
+                <w:rFonts w:ascii="Aptos Narrow" w:hAnsi="Aptos Narrow"/>
+                <w:color w:val="000000"/>
+                <w:sz w:val="22"/>
+                <w:szCs w:val="22"/>
+                <w:lang w:val="en-US"/>
+              </w:rPr>
+              <w:t>16Cores- 64MB</w:t>
+            </w:r>
+          </w:p>
+        </w:tc>
+        <w:tc>
+          <w:tcPr>
+            <w:tcW w:w="1509" w:type="dxa"/>
+            <w:tcBorders>
+              <w:top w:val="single" w:sz="4" w:space="0" w:color="44B3E1"/>
+              <w:left w:val="nil"/>
+              <w:bottom w:val="single" w:sz="4" w:space="0" w:color="44B3E1"/>
+              <w:right w:val="nil"/>
+            </w:tcBorders>
+            <w:shd w:val="clear" w:color="C0E6F5" w:fill="C0E6F5"/>
+            <w:noWrap/>
+            <w:vAlign w:val="bottom"/>
+            <w:hideMark/>
+          </w:tcPr>
+          <w:p>
+            <w:pPr>
+              <w:jc w:val="right"/>
+              <w:rPr>
+                <w:rFonts w:ascii="Aptos Narrow" w:hAnsi="Aptos Narrow"/>
+                <w:color w:val="000000"/>
+                <w:sz w:val="22"/>
+                <w:szCs w:val="22"/>
+                <w:lang w:val="en-US"/>
+              </w:rPr>
+            </w:pPr>
+            <w:r>
+              <w:rPr>
+                <w:rFonts w:ascii="Aptos Narrow" w:hAnsi="Aptos Narrow"/>
+                <w:color w:val="000000"/>
+                <w:sz w:val="22"/>
+                <w:szCs w:val="22"/>
+                <w:lang w:val="en-US"/>
+              </w:rPr>
+              <w:t>1.390</w:t>
+            </w:r>
+            <w:r>
+              <w:rPr>
+                <w:rFonts w:ascii="Aptos Narrow" w:hAnsi="Aptos Narrow"/>
+                <w:color w:val="000000"/>
+                <w:sz w:val="22"/>
+                <w:szCs w:val="22"/>
+                <w:lang w:val="en-US"/>
+              </w:rPr>
+              <w:t>1</w:t>
+            </w:r>
+          </w:p>
+        </w:tc>
+        <w:tc>
+          <w:tcPr>
+            <w:tcW w:w="1551" w:type="dxa"/>
+            <w:tcBorders>
+              <w:top w:val="single" w:sz="4" w:space="0" w:color="44B3E1"/>
+              <w:left w:val="nil"/>
+              <w:bottom w:val="single" w:sz="4" w:space="0" w:color="44B3E1"/>
+              <w:right w:val="single" w:sz="4" w:space="0" w:color="44B3E1"/>
+            </w:tcBorders>
+            <w:shd w:val="clear" w:color="C0E6F5" w:fill="C0E6F5"/>
+            <w:noWrap/>
+            <w:vAlign w:val="bottom"/>
+            <w:hideMark/>
+          </w:tcPr>
+          <w:p>
+            <w:pPr>
+              <w:jc w:val="right"/>
+              <w:rPr>
+                <w:rFonts w:ascii="Aptos Narrow" w:hAnsi="Aptos Narrow"/>
+                <w:color w:val="000000"/>
+                <w:sz w:val="22"/>
+                <w:szCs w:val="22"/>
+                <w:lang w:val="en-US"/>
+              </w:rPr>
+            </w:pPr>
+            <w:r>
+              <w:rPr>
+                <w:rFonts w:ascii="Aptos Narrow" w:hAnsi="Aptos Narrow"/>
+                <w:color w:val="000000"/>
+                <w:sz w:val="22"/>
+                <w:szCs w:val="22"/>
+                <w:lang w:val="en-US"/>
+              </w:rPr>
+              <w:t>0.0128</w:t>
+            </w:r>
+          </w:p>
+        </w:tc>
+      </w:tr>
+      <w:tr>
+        <w:trPr>
+          <w:trHeight w:val="300"/>
+          <w:jc w:val="center"/>
+        </w:trPr>
+        <w:tc>
+          <w:tcPr>
+            <w:tcW w:w="2335" w:type="dxa"/>
+            <w:tcBorders>
+              <w:top w:val="single" w:sz="4" w:space="0" w:color="44B3E1"/>
+              <w:left w:val="single" w:sz="4" w:space="0" w:color="44B3E1"/>
+              <w:bottom w:val="single" w:sz="4" w:space="0" w:color="44B3E1"/>
+              <w:right w:val="nil"/>
+            </w:tcBorders>
+            <w:noWrap/>
+            <w:vAlign w:val="bottom"/>
+            <w:hideMark/>
+          </w:tcPr>
+          <w:p>
+            <w:pPr>
+              <w:rPr>
+                <w:rFonts w:ascii="Aptos Narrow" w:hAnsi="Aptos Narrow"/>
+                <w:color w:val="000000"/>
+                <w:sz w:val="22"/>
+                <w:szCs w:val="22"/>
+                <w:lang w:val="en-US"/>
+              </w:rPr>
+            </w:pPr>
+            <w:r>
+              <w:rPr>
+                <w:rFonts w:ascii="Aptos Narrow" w:hAnsi="Aptos Narrow"/>
+                <w:color w:val="000000"/>
+                <w:sz w:val="22"/>
+                <w:szCs w:val="22"/>
+                <w:lang w:val="en-US"/>
+              </w:rPr>
+              <w:t>16Cores- 128MB</w:t>
+            </w:r>
+          </w:p>
+        </w:tc>
+        <w:tc>
+          <w:tcPr>
+            <w:tcW w:w="1509" w:type="dxa"/>
+            <w:tcBorders>
+              <w:top w:val="single" w:sz="4" w:space="0" w:color="44B3E1"/>
+              <w:left w:val="nil"/>
+              <w:bottom w:val="single" w:sz="4" w:space="0" w:color="44B3E1"/>
+              <w:right w:val="nil"/>
+            </w:tcBorders>
+            <w:noWrap/>
+            <w:vAlign w:val="bottom"/>
+            <w:hideMark/>
+          </w:tcPr>
+          <w:p>
+            <w:pPr>
+              <w:jc w:val="right"/>
+              <w:rPr>
+                <w:rFonts w:ascii="Aptos Narrow" w:hAnsi="Aptos Narrow"/>
+                <w:color w:val="000000"/>
+                <w:sz w:val="22"/>
+                <w:szCs w:val="22"/>
+                <w:lang w:val="en-US"/>
+              </w:rPr>
+            </w:pPr>
+            <w:r>
+              <w:rPr>
+                <w:rFonts w:ascii="Aptos Narrow" w:hAnsi="Aptos Narrow"/>
+                <w:color w:val="000000"/>
+                <w:sz w:val="22"/>
+                <w:szCs w:val="22"/>
+                <w:lang w:val="en-US"/>
+              </w:rPr>
+              <w:t>1.3844</w:t>
+            </w:r>
+          </w:p>
+        </w:tc>
+        <w:tc>
+          <w:tcPr>
+            <w:tcW w:w="1551" w:type="dxa"/>
+            <w:tcBorders>
+              <w:top w:val="single" w:sz="4" w:space="0" w:color="44B3E1"/>
+              <w:left w:val="nil"/>
+              <w:bottom w:val="single" w:sz="4" w:space="0" w:color="44B3E1"/>
+              <w:right w:val="single" w:sz="4" w:space="0" w:color="44B3E1"/>
+            </w:tcBorders>
+            <w:noWrap/>
+            <w:vAlign w:val="bottom"/>
+            <w:hideMark/>
+          </w:tcPr>
+          <w:p>
+            <w:pPr>
+              <w:jc w:val="right"/>
+              <w:rPr>
+                <w:rFonts w:ascii="Aptos Narrow" w:hAnsi="Aptos Narrow"/>
+                <w:color w:val="000000"/>
+                <w:sz w:val="22"/>
+                <w:szCs w:val="22"/>
+                <w:lang w:val="en-US"/>
+              </w:rPr>
+            </w:pPr>
+            <w:r>
+              <w:rPr>
+                <w:rFonts w:ascii="Aptos Narrow" w:hAnsi="Aptos Narrow"/>
+                <w:color w:val="000000"/>
+                <w:sz w:val="22"/>
+                <w:szCs w:val="22"/>
+                <w:lang w:val="en-US"/>
+              </w:rPr>
+              <w:t>0.024</w:t>
+            </w:r>
+            <w:r>
+              <w:rPr>
+                <w:rFonts w:ascii="Aptos Narrow" w:hAnsi="Aptos Narrow"/>
+                <w:color w:val="000000"/>
+                <w:sz w:val="22"/>
+                <w:szCs w:val="22"/>
+                <w:lang w:val="en-US"/>
+              </w:rPr>
+              <w:t>5</w:t>
+            </w:r>
+          </w:p>
+        </w:tc>
+      </w:tr>
+      <w:tr>
+        <w:trPr>
+          <w:trHeight w:val="300"/>
+          <w:jc w:val="center"/>
+        </w:trPr>
+        <w:tc>
+          <w:tcPr>
+            <w:tcW w:w="2335" w:type="dxa"/>
+            <w:tcBorders>
+              <w:top w:val="single" w:sz="4" w:space="0" w:color="44B3E1"/>
+              <w:left w:val="single" w:sz="4" w:space="0" w:color="44B3E1"/>
+              <w:bottom w:val="single" w:sz="4" w:space="0" w:color="44B3E1"/>
+              <w:right w:val="nil"/>
+            </w:tcBorders>
+            <w:shd w:val="clear" w:color="C0E6F5" w:fill="C0E6F5"/>
+            <w:noWrap/>
+            <w:vAlign w:val="bottom"/>
+            <w:hideMark/>
+          </w:tcPr>
+          <w:p>
+            <w:pPr>
+              <w:rPr>
+                <w:rFonts w:ascii="Aptos Narrow" w:hAnsi="Aptos Narrow"/>
+                <w:color w:val="000000"/>
+                <w:sz w:val="22"/>
+                <w:szCs w:val="22"/>
+                <w:lang w:val="en-US"/>
+              </w:rPr>
+            </w:pPr>
+            <w:r>
+              <w:rPr>
+                <w:rFonts w:ascii="Aptos Narrow" w:hAnsi="Aptos Narrow"/>
+                <w:color w:val="000000"/>
+                <w:sz w:val="22"/>
+                <w:szCs w:val="22"/>
+                <w:lang w:val="en-US"/>
+              </w:rPr>
+              <w:t>16Cores- 256MB</w:t>
+            </w:r>
+          </w:p>
+        </w:tc>
+        <w:tc>
+          <w:tcPr>
+            <w:tcW w:w="1509" w:type="dxa"/>
+            <w:tcBorders>
+              <w:top w:val="single" w:sz="4" w:space="0" w:color="44B3E1"/>
+              <w:left w:val="nil"/>
+              <w:bottom w:val="single" w:sz="4" w:space="0" w:color="44B3E1"/>
+              <w:right w:val="nil"/>
+            </w:tcBorders>
+            <w:shd w:val="clear" w:color="C0E6F5" w:fill="C0E6F5"/>
+            <w:noWrap/>
+            <w:vAlign w:val="bottom"/>
+            <w:hideMark/>
+          </w:tcPr>
+          <w:p>
+            <w:pPr>
+              <w:jc w:val="right"/>
+              <w:rPr>
+                <w:rFonts w:ascii="Aptos Narrow" w:hAnsi="Aptos Narrow"/>
+                <w:color w:val="000000"/>
+                <w:sz w:val="22"/>
+                <w:szCs w:val="22"/>
+                <w:lang w:val="en-US"/>
+              </w:rPr>
+            </w:pPr>
+            <w:r>
+              <w:rPr>
+                <w:rFonts w:ascii="Aptos Narrow" w:hAnsi="Aptos Narrow"/>
+                <w:color w:val="000000"/>
+                <w:sz w:val="22"/>
+                <w:szCs w:val="22"/>
+                <w:lang w:val="en-US"/>
+              </w:rPr>
+              <w:t>1.3871</w:t>
+            </w:r>
+          </w:p>
+        </w:tc>
+        <w:tc>
+          <w:tcPr>
+            <w:tcW w:w="1551" w:type="dxa"/>
+            <w:tcBorders>
+              <w:top w:val="single" w:sz="4" w:space="0" w:color="44B3E1"/>
+              <w:left w:val="nil"/>
+              <w:bottom w:val="single" w:sz="4" w:space="0" w:color="44B3E1"/>
+              <w:right w:val="single" w:sz="4" w:space="0" w:color="44B3E1"/>
+            </w:tcBorders>
+            <w:shd w:val="clear" w:color="C0E6F5" w:fill="C0E6F5"/>
+            <w:noWrap/>
+            <w:vAlign w:val="bottom"/>
+            <w:hideMark/>
+          </w:tcPr>
+          <w:p>
+            <w:pPr>
+              <w:jc w:val="right"/>
+              <w:rPr>
+                <w:rFonts w:ascii="Aptos Narrow" w:hAnsi="Aptos Narrow"/>
+                <w:color w:val="000000"/>
+                <w:sz w:val="22"/>
+                <w:szCs w:val="22"/>
+                <w:lang w:val="en-US"/>
+              </w:rPr>
+            </w:pPr>
+            <w:r>
+              <w:rPr>
+                <w:rFonts w:ascii="Aptos Narrow" w:hAnsi="Aptos Narrow"/>
+                <w:color w:val="000000"/>
+                <w:sz w:val="22"/>
+                <w:szCs w:val="22"/>
+                <w:lang w:val="en-US"/>
+              </w:rPr>
+              <w:t>0.013</w:t>
+            </w:r>
+            <w:r>
+              <w:rPr>
+                <w:rFonts w:ascii="Aptos Narrow" w:hAnsi="Aptos Narrow"/>
+                <w:color w:val="000000"/>
+                <w:sz w:val="22"/>
+                <w:szCs w:val="22"/>
+                <w:lang w:val="en-US"/>
+              </w:rPr>
+              <w:t>5</w:t>
+            </w:r>
+          </w:p>
+        </w:tc>
+      </w:tr>
+      <w:tr>
+        <w:trPr>
+          <w:trHeight w:val="300"/>
+          <w:jc w:val="center"/>
+        </w:trPr>
+        <w:tc>
+          <w:tcPr>
+            <w:tcW w:w="2335" w:type="dxa"/>
+            <w:tcBorders>
+              <w:top w:val="single" w:sz="4" w:space="0" w:color="44B3E1"/>
+              <w:left w:val="single" w:sz="4" w:space="0" w:color="44B3E1"/>
+              <w:bottom w:val="single" w:sz="4" w:space="0" w:color="44B3E1"/>
+              <w:right w:val="nil"/>
+            </w:tcBorders>
+            <w:noWrap/>
+            <w:vAlign w:val="bottom"/>
+            <w:hideMark/>
+          </w:tcPr>
+          <w:p>
+            <w:pPr>
+              <w:rPr>
+                <w:rFonts w:ascii="Aptos Narrow" w:hAnsi="Aptos Narrow"/>
+                <w:color w:val="000000"/>
+                <w:sz w:val="22"/>
+                <w:szCs w:val="22"/>
+                <w:lang w:val="en-US"/>
+              </w:rPr>
+            </w:pPr>
+            <w:r>
+              <w:rPr>
+                <w:rFonts w:ascii="Aptos Narrow" w:hAnsi="Aptos Narrow"/>
+                <w:color w:val="000000"/>
+                <w:sz w:val="22"/>
+                <w:szCs w:val="22"/>
+                <w:lang w:val="en-US"/>
+              </w:rPr>
+              <w:t>16Cores- 512MB</w:t>
+            </w:r>
+          </w:p>
+        </w:tc>
+        <w:tc>
+          <w:tcPr>
+            <w:tcW w:w="1509" w:type="dxa"/>
+            <w:tcBorders>
+              <w:top w:val="single" w:sz="4" w:space="0" w:color="44B3E1"/>
+              <w:left w:val="nil"/>
+              <w:bottom w:val="single" w:sz="4" w:space="0" w:color="44B3E1"/>
+              <w:right w:val="nil"/>
+            </w:tcBorders>
+            <w:noWrap/>
+            <w:vAlign w:val="bottom"/>
+            <w:hideMark/>
+          </w:tcPr>
+          <w:p>
+            <w:pPr>
+              <w:jc w:val="right"/>
+              <w:rPr>
+                <w:rFonts w:ascii="Aptos Narrow" w:hAnsi="Aptos Narrow"/>
+                <w:color w:val="000000"/>
+                <w:sz w:val="22"/>
+                <w:szCs w:val="22"/>
+                <w:lang w:val="en-US"/>
+              </w:rPr>
+            </w:pPr>
+            <w:r>
+              <w:rPr>
+                <w:rFonts w:ascii="Aptos Narrow" w:hAnsi="Aptos Narrow"/>
+                <w:color w:val="000000"/>
+                <w:sz w:val="22"/>
+                <w:szCs w:val="22"/>
+                <w:lang w:val="en-US"/>
+              </w:rPr>
+              <w:t>1.3956</w:t>
+            </w:r>
+          </w:p>
+        </w:tc>
+        <w:tc>
+          <w:tcPr>
+            <w:tcW w:w="1551" w:type="dxa"/>
+            <w:tcBorders>
+              <w:top w:val="single" w:sz="4" w:space="0" w:color="44B3E1"/>
+              <w:left w:val="nil"/>
+              <w:bottom w:val="single" w:sz="4" w:space="0" w:color="44B3E1"/>
+              <w:right w:val="single" w:sz="4" w:space="0" w:color="44B3E1"/>
+            </w:tcBorders>
+            <w:noWrap/>
+            <w:vAlign w:val="bottom"/>
+            <w:hideMark/>
+          </w:tcPr>
+          <w:p>
+            <w:pPr>
+              <w:jc w:val="right"/>
+              <w:rPr>
+                <w:rFonts w:ascii="Aptos Narrow" w:hAnsi="Aptos Narrow"/>
+                <w:color w:val="000000"/>
+                <w:sz w:val="22"/>
+                <w:szCs w:val="22"/>
+                <w:lang w:val="en-US"/>
+              </w:rPr>
+            </w:pPr>
+            <w:r>
+              <w:rPr>
+                <w:rFonts w:ascii="Aptos Narrow" w:hAnsi="Aptos Narrow"/>
+                <w:color w:val="000000"/>
+                <w:sz w:val="22"/>
+                <w:szCs w:val="22"/>
+                <w:lang w:val="en-US"/>
+              </w:rPr>
+              <w:t>0.016</w:t>
+            </w:r>
+            <w:r>
+              <w:rPr>
+                <w:rFonts w:ascii="Aptos Narrow" w:hAnsi="Aptos Narrow"/>
+                <w:color w:val="000000"/>
+                <w:sz w:val="22"/>
+                <w:szCs w:val="22"/>
+                <w:lang w:val="en-US"/>
+              </w:rPr>
+              <w:t>5</w:t>
+            </w:r>
+          </w:p>
+        </w:tc>
+      </w:tr>
+      <w:tr>
+        <w:trPr>
+          <w:trHeight w:val="300"/>
+          <w:jc w:val="center"/>
+        </w:trPr>
+        <w:tc>
+          <w:tcPr>
+            <w:tcW w:w="2335" w:type="dxa"/>
+            <w:tcBorders>
+              <w:top w:val="single" w:sz="4" w:space="0" w:color="44B3E1"/>
+              <w:left w:val="single" w:sz="4" w:space="0" w:color="44B3E1"/>
+              <w:bottom w:val="single" w:sz="4" w:space="0" w:color="44B3E1"/>
+              <w:right w:val="nil"/>
+            </w:tcBorders>
+            <w:shd w:val="clear" w:color="C0E6F5" w:fill="C0E6F5"/>
+            <w:noWrap/>
+            <w:vAlign w:val="bottom"/>
+            <w:hideMark/>
+          </w:tcPr>
+          <w:p>
+            <w:pPr>
+              <w:rPr>
+                <w:rFonts w:ascii="Aptos Narrow" w:hAnsi="Aptos Narrow"/>
+                <w:color w:val="000000"/>
+                <w:sz w:val="22"/>
+                <w:szCs w:val="22"/>
+                <w:lang w:val="en-US"/>
+              </w:rPr>
+            </w:pPr>
+            <w:r>
+              <w:rPr>
+                <w:rFonts w:ascii="Aptos Narrow" w:hAnsi="Aptos Narrow"/>
+                <w:color w:val="000000"/>
+                <w:sz w:val="22"/>
+                <w:szCs w:val="22"/>
+                <w:lang w:val="en-US"/>
+              </w:rPr>
+              <w:t>16Cores- 1GB</w:t>
+            </w:r>
+          </w:p>
+        </w:tc>
+        <w:tc>
+          <w:tcPr>
+            <w:tcW w:w="1509" w:type="dxa"/>
+            <w:tcBorders>
+              <w:top w:val="single" w:sz="4" w:space="0" w:color="44B3E1"/>
+              <w:left w:val="nil"/>
+              <w:bottom w:val="single" w:sz="4" w:space="0" w:color="44B3E1"/>
+              <w:right w:val="nil"/>
+            </w:tcBorders>
+            <w:shd w:val="clear" w:color="C0E6F5" w:fill="C0E6F5"/>
+            <w:noWrap/>
+            <w:vAlign w:val="bottom"/>
+            <w:hideMark/>
+          </w:tcPr>
+          <w:p>
+            <w:pPr>
+              <w:jc w:val="right"/>
+              <w:rPr>
+                <w:rFonts w:ascii="Aptos Narrow" w:hAnsi="Aptos Narrow"/>
+                <w:color w:val="000000"/>
+                <w:sz w:val="22"/>
+                <w:szCs w:val="22"/>
+                <w:lang w:val="en-US"/>
+              </w:rPr>
+            </w:pPr>
+            <w:r>
+              <w:rPr>
+                <w:rFonts w:ascii="Aptos Narrow" w:hAnsi="Aptos Narrow"/>
+                <w:color w:val="000000"/>
+                <w:sz w:val="22"/>
+                <w:szCs w:val="22"/>
+                <w:lang w:val="en-US"/>
+              </w:rPr>
+              <w:t>1.3972</w:t>
+            </w:r>
+          </w:p>
+        </w:tc>
+        <w:tc>
+          <w:tcPr>
+            <w:tcW w:w="1551" w:type="dxa"/>
+            <w:tcBorders>
+              <w:top w:val="single" w:sz="4" w:space="0" w:color="44B3E1"/>
+              <w:left w:val="nil"/>
+              <w:bottom w:val="single" w:sz="4" w:space="0" w:color="44B3E1"/>
+              <w:right w:val="single" w:sz="4" w:space="0" w:color="44B3E1"/>
+            </w:tcBorders>
+            <w:shd w:val="clear" w:color="C0E6F5" w:fill="C0E6F5"/>
+            <w:noWrap/>
+            <w:vAlign w:val="bottom"/>
+            <w:hideMark/>
+          </w:tcPr>
+          <w:p>
+            <w:pPr>
+              <w:jc w:val="right"/>
+              <w:rPr>
+                <w:rFonts w:ascii="Aptos Narrow" w:hAnsi="Aptos Narrow"/>
+                <w:color w:val="000000"/>
+                <w:sz w:val="22"/>
+                <w:szCs w:val="22"/>
+                <w:lang w:val="en-US"/>
+              </w:rPr>
+            </w:pPr>
+            <w:r>
+              <w:rPr>
+                <w:rFonts w:ascii="Aptos Narrow" w:hAnsi="Aptos Narrow"/>
+                <w:color w:val="000000"/>
+                <w:sz w:val="22"/>
+                <w:szCs w:val="22"/>
+                <w:lang w:val="en-US"/>
+              </w:rPr>
+              <w:t>0.041</w:t>
+            </w:r>
+            <w:r>
+              <w:rPr>
+                <w:rFonts w:ascii="Aptos Narrow" w:hAnsi="Aptos Narrow"/>
+                <w:color w:val="000000"/>
+                <w:sz w:val="22"/>
+                <w:szCs w:val="22"/>
+                <w:lang w:val="en-US"/>
+              </w:rPr>
+              <w:t>0</w:t>
+            </w:r>
+          </w:p>
+        </w:tc>
+      </w:tr>
+      <w:tr>
+        <w:trPr>
+          <w:trHeight w:val="300"/>
+          <w:jc w:val="center"/>
+        </w:trPr>
+        <w:tc>
+          <w:tcPr>
+            <w:tcW w:w="2335" w:type="dxa"/>
+            <w:tcBorders>
+              <w:top w:val="single" w:sz="4" w:space="0" w:color="44B3E1"/>
+              <w:left w:val="single" w:sz="4" w:space="0" w:color="44B3E1"/>
+              <w:bottom w:val="single" w:sz="4" w:space="0" w:color="44B3E1"/>
+              <w:right w:val="nil"/>
+            </w:tcBorders>
+            <w:noWrap/>
+            <w:vAlign w:val="bottom"/>
+            <w:hideMark/>
+          </w:tcPr>
+          <w:p>
+            <w:pPr>
+              <w:rPr>
+                <w:rFonts w:ascii="Aptos Narrow" w:hAnsi="Aptos Narrow"/>
+                <w:color w:val="000000"/>
+                <w:sz w:val="22"/>
+                <w:szCs w:val="22"/>
+                <w:lang w:val="en-US"/>
+              </w:rPr>
+            </w:pPr>
+            <w:r>
+              <w:rPr>
+                <w:rFonts w:ascii="Aptos Narrow" w:hAnsi="Aptos Narrow"/>
+                <w:color w:val="000000"/>
+                <w:sz w:val="22"/>
+                <w:szCs w:val="22"/>
+                <w:lang w:val="en-US"/>
+              </w:rPr>
+              <w:t>16Cores- 1536MB</w:t>
+            </w:r>
+          </w:p>
+        </w:tc>
+        <w:tc>
+          <w:tcPr>
+            <w:tcW w:w="1509" w:type="dxa"/>
+            <w:tcBorders>
+              <w:top w:val="single" w:sz="4" w:space="0" w:color="44B3E1"/>
+              <w:left w:val="nil"/>
+              <w:bottom w:val="single" w:sz="4" w:space="0" w:color="44B3E1"/>
+              <w:right w:val="nil"/>
+            </w:tcBorders>
+            <w:noWrap/>
+            <w:vAlign w:val="bottom"/>
+            <w:hideMark/>
+          </w:tcPr>
+          <w:p>
+            <w:pPr>
+              <w:jc w:val="right"/>
+              <w:rPr>
+                <w:rFonts w:ascii="Aptos Narrow" w:hAnsi="Aptos Narrow"/>
+                <w:color w:val="000000"/>
+                <w:sz w:val="22"/>
+                <w:szCs w:val="22"/>
+                <w:lang w:val="en-US"/>
+              </w:rPr>
+            </w:pPr>
+            <w:r>
+              <w:rPr>
+                <w:rFonts w:ascii="Aptos Narrow" w:hAnsi="Aptos Narrow"/>
+                <w:color w:val="000000"/>
+                <w:sz w:val="22"/>
+                <w:szCs w:val="22"/>
+                <w:lang w:val="en-US"/>
+              </w:rPr>
+              <w:t>1.40</w:t>
+            </w:r>
+            <w:r>
+              <w:rPr>
+                <w:rFonts w:ascii="Aptos Narrow" w:hAnsi="Aptos Narrow"/>
+                <w:color w:val="000000"/>
+                <w:sz w:val="22"/>
+                <w:szCs w:val="22"/>
+                <w:lang w:val="en-US"/>
+              </w:rPr>
+              <w:t>20</w:t>
+            </w:r>
+          </w:p>
+        </w:tc>
+        <w:tc>
+          <w:tcPr>
+            <w:tcW w:w="1551" w:type="dxa"/>
+            <w:tcBorders>
+              <w:top w:val="single" w:sz="4" w:space="0" w:color="44B3E1"/>
+              <w:left w:val="nil"/>
+              <w:bottom w:val="single" w:sz="4" w:space="0" w:color="44B3E1"/>
+              <w:right w:val="single" w:sz="4" w:space="0" w:color="44B3E1"/>
+            </w:tcBorders>
+            <w:noWrap/>
+            <w:vAlign w:val="bottom"/>
+            <w:hideMark/>
+          </w:tcPr>
+          <w:p>
+            <w:pPr>
+              <w:jc w:val="right"/>
+              <w:rPr>
+                <w:rFonts w:ascii="Aptos Narrow" w:hAnsi="Aptos Narrow"/>
+                <w:color w:val="000000"/>
+                <w:sz w:val="22"/>
+                <w:szCs w:val="22"/>
+                <w:lang w:val="en-US"/>
+              </w:rPr>
+            </w:pPr>
+            <w:r>
+              <w:rPr>
+                <w:rFonts w:ascii="Aptos Narrow" w:hAnsi="Aptos Narrow"/>
+                <w:color w:val="000000"/>
+                <w:sz w:val="22"/>
+                <w:szCs w:val="22"/>
+                <w:lang w:val="en-US"/>
+              </w:rPr>
+              <w:t>0.0221</w:t>
+            </w:r>
+          </w:p>
+        </w:tc>
+      </w:tr>
+      <w:tr>
+        <w:trPr>
+          <w:trHeight w:val="300"/>
+          <w:jc w:val="center"/>
+        </w:trPr>
+        <w:tc>
+          <w:tcPr>
+            <w:tcW w:w="2335" w:type="dxa"/>
+            <w:tcBorders>
+              <w:top w:val="single" w:sz="4" w:space="0" w:color="44B3E1"/>
+              <w:left w:val="single" w:sz="4" w:space="0" w:color="44B3E1"/>
+              <w:bottom w:val="single" w:sz="4" w:space="0" w:color="44B3E1"/>
+              <w:right w:val="nil"/>
+            </w:tcBorders>
+            <w:shd w:val="clear" w:color="C0E6F5" w:fill="C0E6F5"/>
+            <w:noWrap/>
+            <w:vAlign w:val="bottom"/>
+            <w:hideMark/>
+          </w:tcPr>
+          <w:p>
+            <w:pPr>
+              <w:rPr>
+                <w:rFonts w:ascii="Aptos Narrow" w:hAnsi="Aptos Narrow"/>
+                <w:color w:val="000000"/>
+                <w:sz w:val="22"/>
+                <w:szCs w:val="22"/>
+                <w:lang w:val="en-US"/>
+              </w:rPr>
+            </w:pPr>
+            <w:r>
+              <w:rPr>
+                <w:rFonts w:ascii="Aptos Narrow" w:hAnsi="Aptos Narrow"/>
+                <w:color w:val="000000"/>
+                <w:sz w:val="22"/>
+                <w:szCs w:val="22"/>
+                <w:lang w:val="en-US"/>
+              </w:rPr>
+              <w:t>20Cores- 64MB</w:t>
+            </w:r>
+          </w:p>
+        </w:tc>
+        <w:tc>
+          <w:tcPr>
+            <w:tcW w:w="1509" w:type="dxa"/>
+            <w:tcBorders>
+              <w:top w:val="single" w:sz="4" w:space="0" w:color="44B3E1"/>
+              <w:left w:val="nil"/>
+              <w:bottom w:val="single" w:sz="4" w:space="0" w:color="44B3E1"/>
+              <w:right w:val="nil"/>
+            </w:tcBorders>
+            <w:shd w:val="clear" w:color="C0E6F5" w:fill="C0E6F5"/>
+            <w:noWrap/>
+            <w:vAlign w:val="bottom"/>
+            <w:hideMark/>
+          </w:tcPr>
+          <w:p>
+            <w:pPr>
+              <w:jc w:val="right"/>
+              <w:rPr>
+                <w:rFonts w:ascii="Aptos Narrow" w:hAnsi="Aptos Narrow"/>
+                <w:color w:val="000000"/>
+                <w:sz w:val="22"/>
+                <w:szCs w:val="22"/>
+                <w:lang w:val="en-US"/>
+              </w:rPr>
+            </w:pPr>
+            <w:r>
+              <w:rPr>
+                <w:rFonts w:ascii="Aptos Narrow" w:hAnsi="Aptos Narrow"/>
+                <w:color w:val="000000"/>
+                <w:sz w:val="22"/>
+                <w:szCs w:val="22"/>
+                <w:lang w:val="en-US"/>
+              </w:rPr>
+              <w:t>1.3277</w:t>
+            </w:r>
+          </w:p>
+        </w:tc>
+        <w:tc>
+          <w:tcPr>
+            <w:tcW w:w="1551" w:type="dxa"/>
+            <w:tcBorders>
+              <w:top w:val="single" w:sz="4" w:space="0" w:color="44B3E1"/>
+              <w:left w:val="nil"/>
+              <w:bottom w:val="single" w:sz="4" w:space="0" w:color="44B3E1"/>
+              <w:right w:val="single" w:sz="4" w:space="0" w:color="44B3E1"/>
+            </w:tcBorders>
+            <w:shd w:val="clear" w:color="C0E6F5" w:fill="C0E6F5"/>
+            <w:noWrap/>
+            <w:vAlign w:val="bottom"/>
+            <w:hideMark/>
+          </w:tcPr>
+          <w:p>
+            <w:pPr>
+              <w:jc w:val="right"/>
+              <w:rPr>
+                <w:rFonts w:ascii="Aptos Narrow" w:hAnsi="Aptos Narrow"/>
+                <w:color w:val="000000"/>
+                <w:sz w:val="22"/>
+                <w:szCs w:val="22"/>
+                <w:lang w:val="en-US"/>
+              </w:rPr>
+            </w:pPr>
+            <w:r>
+              <w:rPr>
+                <w:rFonts w:ascii="Aptos Narrow" w:hAnsi="Aptos Narrow"/>
+                <w:color w:val="000000"/>
+                <w:sz w:val="22"/>
+                <w:szCs w:val="22"/>
+                <w:lang w:val="en-US"/>
+              </w:rPr>
+              <w:t>0.022</w:t>
+            </w:r>
+            <w:r>
+              <w:rPr>
+                <w:rFonts w:ascii="Aptos Narrow" w:hAnsi="Aptos Narrow"/>
+                <w:color w:val="000000"/>
+                <w:sz w:val="22"/>
+                <w:szCs w:val="22"/>
+                <w:lang w:val="en-US"/>
+              </w:rPr>
+              <w:t>6</w:t>
+            </w:r>
+          </w:p>
+        </w:tc>
+      </w:tr>
+      <w:tr>
+        <w:trPr>
+          <w:trHeight w:val="300"/>
+          <w:jc w:val="center"/>
+        </w:trPr>
+        <w:tc>
+          <w:tcPr>
+            <w:tcW w:w="2335" w:type="dxa"/>
+            <w:tcBorders>
+              <w:top w:val="single" w:sz="4" w:space="0" w:color="44B3E1"/>
+              <w:left w:val="single" w:sz="4" w:space="0" w:color="44B3E1"/>
+              <w:bottom w:val="single" w:sz="4" w:space="0" w:color="44B3E1"/>
+              <w:right w:val="nil"/>
+            </w:tcBorders>
+            <w:noWrap/>
+            <w:vAlign w:val="bottom"/>
+            <w:hideMark/>
+          </w:tcPr>
+          <w:p>
+            <w:pPr>
+              <w:rPr>
+                <w:rFonts w:ascii="Aptos Narrow" w:hAnsi="Aptos Narrow"/>
+                <w:color w:val="000000"/>
+                <w:sz w:val="22"/>
+                <w:szCs w:val="22"/>
+                <w:lang w:val="en-US"/>
+              </w:rPr>
+            </w:pPr>
+            <w:r>
+              <w:rPr>
+                <w:rFonts w:ascii="Aptos Narrow" w:hAnsi="Aptos Narrow"/>
+                <w:color w:val="000000"/>
+                <w:sz w:val="22"/>
+                <w:szCs w:val="22"/>
+                <w:lang w:val="en-US"/>
+              </w:rPr>
+              <w:t>20Cores- 128MB</w:t>
+            </w:r>
+          </w:p>
+        </w:tc>
+        <w:tc>
+          <w:tcPr>
+            <w:tcW w:w="1509" w:type="dxa"/>
+            <w:tcBorders>
+              <w:top w:val="single" w:sz="4" w:space="0" w:color="44B3E1"/>
+              <w:left w:val="nil"/>
+              <w:bottom w:val="single" w:sz="4" w:space="0" w:color="44B3E1"/>
+              <w:right w:val="nil"/>
+            </w:tcBorders>
+            <w:noWrap/>
+            <w:vAlign w:val="bottom"/>
+            <w:hideMark/>
+          </w:tcPr>
+          <w:p>
+            <w:pPr>
+              <w:jc w:val="right"/>
+              <w:rPr>
+                <w:rFonts w:ascii="Aptos Narrow" w:hAnsi="Aptos Narrow"/>
+                <w:color w:val="000000"/>
+                <w:sz w:val="22"/>
+                <w:szCs w:val="22"/>
+                <w:lang w:val="en-US"/>
+              </w:rPr>
+            </w:pPr>
+            <w:r>
+              <w:rPr>
+                <w:rFonts w:ascii="Aptos Narrow" w:hAnsi="Aptos Narrow"/>
+                <w:color w:val="000000"/>
+                <w:sz w:val="22"/>
+                <w:szCs w:val="22"/>
+                <w:lang w:val="en-US"/>
+              </w:rPr>
+              <w:t>1.3152</w:t>
+            </w:r>
+          </w:p>
+        </w:tc>
+        <w:tc>
+          <w:tcPr>
+            <w:tcW w:w="1551" w:type="dxa"/>
+            <w:tcBorders>
+              <w:top w:val="single" w:sz="4" w:space="0" w:color="44B3E1"/>
+              <w:left w:val="nil"/>
+              <w:bottom w:val="single" w:sz="4" w:space="0" w:color="44B3E1"/>
+              <w:right w:val="single" w:sz="4" w:space="0" w:color="44B3E1"/>
+            </w:tcBorders>
+            <w:noWrap/>
+            <w:vAlign w:val="bottom"/>
+            <w:hideMark/>
+          </w:tcPr>
+          <w:p>
+            <w:pPr>
+              <w:jc w:val="right"/>
+              <w:rPr>
+                <w:rFonts w:ascii="Aptos Narrow" w:hAnsi="Aptos Narrow"/>
+                <w:color w:val="000000"/>
+                <w:sz w:val="22"/>
+                <w:szCs w:val="22"/>
+                <w:lang w:val="en-US"/>
+              </w:rPr>
+            </w:pPr>
+            <w:r>
+              <w:rPr>
+                <w:rFonts w:ascii="Aptos Narrow" w:hAnsi="Aptos Narrow"/>
+                <w:color w:val="000000"/>
+                <w:sz w:val="22"/>
+                <w:szCs w:val="22"/>
+                <w:lang w:val="en-US"/>
+              </w:rPr>
+              <w:t>0.0174</w:t>
+            </w:r>
+          </w:p>
+        </w:tc>
+      </w:tr>
+      <w:tr>
+        <w:trPr>
+          <w:trHeight w:val="300"/>
+          <w:jc w:val="center"/>
+        </w:trPr>
+        <w:tc>
+          <w:tcPr>
+            <w:tcW w:w="2335" w:type="dxa"/>
+            <w:tcBorders>
+              <w:top w:val="single" w:sz="4" w:space="0" w:color="44B3E1"/>
+              <w:left w:val="single" w:sz="4" w:space="0" w:color="44B3E1"/>
+              <w:bottom w:val="single" w:sz="4" w:space="0" w:color="44B3E1"/>
+              <w:right w:val="nil"/>
+            </w:tcBorders>
+            <w:shd w:val="clear" w:color="C0E6F5" w:fill="C0E6F5"/>
+            <w:noWrap/>
+            <w:vAlign w:val="bottom"/>
+            <w:hideMark/>
+          </w:tcPr>
+          <w:p>
+            <w:pPr>
+              <w:rPr>
+                <w:rFonts w:ascii="Aptos Narrow" w:hAnsi="Aptos Narrow"/>
+                <w:color w:val="000000"/>
+                <w:sz w:val="22"/>
+                <w:szCs w:val="22"/>
+                <w:lang w:val="en-US"/>
+              </w:rPr>
+            </w:pPr>
+            <w:r>
+              <w:rPr>
+                <w:rFonts w:ascii="Aptos Narrow" w:hAnsi="Aptos Narrow"/>
+                <w:color w:val="000000"/>
+                <w:sz w:val="22"/>
+                <w:szCs w:val="22"/>
+                <w:lang w:val="en-US"/>
+              </w:rPr>
+              <w:t>20Cores- 256MB</w:t>
+            </w:r>
+          </w:p>
+        </w:tc>
+        <w:tc>
+          <w:tcPr>
+            <w:tcW w:w="1509" w:type="dxa"/>
+            <w:tcBorders>
+              <w:top w:val="single" w:sz="4" w:space="0" w:color="44B3E1"/>
+              <w:left w:val="nil"/>
+              <w:bottom w:val="single" w:sz="4" w:space="0" w:color="44B3E1"/>
+              <w:right w:val="nil"/>
+            </w:tcBorders>
+            <w:shd w:val="clear" w:color="C0E6F5" w:fill="C0E6F5"/>
+            <w:noWrap/>
+            <w:vAlign w:val="bottom"/>
+            <w:hideMark/>
+          </w:tcPr>
+          <w:p>
+            <w:pPr>
+              <w:jc w:val="right"/>
+              <w:rPr>
+                <w:rFonts w:ascii="Aptos Narrow" w:hAnsi="Aptos Narrow"/>
+                <w:color w:val="000000"/>
+                <w:sz w:val="22"/>
+                <w:szCs w:val="22"/>
+                <w:lang w:val="en-US"/>
+              </w:rPr>
+            </w:pPr>
+            <w:r>
+              <w:rPr>
+                <w:rFonts w:ascii="Aptos Narrow" w:hAnsi="Aptos Narrow"/>
+                <w:color w:val="000000"/>
+                <w:sz w:val="22"/>
+                <w:szCs w:val="22"/>
+                <w:lang w:val="en-US"/>
+              </w:rPr>
+              <w:t>1.3145</w:t>
+            </w:r>
+          </w:p>
+        </w:tc>
+        <w:tc>
+          <w:tcPr>
+            <w:tcW w:w="1551" w:type="dxa"/>
+            <w:tcBorders>
+              <w:top w:val="single" w:sz="4" w:space="0" w:color="44B3E1"/>
+              <w:left w:val="nil"/>
+              <w:bottom w:val="single" w:sz="4" w:space="0" w:color="44B3E1"/>
+              <w:right w:val="single" w:sz="4" w:space="0" w:color="44B3E1"/>
+            </w:tcBorders>
+            <w:shd w:val="clear" w:color="C0E6F5" w:fill="C0E6F5"/>
+            <w:noWrap/>
+            <w:vAlign w:val="bottom"/>
+            <w:hideMark/>
+          </w:tcPr>
+          <w:p>
+            <w:pPr>
+              <w:jc w:val="right"/>
+              <w:rPr>
+                <w:rFonts w:ascii="Aptos Narrow" w:hAnsi="Aptos Narrow"/>
+                <w:color w:val="000000"/>
+                <w:sz w:val="22"/>
+                <w:szCs w:val="22"/>
+                <w:lang w:val="en-US"/>
+              </w:rPr>
+            </w:pPr>
+            <w:r>
+              <w:rPr>
+                <w:rFonts w:ascii="Aptos Narrow" w:hAnsi="Aptos Narrow"/>
+                <w:color w:val="000000"/>
+                <w:sz w:val="22"/>
+                <w:szCs w:val="22"/>
+                <w:lang w:val="en-US"/>
+              </w:rPr>
+              <w:t>0.02</w:t>
+            </w:r>
+            <w:r>
+              <w:rPr>
+                <w:rFonts w:ascii="Aptos Narrow" w:hAnsi="Aptos Narrow"/>
+                <w:color w:val="000000"/>
+                <w:sz w:val="22"/>
+                <w:szCs w:val="22"/>
+                <w:lang w:val="en-US"/>
+              </w:rPr>
+              <w:t>50</w:t>
+            </w:r>
+          </w:p>
+        </w:tc>
+      </w:tr>
+      <w:tr>
+        <w:trPr>
+          <w:trHeight w:val="300"/>
+          <w:jc w:val="center"/>
+        </w:trPr>
+        <w:tc>
+          <w:tcPr>
+            <w:tcW w:w="2335" w:type="dxa"/>
+            <w:tcBorders>
+              <w:top w:val="single" w:sz="4" w:space="0" w:color="44B3E1"/>
+              <w:left w:val="single" w:sz="4" w:space="0" w:color="44B3E1"/>
+              <w:bottom w:val="single" w:sz="4" w:space="0" w:color="44B3E1"/>
+              <w:right w:val="nil"/>
+            </w:tcBorders>
+            <w:noWrap/>
+            <w:vAlign w:val="bottom"/>
+            <w:hideMark/>
+          </w:tcPr>
+          <w:p>
+            <w:pPr>
+              <w:rPr>
+                <w:rFonts w:ascii="Aptos Narrow" w:hAnsi="Aptos Narrow"/>
+                <w:color w:val="000000"/>
+                <w:sz w:val="22"/>
+                <w:szCs w:val="22"/>
+                <w:lang w:val="en-US"/>
+              </w:rPr>
+            </w:pPr>
+            <w:r>
+              <w:rPr>
+                <w:rFonts w:ascii="Aptos Narrow" w:hAnsi="Aptos Narrow"/>
+                <w:color w:val="000000"/>
+                <w:sz w:val="22"/>
+                <w:szCs w:val="22"/>
+                <w:lang w:val="en-US"/>
+              </w:rPr>
+              <w:t>20Cores- 512MB</w:t>
+            </w:r>
+          </w:p>
+        </w:tc>
+        <w:tc>
+          <w:tcPr>
+            <w:tcW w:w="1509" w:type="dxa"/>
+            <w:tcBorders>
+              <w:top w:val="single" w:sz="4" w:space="0" w:color="44B3E1"/>
+              <w:left w:val="nil"/>
+              <w:bottom w:val="single" w:sz="4" w:space="0" w:color="44B3E1"/>
+              <w:right w:val="nil"/>
+            </w:tcBorders>
+            <w:noWrap/>
+            <w:vAlign w:val="bottom"/>
+            <w:hideMark/>
+          </w:tcPr>
+          <w:p>
+            <w:pPr>
+              <w:jc w:val="right"/>
+              <w:rPr>
+                <w:rFonts w:ascii="Aptos Narrow" w:hAnsi="Aptos Narrow"/>
+                <w:color w:val="000000"/>
+                <w:sz w:val="22"/>
+                <w:szCs w:val="22"/>
+                <w:lang w:val="en-US"/>
+              </w:rPr>
+            </w:pPr>
+            <w:r>
+              <w:rPr>
+                <w:rFonts w:ascii="Aptos Narrow" w:hAnsi="Aptos Narrow"/>
+                <w:color w:val="000000"/>
+                <w:sz w:val="22"/>
+                <w:szCs w:val="22"/>
+                <w:lang w:val="en-US"/>
+              </w:rPr>
+              <w:t>1.3140</w:t>
+            </w:r>
+          </w:p>
+        </w:tc>
+        <w:tc>
+          <w:tcPr>
+            <w:tcW w:w="1551" w:type="dxa"/>
+            <w:tcBorders>
+              <w:top w:val="single" w:sz="4" w:space="0" w:color="44B3E1"/>
+              <w:left w:val="nil"/>
+              <w:bottom w:val="single" w:sz="4" w:space="0" w:color="44B3E1"/>
+              <w:right w:val="single" w:sz="4" w:space="0" w:color="44B3E1"/>
+            </w:tcBorders>
+            <w:noWrap/>
+            <w:vAlign w:val="bottom"/>
+            <w:hideMark/>
+          </w:tcPr>
+          <w:p>
+            <w:pPr>
+              <w:jc w:val="right"/>
+              <w:rPr>
+                <w:rFonts w:ascii="Aptos Narrow" w:hAnsi="Aptos Narrow"/>
+                <w:color w:val="000000"/>
+                <w:sz w:val="22"/>
+                <w:szCs w:val="22"/>
+                <w:lang w:val="en-US"/>
+              </w:rPr>
+            </w:pPr>
+            <w:r>
+              <w:rPr>
+                <w:rFonts w:ascii="Aptos Narrow" w:hAnsi="Aptos Narrow"/>
+                <w:color w:val="000000"/>
+                <w:sz w:val="22"/>
+                <w:szCs w:val="22"/>
+                <w:lang w:val="en-US"/>
+              </w:rPr>
+              <w:t>0.02</w:t>
+            </w:r>
+            <w:r>
+              <w:rPr>
+                <w:rFonts w:ascii="Aptos Narrow" w:hAnsi="Aptos Narrow"/>
+                <w:color w:val="000000"/>
+                <w:sz w:val="22"/>
+                <w:szCs w:val="22"/>
+                <w:lang w:val="en-US"/>
+              </w:rPr>
+              <w:t>60</w:t>
+            </w:r>
+          </w:p>
+        </w:tc>
+      </w:tr>
+      <w:tr>
+        <w:trPr>
+          <w:trHeight w:val="300"/>
+          <w:jc w:val="center"/>
+        </w:trPr>
+        <w:tc>
+          <w:tcPr>
+            <w:tcW w:w="2335" w:type="dxa"/>
+            <w:tcBorders>
+              <w:top w:val="single" w:sz="4" w:space="0" w:color="44B3E1"/>
+              <w:left w:val="single" w:sz="4" w:space="0" w:color="44B3E1"/>
+              <w:bottom w:val="single" w:sz="4" w:space="0" w:color="44B3E1"/>
+              <w:right w:val="nil"/>
+            </w:tcBorders>
+            <w:shd w:val="clear" w:color="C0E6F5" w:fill="C0E6F5"/>
+            <w:noWrap/>
+            <w:vAlign w:val="bottom"/>
+            <w:hideMark/>
+          </w:tcPr>
+          <w:p>
+            <w:pPr>
+              <w:rPr>
+                <w:rFonts w:ascii="Aptos Narrow" w:hAnsi="Aptos Narrow"/>
+                <w:color w:val="000000"/>
+                <w:sz w:val="22"/>
+                <w:szCs w:val="22"/>
+                <w:lang w:val="en-US"/>
+              </w:rPr>
+            </w:pPr>
+            <w:r>
+              <w:rPr>
+                <w:rFonts w:ascii="Aptos Narrow" w:hAnsi="Aptos Narrow"/>
+                <w:color w:val="000000"/>
+                <w:sz w:val="22"/>
+                <w:szCs w:val="22"/>
+                <w:lang w:val="en-US"/>
+              </w:rPr>
+              <w:t>20Cores- 1GB</w:t>
+            </w:r>
+          </w:p>
+        </w:tc>
+        <w:tc>
+          <w:tcPr>
+            <w:tcW w:w="1509" w:type="dxa"/>
+            <w:tcBorders>
+              <w:top w:val="single" w:sz="4" w:space="0" w:color="44B3E1"/>
+              <w:left w:val="nil"/>
+              <w:bottom w:val="single" w:sz="4" w:space="0" w:color="44B3E1"/>
+              <w:right w:val="nil"/>
+            </w:tcBorders>
+            <w:shd w:val="clear" w:color="C0E6F5" w:fill="C0E6F5"/>
+            <w:noWrap/>
+            <w:vAlign w:val="bottom"/>
+            <w:hideMark/>
+          </w:tcPr>
+          <w:p>
+            <w:pPr>
+              <w:jc w:val="right"/>
+              <w:rPr>
+                <w:rFonts w:ascii="Aptos Narrow" w:hAnsi="Aptos Narrow"/>
+                <w:color w:val="000000"/>
+                <w:sz w:val="22"/>
+                <w:szCs w:val="22"/>
+                <w:lang w:val="en-US"/>
+              </w:rPr>
+            </w:pPr>
+            <w:r>
+              <w:rPr>
+                <w:rFonts w:ascii="Aptos Narrow" w:hAnsi="Aptos Narrow"/>
+                <w:color w:val="000000"/>
+                <w:sz w:val="22"/>
+                <w:szCs w:val="22"/>
+                <w:lang w:val="en-US"/>
+              </w:rPr>
+              <w:t>1.3091</w:t>
+            </w:r>
+          </w:p>
+        </w:tc>
+        <w:tc>
+          <w:tcPr>
+            <w:tcW w:w="1551" w:type="dxa"/>
+            <w:tcBorders>
+              <w:top w:val="single" w:sz="4" w:space="0" w:color="44B3E1"/>
+              <w:left w:val="nil"/>
+              <w:bottom w:val="single" w:sz="4" w:space="0" w:color="44B3E1"/>
+              <w:right w:val="single" w:sz="4" w:space="0" w:color="44B3E1"/>
+            </w:tcBorders>
+            <w:shd w:val="clear" w:color="C0E6F5" w:fill="C0E6F5"/>
+            <w:noWrap/>
+            <w:vAlign w:val="bottom"/>
+            <w:hideMark/>
+          </w:tcPr>
+          <w:p>
+            <w:pPr>
+              <w:jc w:val="right"/>
+              <w:rPr>
+                <w:rFonts w:ascii="Aptos Narrow" w:hAnsi="Aptos Narrow"/>
+                <w:color w:val="000000"/>
+                <w:sz w:val="22"/>
+                <w:szCs w:val="22"/>
+                <w:lang w:val="en-US"/>
+              </w:rPr>
+            </w:pPr>
+            <w:r>
+              <w:rPr>
+                <w:rFonts w:ascii="Aptos Narrow" w:hAnsi="Aptos Narrow"/>
+                <w:color w:val="000000"/>
+                <w:sz w:val="22"/>
+                <w:szCs w:val="22"/>
+                <w:lang w:val="en-US"/>
+              </w:rPr>
+              <w:t>0.027</w:t>
+            </w:r>
+            <w:r>
+              <w:rPr>
+                <w:rFonts w:ascii="Aptos Narrow" w:hAnsi="Aptos Narrow"/>
+                <w:color w:val="000000"/>
+                <w:sz w:val="22"/>
+                <w:szCs w:val="22"/>
+                <w:lang w:val="en-US"/>
+              </w:rPr>
+              <w:t>6</w:t>
+            </w:r>
+          </w:p>
+        </w:tc>
+      </w:tr>
+      <w:tr>
+        <w:trPr>
+          <w:trHeight w:val="300"/>
+          <w:jc w:val="center"/>
+        </w:trPr>
+        <w:tc>
+          <w:tcPr>
+            <w:tcW w:w="2335" w:type="dxa"/>
+            <w:tcBorders>
+              <w:top w:val="single" w:sz="4" w:space="0" w:color="44B3E1"/>
+              <w:left w:val="single" w:sz="4" w:space="0" w:color="44B3E1"/>
+              <w:bottom w:val="single" w:sz="4" w:space="0" w:color="44B3E1"/>
+              <w:right w:val="nil"/>
+            </w:tcBorders>
+            <w:noWrap/>
+            <w:vAlign w:val="bottom"/>
+            <w:hideMark/>
+          </w:tcPr>
+          <w:p>
+            <w:pPr>
+              <w:rPr>
+                <w:rFonts w:ascii="Aptos Narrow" w:hAnsi="Aptos Narrow"/>
+                <w:color w:val="000000"/>
+                <w:sz w:val="22"/>
+                <w:szCs w:val="22"/>
+                <w:lang w:val="en-US"/>
+              </w:rPr>
+            </w:pPr>
+            <w:r>
+              <w:rPr>
+                <w:rFonts w:ascii="Aptos Narrow" w:hAnsi="Aptos Narrow"/>
+                <w:color w:val="000000"/>
+                <w:sz w:val="22"/>
+                <w:szCs w:val="22"/>
+                <w:lang w:val="en-US"/>
+              </w:rPr>
+              <w:t>20Cores- 1536MB</w:t>
+            </w:r>
+          </w:p>
+        </w:tc>
+        <w:tc>
+          <w:tcPr>
+            <w:tcW w:w="1509" w:type="dxa"/>
+            <w:tcBorders>
+              <w:top w:val="single" w:sz="4" w:space="0" w:color="44B3E1"/>
+              <w:left w:val="nil"/>
+              <w:bottom w:val="single" w:sz="4" w:space="0" w:color="44B3E1"/>
+              <w:right w:val="nil"/>
+            </w:tcBorders>
+            <w:noWrap/>
+            <w:vAlign w:val="bottom"/>
+            <w:hideMark/>
+          </w:tcPr>
+          <w:p>
+            <w:pPr>
+              <w:jc w:val="right"/>
+              <w:rPr>
+                <w:rFonts w:ascii="Aptos Narrow" w:hAnsi="Aptos Narrow"/>
+                <w:color w:val="000000"/>
+                <w:sz w:val="22"/>
+                <w:szCs w:val="22"/>
+                <w:lang w:val="en-US"/>
+              </w:rPr>
+            </w:pPr>
+            <w:r>
+              <w:rPr>
+                <w:rFonts w:ascii="Aptos Narrow" w:hAnsi="Aptos Narrow"/>
+                <w:color w:val="000000"/>
+                <w:sz w:val="22"/>
+                <w:szCs w:val="22"/>
+                <w:lang w:val="en-US"/>
+              </w:rPr>
+              <w:t>1.3110</w:t>
+            </w:r>
+          </w:p>
+        </w:tc>
+        <w:tc>
+          <w:tcPr>
+            <w:tcW w:w="1551" w:type="dxa"/>
+            <w:tcBorders>
+              <w:top w:val="single" w:sz="4" w:space="0" w:color="44B3E1"/>
+              <w:left w:val="nil"/>
+              <w:bottom w:val="single" w:sz="4" w:space="0" w:color="44B3E1"/>
+              <w:right w:val="single" w:sz="4" w:space="0" w:color="44B3E1"/>
+            </w:tcBorders>
+            <w:noWrap/>
+            <w:vAlign w:val="bottom"/>
+            <w:hideMark/>
+          </w:tcPr>
+          <w:p>
+            <w:pPr>
+              <w:jc w:val="right"/>
+              <w:rPr>
+                <w:rFonts w:ascii="Aptos Narrow" w:hAnsi="Aptos Narrow"/>
+                <w:color w:val="000000"/>
+                <w:sz w:val="22"/>
+                <w:szCs w:val="22"/>
+                <w:lang w:val="en-US"/>
+              </w:rPr>
+            </w:pPr>
+            <w:r>
+              <w:rPr>
+                <w:rFonts w:ascii="Aptos Narrow" w:hAnsi="Aptos Narrow"/>
+                <w:color w:val="000000"/>
+                <w:sz w:val="22"/>
+                <w:szCs w:val="22"/>
+                <w:lang w:val="en-US"/>
+              </w:rPr>
+              <w:t>0.0300</w:t>
+            </w:r>
+          </w:p>
+        </w:tc>
+      </w:tr>
+    </w:tbl>
+    <w:p>
+      <w:pPr>
+        <w:pBdr>
+          <w:top w:val="nil"/>
+          <w:left w:val="nil"/>
+          <w:bottom w:val="nil"/>
+          <w:right w:val="nil"/>
+          <w:between w:val="nil"/>
+        </w:pBdr>
+        <w:tabs>
+          <w:tab w:val="left" w:pos="4050"/>
+          <w:tab w:val="left" w:pos="8640"/>
+        </w:tabs>
+        <w:ind w:left="720" w:right="720"/>
+        <w:jc w:val="center"/>
+        <w:rPr>
+          <w:b/>
+          <w:bCs/>
+          <w:sz w:val="24"/>
+          <w:szCs w:val="24"/>
+        </w:rPr>
+      </w:pPr>
+      <w:r>
+        <w:rPr>
+          <w:b/>
+          <w:bCs/>
+          <w:sz w:val="24"/>
+          <w:szCs w:val="24"/>
+        </w:rPr>
+        <w:t>Table 2: OpenMP Performance Summary</w:t>
+      </w:r>
+    </w:p>
+    <w:p>
+      <w:pPr>
+        <w:pBdr>
+          <w:top w:val="nil"/>
+          <w:left w:val="nil"/>
+          <w:bottom w:val="nil"/>
+          <w:right w:val="nil"/>
+          <w:between w:val="nil"/>
+        </w:pBdr>
+        <w:tabs>
+          <w:tab w:val="left" w:pos="4050"/>
+          <w:tab w:val="left" w:pos="8640"/>
+        </w:tabs>
+        <w:ind w:left="720" w:right="720"/>
+        <w:jc w:val="both"/>
+        <w:rPr>
           <w:sz w:val="24"/>
           <w:szCs w:val="24"/>
         </w:rPr>
@@ -1753,6 +7114,285 @@
           <w:tab w:val="left" w:pos="4050"/>
           <w:tab w:val="left" w:pos="8640"/>
         </w:tabs>
+        <w:ind w:left="720" w:right="720"/>
+        <w:jc w:val="both"/>
+        <w:rPr>
+          <w:sz w:val="24"/>
+          <w:szCs w:val="24"/>
+        </w:rPr>
+      </w:pPr>
+      <w:r>
+        <w:rPr>
+          <w:noProof/>
+        </w:rPr>
+        <w:drawing>
+          <wp:inline distT="0" distB="0" distL="0" distR="0" wp14:anchorId="1665CD9F" wp14:editId="01805218">
+            <wp:extent cx="5486400" cy="2483485"/>
+            <wp:effectExtent l="0" t="0" r="0" b="12065"/>
+            <wp:docPr id="303870799" name="Chart 1">
+              <a:extLst xmlns:a="http://schemas.openxmlformats.org/drawingml/2006/main">
+                <a:ext uri="{FF2B5EF4-FFF2-40B4-BE49-F238E27FC236}">
+                  <a16:creationId xmlns:a16="http://schemas.microsoft.com/office/drawing/2014/main" id="{1F08CCDB-8772-0F68-DCA5-37E371A3EB59}"/>
+                </a:ext>
+              </a:extLst>
+            </wp:docPr>
+            <wp:cNvGraphicFramePr/>
+            <a:graphic xmlns:a="http://schemas.openxmlformats.org/drawingml/2006/main">
+              <a:graphicData uri="http://schemas.openxmlformats.org/drawingml/2006/chart">
+                <c:chart xmlns:c="http://schemas.openxmlformats.org/drawingml/2006/chart" xmlns:r="http://schemas.openxmlformats.org/officeDocument/2006/relationships" r:id="rId9"/>
+              </a:graphicData>
+            </a:graphic>
+          </wp:inline>
+        </w:drawing>
+      </w:r>
+    </w:p>
+    <w:p>
+      <w:pPr>
+        <w:pBdr>
+          <w:top w:val="nil"/>
+          <w:left w:val="nil"/>
+          <w:bottom w:val="nil"/>
+          <w:right w:val="nil"/>
+          <w:between w:val="nil"/>
+        </w:pBdr>
+        <w:tabs>
+          <w:tab w:val="left" w:pos="4050"/>
+          <w:tab w:val="left" w:pos="8640"/>
+        </w:tabs>
+        <w:ind w:right="720"/>
+        <w:jc w:val="center"/>
+        <w:rPr>
+          <w:b/>
+          <w:bCs/>
+          <w:sz w:val="24"/>
+          <w:szCs w:val="24"/>
+        </w:rPr>
+      </w:pPr>
+      <w:r>
+        <w:rPr>
+          <w:b/>
+          <w:bCs/>
+          <w:sz w:val="24"/>
+          <w:szCs w:val="24"/>
+        </w:rPr>
+        <w:t>Figure 3.5: OpenMP Performance Chart</w:t>
+      </w:r>
+    </w:p>
+    <w:p>
+      <w:pPr>
+        <w:pBdr>
+          <w:top w:val="nil"/>
+          <w:left w:val="nil"/>
+          <w:bottom w:val="nil"/>
+          <w:right w:val="nil"/>
+          <w:between w:val="nil"/>
+        </w:pBdr>
+        <w:tabs>
+          <w:tab w:val="left" w:pos="4050"/>
+          <w:tab w:val="left" w:pos="8640"/>
+        </w:tabs>
+        <w:ind w:left="720" w:right="720"/>
+        <w:rPr>
+          <w:sz w:val="24"/>
+          <w:szCs w:val="24"/>
+        </w:rPr>
+      </w:pPr>
+    </w:p>
+    <w:p>
+      <w:pPr>
+        <w:pBdr>
+          <w:top w:val="nil"/>
+          <w:left w:val="nil"/>
+          <w:bottom w:val="nil"/>
+          <w:right w:val="nil"/>
+          <w:between w:val="nil"/>
+        </w:pBdr>
+        <w:tabs>
+          <w:tab w:val="left" w:pos="4050"/>
+          <w:tab w:val="left" w:pos="8640"/>
+        </w:tabs>
+        <w:ind w:left="720" w:right="720"/>
+        <w:rPr>
+          <w:sz w:val="24"/>
+          <w:szCs w:val="24"/>
+        </w:rPr>
+      </w:pPr>
+      <w:r>
+        <w:rPr>
+          <w:sz w:val="24"/>
+          <w:szCs w:val="24"/>
+        </w:rPr>
+        <w:lastRenderedPageBreak/>
+        <w:t xml:space="preserve">As shown in the chart, configurations utilizing one core take far longer and are much more volatile </w:t>
+      </w:r>
+      <w:r>
+        <w:rPr>
+          <w:sz w:val="24"/>
+          <w:szCs w:val="24"/>
+        </w:rPr>
+        <w:t xml:space="preserve">than the rest of the configurations. </w:t>
+      </w:r>
+      <w:r>
+        <w:rPr>
+          <w:sz w:val="24"/>
+          <w:szCs w:val="24"/>
+        </w:rPr>
+        <w:t>The reason this is the case is because the number of threads the program uses matches the number of cores being used</w:t>
+      </w:r>
+      <w:r>
+        <w:rPr>
+          <w:sz w:val="24"/>
+          <w:szCs w:val="24"/>
+        </w:rPr>
+        <w:t xml:space="preserve">, so configurations with one core cannot utilize the benefits of the fork-join architecture and </w:t>
+      </w:r>
+      <w:r>
+        <w:rPr>
+          <w:sz w:val="24"/>
+          <w:szCs w:val="24"/>
+        </w:rPr>
+        <w:t>the memory-</w:t>
+      </w:r>
+      <w:r>
+        <w:rPr>
+          <w:sz w:val="24"/>
+          <w:szCs w:val="24"/>
+        </w:rPr>
+        <w:t>sharing provided</w:t>
+      </w:r>
+      <w:r>
+        <w:rPr>
+          <w:sz w:val="24"/>
+          <w:szCs w:val="24"/>
+        </w:rPr>
+        <w:t xml:space="preserve"> with OpenMP threading.</w:t>
+      </w:r>
+      <w:r>
+        <w:rPr>
+          <w:sz w:val="24"/>
+          <w:szCs w:val="24"/>
+        </w:rPr>
+        <w:t xml:space="preserve"> For the configurations </w:t>
+      </w:r>
+      <w:r>
+        <w:rPr>
+          <w:sz w:val="24"/>
+          <w:szCs w:val="24"/>
+        </w:rPr>
+        <w:t xml:space="preserve">that have more than one core, there looks to be diminishing returns </w:t>
+      </w:r>
+      <w:r>
+        <w:rPr>
+          <w:sz w:val="24"/>
+          <w:szCs w:val="24"/>
+        </w:rPr>
+        <w:t xml:space="preserve">in the memory, as </w:t>
+      </w:r>
+      <w:r>
+        <w:rPr>
+          <w:sz w:val="24"/>
+          <w:szCs w:val="24"/>
+        </w:rPr>
+        <w:t>all</w:t>
+      </w:r>
+      <w:r>
+        <w:rPr>
+          <w:sz w:val="24"/>
+          <w:szCs w:val="24"/>
+        </w:rPr>
+        <w:t xml:space="preserve"> the configurations sharing the same number of cores</w:t>
+      </w:r>
+      <w:r>
+        <w:rPr>
+          <w:sz w:val="24"/>
+          <w:szCs w:val="24"/>
+        </w:rPr>
+        <w:t xml:space="preserve"> have very similar execution times, and the cause of the greatest difference in time change between the configurations is the number of cores.</w:t>
+      </w:r>
+      <w:r>
+        <w:rPr>
+          <w:sz w:val="24"/>
+          <w:szCs w:val="24"/>
+        </w:rPr>
+        <w:t xml:space="preserve"> It is worth noting that the increase in cores </w:t>
+      </w:r>
+      <w:r>
+        <w:rPr>
+          <w:sz w:val="24"/>
+          <w:szCs w:val="24"/>
+        </w:rPr>
+        <w:t xml:space="preserve">has a </w:t>
+      </w:r>
+      <w:r>
+        <w:rPr>
+          <w:sz w:val="24"/>
+          <w:szCs w:val="24"/>
+        </w:rPr>
+        <w:t>diminishing return</w:t>
+      </w:r>
+      <w:r>
+        <w:rPr>
+          <w:sz w:val="24"/>
+          <w:szCs w:val="24"/>
+        </w:rPr>
+        <w:t xml:space="preserve"> as well, with each increase in cores being used </w:t>
+      </w:r>
+      <w:r>
+        <w:rPr>
+          <w:sz w:val="24"/>
+          <w:szCs w:val="24"/>
+        </w:rPr>
+        <w:t>speeding up the program less.</w:t>
+      </w:r>
+      <w:r>
+        <w:rPr>
+          <w:sz w:val="24"/>
+          <w:szCs w:val="24"/>
+        </w:rPr>
+        <w:t xml:space="preserve"> Th</w:t>
+      </w:r>
+      <w:r>
+        <w:rPr>
+          <w:sz w:val="24"/>
+          <w:szCs w:val="24"/>
+        </w:rPr>
+        <w:t xml:space="preserve">e fact that memory increase is negligible suggests that the program </w:t>
+      </w:r>
+      <w:r>
+        <w:rPr>
+          <w:sz w:val="24"/>
+          <w:szCs w:val="24"/>
+        </w:rPr>
+        <w:t xml:space="preserve">makes </w:t>
+      </w:r>
+      <w:r>
+        <w:rPr>
+          <w:sz w:val="24"/>
+          <w:szCs w:val="24"/>
+        </w:rPr>
+        <w:t>efficient</w:t>
+      </w:r>
+      <w:r>
+        <w:rPr>
+          <w:sz w:val="24"/>
+          <w:szCs w:val="24"/>
+        </w:rPr>
+        <w:t xml:space="preserve"> use of the memory that it is given.</w:t>
+      </w:r>
+    </w:p>
+    <w:p>
+      <w:pPr>
+        <w:pBdr>
+          <w:top w:val="nil"/>
+          <w:left w:val="nil"/>
+          <w:bottom w:val="nil"/>
+          <w:right w:val="nil"/>
+          <w:between w:val="nil"/>
+        </w:pBdr>
+        <w:tabs>
+          <w:tab w:val="left" w:pos="4050"/>
+          <w:tab w:val="left" w:pos="8640"/>
+        </w:tabs>
         <w:rPr>
           <w:b/>
           <w:bCs/>
@@ -1769,17 +7409,7 @@
           <w:sz w:val="28"/>
           <w:szCs w:val="28"/>
         </w:rPr>
-        <w:t>4</w:t>
-      </w:r>
-      <w:r>
-        <w:rPr>
-          <w:b/>
-          <w:bCs/>
-          <w:color w:val="000000"/>
-          <w:sz w:val="28"/>
-          <w:szCs w:val="28"/>
-        </w:rPr>
-        <w:t>. Conclusions and Future Work</w:t>
+        <w:t>4. Conclusions and Future Work</w:t>
       </w:r>
     </w:p>
     <w:p>
@@ -2481,6 +8111,7 @@
   <w:style w:type="character" w:default="1" w:styleId="DefaultParagraphFont">
     <w:name w:val="Default Paragraph Font"/>
     <w:uiPriority w:val="1"/>
+    <w:semiHidden/>
     <w:unhideWhenUsed/>
   </w:style>
   <w:style w:type="table" w:default="1" w:styleId="TableNormal">
@@ -3418,6 +9049,872 @@
 </c:chartSpace>
 </file>
 
+<file path=word/charts/chart3.xml><?xml version="1.0" encoding="utf-8"?>
+<c:chartSpace xmlns:c="http://schemas.openxmlformats.org/drawingml/2006/chart" xmlns:a="http://schemas.openxmlformats.org/drawingml/2006/main" xmlns:r="http://schemas.openxmlformats.org/officeDocument/2006/relationships" xmlns:c16r2="http://schemas.microsoft.com/office/drawing/2015/06/chart">
+  <c:date1904 val="0"/>
+  <c:lang val="en-US"/>
+  <c:roundedCorners val="0"/>
+  <mc:AlternateContent xmlns:mc="http://schemas.openxmlformats.org/markup-compatibility/2006">
+    <mc:Choice xmlns:c14="http://schemas.microsoft.com/office/drawing/2007/8/2/chart" Requires="c14">
+      <c14:style val="102"/>
+    </mc:Choice>
+    <mc:Fallback>
+      <c:style val="2"/>
+    </mc:Fallback>
+  </mc:AlternateContent>
+  <c:chart>
+    <c:title>
+      <c:tx>
+        <c:rich>
+          <a:bodyPr rot="0" spcFirstLastPara="1" vertOverflow="ellipsis" vert="horz" wrap="square" anchor="ctr" anchorCtr="1"/>
+          <a:lstStyle/>
+          <a:p>
+            <a:pPr>
+              <a:defRPr sz="1400" b="0" i="0" u="none" strike="noStrike" kern="1200" spc="0" baseline="0">
+                <a:solidFill>
+                  <a:schemeClr val="tx1">
+                    <a:lumMod val="65000"/>
+                    <a:lumOff val="35000"/>
+                  </a:schemeClr>
+                </a:solidFill>
+                <a:latin typeface="+mn-lt"/>
+                <a:ea typeface="+mn-ea"/>
+                <a:cs typeface="+mn-cs"/>
+              </a:defRPr>
+            </a:pPr>
+            <a:r>
+              <a:rPr lang="en-US" baseline="0"/>
+              <a:t> OpenMP Mean Runtime by Cores and Memory Per Core</a:t>
+            </a:r>
+            <a:endParaRPr lang="en-US"/>
+          </a:p>
+        </c:rich>
+      </c:tx>
+      <c:overlay val="0"/>
+      <c:spPr>
+        <a:noFill/>
+        <a:ln>
+          <a:noFill/>
+        </a:ln>
+        <a:effectLst/>
+      </c:spPr>
+      <c:txPr>
+        <a:bodyPr rot="0" spcFirstLastPara="1" vertOverflow="ellipsis" vert="horz" wrap="square" anchor="ctr" anchorCtr="1"/>
+        <a:lstStyle/>
+        <a:p>
+          <a:pPr>
+            <a:defRPr sz="1400" b="0" i="0" u="none" strike="noStrike" kern="1200" spc="0" baseline="0">
+              <a:solidFill>
+                <a:schemeClr val="tx1">
+                  <a:lumMod val="65000"/>
+                  <a:lumOff val="35000"/>
+                </a:schemeClr>
+              </a:solidFill>
+              <a:latin typeface="+mn-lt"/>
+              <a:ea typeface="+mn-ea"/>
+              <a:cs typeface="+mn-cs"/>
+            </a:defRPr>
+          </a:pPr>
+          <a:endParaRPr lang="en-US"/>
+        </a:p>
+      </c:txPr>
+    </c:title>
+    <c:autoTitleDeleted val="0"/>
+    <c:plotArea>
+      <c:layout/>
+      <c:barChart>
+        <c:barDir val="col"/>
+        <c:grouping val="clustered"/>
+        <c:varyColors val="0"/>
+        <c:ser>
+          <c:idx val="0"/>
+          <c:order val="0"/>
+          <c:spPr>
+            <a:solidFill>
+              <a:schemeClr val="accent1"/>
+            </a:solidFill>
+            <a:ln>
+              <a:noFill/>
+            </a:ln>
+            <a:effectLst/>
+          </c:spPr>
+          <c:invertIfNegative val="0"/>
+          <c:errBars>
+            <c:errBarType val="both"/>
+            <c:errValType val="cust"/>
+            <c:noEndCap val="0"/>
+            <c:plus>
+              <c:numRef>
+                <c:f>omp_8323942!$Q$2:$Q$37</c:f>
+                <c:numCache>
+                  <c:formatCode>General</c:formatCode>
+                  <c:ptCount val="36"/>
+                  <c:pt idx="0">
+                    <c:v>7.1363388074698371</c:v>
+                  </c:pt>
+                  <c:pt idx="1">
+                    <c:v>7.4317731220079608</c:v>
+                  </c:pt>
+                  <c:pt idx="2">
+                    <c:v>7.9517837311511439</c:v>
+                  </c:pt>
+                  <c:pt idx="3">
+                    <c:v>6.7330702192239196</c:v>
+                  </c:pt>
+                  <c:pt idx="4">
+                    <c:v>6.2943288417431775</c:v>
+                  </c:pt>
+                  <c:pt idx="5">
+                    <c:v>3.2333003835090883</c:v>
+                  </c:pt>
+                  <c:pt idx="6">
+                    <c:v>0.10158628352292458</c:v>
+                  </c:pt>
+                  <c:pt idx="7">
+                    <c:v>4.2915708079909382E-2</c:v>
+                  </c:pt>
+                  <c:pt idx="8">
+                    <c:v>4.1296343663815988E-2</c:v>
+                  </c:pt>
+                  <c:pt idx="9">
+                    <c:v>4.6414081914867102E-2</c:v>
+                  </c:pt>
+                  <c:pt idx="10">
+                    <c:v>3.9215392386153618E-2</c:v>
+                  </c:pt>
+                  <c:pt idx="11">
+                    <c:v>4.1668933271683362E-2</c:v>
+                  </c:pt>
+                  <c:pt idx="12">
+                    <c:v>4.0797365110996998E-2</c:v>
+                  </c:pt>
+                  <c:pt idx="13">
+                    <c:v>3.0218835186022606E-2</c:v>
+                  </c:pt>
+                  <c:pt idx="14">
+                    <c:v>3.0122798674757895E-2</c:v>
+                  </c:pt>
+                  <c:pt idx="15">
+                    <c:v>3.2783181663773898E-2</c:v>
+                  </c:pt>
+                  <c:pt idx="16">
+                    <c:v>2.807406276262853E-2</c:v>
+                  </c:pt>
+                  <c:pt idx="17">
+                    <c:v>3.0177756709205715E-2</c:v>
+                  </c:pt>
+                  <c:pt idx="18">
+                    <c:v>2.5313988227855373E-2</c:v>
+                  </c:pt>
+                  <c:pt idx="19">
+                    <c:v>2.6970873178301075E-2</c:v>
+                  </c:pt>
+                  <c:pt idx="20">
+                    <c:v>2.0099203964336492E-2</c:v>
+                  </c:pt>
+                  <c:pt idx="21">
+                    <c:v>5.8217454427345106E-2</c:v>
+                  </c:pt>
+                  <c:pt idx="22">
+                    <c:v>1.7963101068579429E-2</c:v>
+                  </c:pt>
+                  <c:pt idx="23">
+                    <c:v>1.8740410881301378E-2</c:v>
+                  </c:pt>
+                  <c:pt idx="24">
+                    <c:v>1.2818931312710887E-2</c:v>
+                  </c:pt>
+                  <c:pt idx="25">
+                    <c:v>2.445972199351417E-2</c:v>
+                  </c:pt>
+                  <c:pt idx="26">
+                    <c:v>1.3466885311756409E-2</c:v>
+                  </c:pt>
+                  <c:pt idx="27">
+                    <c:v>1.6491573605935887E-2</c:v>
+                  </c:pt>
+                  <c:pt idx="28">
+                    <c:v>4.1028063566295687E-2</c:v>
+                  </c:pt>
+                  <c:pt idx="29">
+                    <c:v>2.2100746593723915E-2</c:v>
+                  </c:pt>
+                  <c:pt idx="30">
+                    <c:v>2.255244997777402E-2</c:v>
+                  </c:pt>
+                  <c:pt idx="31">
+                    <c:v>1.7399999999999981E-2</c:v>
+                  </c:pt>
+                  <c:pt idx="32">
+                    <c:v>2.497799031147218E-2</c:v>
+                  </c:pt>
+                  <c:pt idx="33">
+                    <c:v>2.5965496336484723E-2</c:v>
+                  </c:pt>
+                  <c:pt idx="34">
+                    <c:v>2.7554310007692071E-2</c:v>
+                  </c:pt>
+                  <c:pt idx="35">
+                    <c:v>3.0021109239999746E-2</c:v>
+                  </c:pt>
+                </c:numCache>
+              </c:numRef>
+            </c:plus>
+            <c:minus>
+              <c:numRef>
+                <c:f>omp_8323942!$Q$2:$Q$37</c:f>
+                <c:numCache>
+                  <c:formatCode>General</c:formatCode>
+                  <c:ptCount val="36"/>
+                  <c:pt idx="0">
+                    <c:v>7.1363388074698371</c:v>
+                  </c:pt>
+                  <c:pt idx="1">
+                    <c:v>7.4317731220079608</c:v>
+                  </c:pt>
+                  <c:pt idx="2">
+                    <c:v>7.9517837311511439</c:v>
+                  </c:pt>
+                  <c:pt idx="3">
+                    <c:v>6.7330702192239196</c:v>
+                  </c:pt>
+                  <c:pt idx="4">
+                    <c:v>6.2943288417431775</c:v>
+                  </c:pt>
+                  <c:pt idx="5">
+                    <c:v>3.2333003835090883</c:v>
+                  </c:pt>
+                  <c:pt idx="6">
+                    <c:v>0.10158628352292458</c:v>
+                  </c:pt>
+                  <c:pt idx="7">
+                    <c:v>4.2915708079909382E-2</c:v>
+                  </c:pt>
+                  <c:pt idx="8">
+                    <c:v>4.1296343663815988E-2</c:v>
+                  </c:pt>
+                  <c:pt idx="9">
+                    <c:v>4.6414081914867102E-2</c:v>
+                  </c:pt>
+                  <c:pt idx="10">
+                    <c:v>3.9215392386153618E-2</c:v>
+                  </c:pt>
+                  <c:pt idx="11">
+                    <c:v>4.1668933271683362E-2</c:v>
+                  </c:pt>
+                  <c:pt idx="12">
+                    <c:v>4.0797365110996998E-2</c:v>
+                  </c:pt>
+                  <c:pt idx="13">
+                    <c:v>3.0218835186022606E-2</c:v>
+                  </c:pt>
+                  <c:pt idx="14">
+                    <c:v>3.0122798674757895E-2</c:v>
+                  </c:pt>
+                  <c:pt idx="15">
+                    <c:v>3.2783181663773898E-2</c:v>
+                  </c:pt>
+                  <c:pt idx="16">
+                    <c:v>2.807406276262853E-2</c:v>
+                  </c:pt>
+                  <c:pt idx="17">
+                    <c:v>3.0177756709205715E-2</c:v>
+                  </c:pt>
+                  <c:pt idx="18">
+                    <c:v>2.5313988227855373E-2</c:v>
+                  </c:pt>
+                  <c:pt idx="19">
+                    <c:v>2.6970873178301075E-2</c:v>
+                  </c:pt>
+                  <c:pt idx="20">
+                    <c:v>2.0099203964336492E-2</c:v>
+                  </c:pt>
+                  <c:pt idx="21">
+                    <c:v>5.8217454427345106E-2</c:v>
+                  </c:pt>
+                  <c:pt idx="22">
+                    <c:v>1.7963101068579429E-2</c:v>
+                  </c:pt>
+                  <c:pt idx="23">
+                    <c:v>1.8740410881301378E-2</c:v>
+                  </c:pt>
+                  <c:pt idx="24">
+                    <c:v>1.2818931312710887E-2</c:v>
+                  </c:pt>
+                  <c:pt idx="25">
+                    <c:v>2.445972199351417E-2</c:v>
+                  </c:pt>
+                  <c:pt idx="26">
+                    <c:v>1.3466885311756409E-2</c:v>
+                  </c:pt>
+                  <c:pt idx="27">
+                    <c:v>1.6491573605935887E-2</c:v>
+                  </c:pt>
+                  <c:pt idx="28">
+                    <c:v>4.1028063566295687E-2</c:v>
+                  </c:pt>
+                  <c:pt idx="29">
+                    <c:v>2.2100746593723915E-2</c:v>
+                  </c:pt>
+                  <c:pt idx="30">
+                    <c:v>2.255244997777402E-2</c:v>
+                  </c:pt>
+                  <c:pt idx="31">
+                    <c:v>1.7399999999999981E-2</c:v>
+                  </c:pt>
+                  <c:pt idx="32">
+                    <c:v>2.497799031147218E-2</c:v>
+                  </c:pt>
+                  <c:pt idx="33">
+                    <c:v>2.5965496336484723E-2</c:v>
+                  </c:pt>
+                  <c:pt idx="34">
+                    <c:v>2.7554310007692071E-2</c:v>
+                  </c:pt>
+                  <c:pt idx="35">
+                    <c:v>3.0021109239999746E-2</c:v>
+                  </c:pt>
+                </c:numCache>
+              </c:numRef>
+            </c:minus>
+            <c:spPr>
+              <a:noFill/>
+              <a:ln w="9525" cap="flat" cmpd="sng" algn="ctr">
+                <a:solidFill>
+                  <a:schemeClr val="tx1">
+                    <a:lumMod val="65000"/>
+                    <a:lumOff val="35000"/>
+                  </a:schemeClr>
+                </a:solidFill>
+                <a:round/>
+              </a:ln>
+              <a:effectLst/>
+            </c:spPr>
+          </c:errBars>
+          <c:cat>
+            <c:strRef>
+              <c:f>omp_8323942!$O$2:$O$37</c:f>
+              <c:strCache>
+                <c:ptCount val="36"/>
+                <c:pt idx="0">
+                  <c:v>1Cores- 64MB</c:v>
+                </c:pt>
+                <c:pt idx="1">
+                  <c:v>1Cores- 128MB</c:v>
+                </c:pt>
+                <c:pt idx="2">
+                  <c:v>1Cores- 256MB</c:v>
+                </c:pt>
+                <c:pt idx="3">
+                  <c:v>1Cores- 512MB</c:v>
+                </c:pt>
+                <c:pt idx="4">
+                  <c:v>1Cores- 1GB</c:v>
+                </c:pt>
+                <c:pt idx="5">
+                  <c:v>1Cores- 1536MB</c:v>
+                </c:pt>
+                <c:pt idx="6">
+                  <c:v>2Cores- 64MB</c:v>
+                </c:pt>
+                <c:pt idx="7">
+                  <c:v>2Cores- 128MB</c:v>
+                </c:pt>
+                <c:pt idx="8">
+                  <c:v>2Cores- 256MB</c:v>
+                </c:pt>
+                <c:pt idx="9">
+                  <c:v>2Cores- 512MB</c:v>
+                </c:pt>
+                <c:pt idx="10">
+                  <c:v>2Cores- 1GB</c:v>
+                </c:pt>
+                <c:pt idx="11">
+                  <c:v>2Cores- 1536MB</c:v>
+                </c:pt>
+                <c:pt idx="12">
+                  <c:v>4Cores- 64MB</c:v>
+                </c:pt>
+                <c:pt idx="13">
+                  <c:v>4Cores- 128MB</c:v>
+                </c:pt>
+                <c:pt idx="14">
+                  <c:v>4Cores- 256MB</c:v>
+                </c:pt>
+                <c:pt idx="15">
+                  <c:v>4Cores- 512MB</c:v>
+                </c:pt>
+                <c:pt idx="16">
+                  <c:v>4Cores- 1GB</c:v>
+                </c:pt>
+                <c:pt idx="17">
+                  <c:v>4Cores- 1536MB</c:v>
+                </c:pt>
+                <c:pt idx="18">
+                  <c:v>8Cores- 64MB</c:v>
+                </c:pt>
+                <c:pt idx="19">
+                  <c:v>8Cores- 128MB</c:v>
+                </c:pt>
+                <c:pt idx="20">
+                  <c:v>8Cores- 256MB</c:v>
+                </c:pt>
+                <c:pt idx="21">
+                  <c:v>8Cores- 512MB</c:v>
+                </c:pt>
+                <c:pt idx="22">
+                  <c:v>8Cores- 1GB</c:v>
+                </c:pt>
+                <c:pt idx="23">
+                  <c:v>8Cores- 1536MB</c:v>
+                </c:pt>
+                <c:pt idx="24">
+                  <c:v>16Cores- 64MB</c:v>
+                </c:pt>
+                <c:pt idx="25">
+                  <c:v>16Cores- 128MB</c:v>
+                </c:pt>
+                <c:pt idx="26">
+                  <c:v>16Cores- 256MB</c:v>
+                </c:pt>
+                <c:pt idx="27">
+                  <c:v>16Cores- 512MB</c:v>
+                </c:pt>
+                <c:pt idx="28">
+                  <c:v>16Cores- 1GB</c:v>
+                </c:pt>
+                <c:pt idx="29">
+                  <c:v>16Cores- 1536MB</c:v>
+                </c:pt>
+                <c:pt idx="30">
+                  <c:v>20Cores- 64MB</c:v>
+                </c:pt>
+                <c:pt idx="31">
+                  <c:v>20Cores- 128MB</c:v>
+                </c:pt>
+                <c:pt idx="32">
+                  <c:v>20Cores- 256MB</c:v>
+                </c:pt>
+                <c:pt idx="33">
+                  <c:v>20Cores- 512MB</c:v>
+                </c:pt>
+                <c:pt idx="34">
+                  <c:v>20Cores- 1GB</c:v>
+                </c:pt>
+                <c:pt idx="35">
+                  <c:v>20Cores- 1536MB</c:v>
+                </c:pt>
+              </c:strCache>
+            </c:strRef>
+          </c:cat>
+          <c:val>
+            <c:numRef>
+              <c:f>omp_8323942!$P$2:$P$37</c:f>
+              <c:numCache>
+                <c:formatCode>General</c:formatCode>
+                <c:ptCount val="36"/>
+                <c:pt idx="0">
+                  <c:v>12.134600000000001</c:v>
+                </c:pt>
+                <c:pt idx="1">
+                  <c:v>11.16342</c:v>
+                </c:pt>
+                <c:pt idx="2">
+                  <c:v>11.456079999999998</c:v>
+                </c:pt>
+                <c:pt idx="3">
+                  <c:v>10.46702</c:v>
+                </c:pt>
+                <c:pt idx="4">
+                  <c:v>10.13104</c:v>
+                </c:pt>
+                <c:pt idx="5">
+                  <c:v>7.9265999999999988</c:v>
+                </c:pt>
+                <c:pt idx="6">
+                  <c:v>3.3875599999999997</c:v>
+                </c:pt>
+                <c:pt idx="7">
+                  <c:v>3.3068399999999998</c:v>
+                </c:pt>
+                <c:pt idx="8">
+                  <c:v>3.2053600000000002</c:v>
+                </c:pt>
+                <c:pt idx="9">
+                  <c:v>3.2093199999999995</c:v>
+                </c:pt>
+                <c:pt idx="10">
+                  <c:v>3.1824199999999996</c:v>
+                </c:pt>
+                <c:pt idx="11">
+                  <c:v>3.1944999999999997</c:v>
+                </c:pt>
+                <c:pt idx="12">
+                  <c:v>2.2563000000000004</c:v>
+                </c:pt>
+                <c:pt idx="13">
+                  <c:v>2.10954</c:v>
+                </c:pt>
+                <c:pt idx="14">
+                  <c:v>2.1120399999999995</c:v>
+                </c:pt>
+                <c:pt idx="15">
+                  <c:v>2.11198</c:v>
+                </c:pt>
+                <c:pt idx="16">
+                  <c:v>2.1131599999999997</c:v>
+                </c:pt>
+                <c:pt idx="17">
+                  <c:v>2.10968</c:v>
+                </c:pt>
+                <c:pt idx="18">
+                  <c:v>1.57246</c:v>
+                </c:pt>
+                <c:pt idx="19">
+                  <c:v>1.5716600000000001</c:v>
+                </c:pt>
+                <c:pt idx="20">
+                  <c:v>1.57616</c:v>
+                </c:pt>
+                <c:pt idx="21">
+                  <c:v>1.6048200000000001</c:v>
+                </c:pt>
+                <c:pt idx="22">
+                  <c:v>1.58646</c:v>
+                </c:pt>
+                <c:pt idx="23">
+                  <c:v>1.5802400000000003</c:v>
+                </c:pt>
+                <c:pt idx="24">
+                  <c:v>1.3900999999999999</c:v>
+                </c:pt>
+                <c:pt idx="25">
+                  <c:v>1.3844400000000001</c:v>
+                </c:pt>
+                <c:pt idx="26">
+                  <c:v>1.3871199999999999</c:v>
+                </c:pt>
+                <c:pt idx="27">
+                  <c:v>1.3956199999999999</c:v>
+                </c:pt>
+                <c:pt idx="28">
+                  <c:v>1.3972199999999999</c:v>
+                </c:pt>
+                <c:pt idx="29">
+                  <c:v>1.4019600000000001</c:v>
+                </c:pt>
+                <c:pt idx="30">
+                  <c:v>1.3277399999999999</c:v>
+                </c:pt>
+                <c:pt idx="31">
+                  <c:v>1.3151999999999999</c:v>
+                </c:pt>
+                <c:pt idx="32">
+                  <c:v>1.3145</c:v>
+                </c:pt>
+                <c:pt idx="33">
+                  <c:v>1.31402</c:v>
+                </c:pt>
+                <c:pt idx="34">
+                  <c:v>1.3090999999999999</c:v>
+                </c:pt>
+                <c:pt idx="35">
+                  <c:v>1.3110200000000001</c:v>
+                </c:pt>
+              </c:numCache>
+            </c:numRef>
+          </c:val>
+          <c:extLst>
+            <c:ext xmlns:c16="http://schemas.microsoft.com/office/drawing/2014/chart" uri="{C3380CC4-5D6E-409C-BE32-E72D297353CC}">
+              <c16:uniqueId val="{00000000-BD7A-4315-B585-D13AC98CBAD0}"/>
+            </c:ext>
+          </c:extLst>
+        </c:ser>
+        <c:dLbls>
+          <c:showLegendKey val="0"/>
+          <c:showVal val="0"/>
+          <c:showCatName val="0"/>
+          <c:showSerName val="0"/>
+          <c:showPercent val="0"/>
+          <c:showBubbleSize val="0"/>
+        </c:dLbls>
+        <c:gapWidth val="219"/>
+        <c:overlap val="-27"/>
+        <c:axId val="1371289695"/>
+        <c:axId val="178521871"/>
+      </c:barChart>
+      <c:catAx>
+        <c:axId val="1371289695"/>
+        <c:scaling>
+          <c:orientation val="minMax"/>
+        </c:scaling>
+        <c:delete val="0"/>
+        <c:axPos val="b"/>
+        <c:title>
+          <c:tx>
+            <c:rich>
+              <a:bodyPr rot="0" spcFirstLastPara="1" vertOverflow="ellipsis" vert="horz" wrap="square" anchor="ctr" anchorCtr="1"/>
+              <a:lstStyle/>
+              <a:p>
+                <a:pPr>
+                  <a:defRPr sz="1000" b="0" i="0" u="none" strike="noStrike" kern="1200" baseline="0">
+                    <a:solidFill>
+                      <a:schemeClr val="tx1">
+                        <a:lumMod val="65000"/>
+                        <a:lumOff val="35000"/>
+                      </a:schemeClr>
+                    </a:solidFill>
+                    <a:latin typeface="+mn-lt"/>
+                    <a:ea typeface="+mn-ea"/>
+                    <a:cs typeface="+mn-cs"/>
+                  </a:defRPr>
+                </a:pPr>
+                <a:r>
+                  <a:rPr lang="en-US"/>
+                  <a:t>Configuration</a:t>
+                </a:r>
+              </a:p>
+            </c:rich>
+          </c:tx>
+          <c:overlay val="0"/>
+          <c:spPr>
+            <a:noFill/>
+            <a:ln>
+              <a:noFill/>
+            </a:ln>
+            <a:effectLst/>
+          </c:spPr>
+          <c:txPr>
+            <a:bodyPr rot="0" spcFirstLastPara="1" vertOverflow="ellipsis" vert="horz" wrap="square" anchor="ctr" anchorCtr="1"/>
+            <a:lstStyle/>
+            <a:p>
+              <a:pPr>
+                <a:defRPr sz="1000" b="0" i="0" u="none" strike="noStrike" kern="1200" baseline="0">
+                  <a:solidFill>
+                    <a:schemeClr val="tx1">
+                      <a:lumMod val="65000"/>
+                      <a:lumOff val="35000"/>
+                    </a:schemeClr>
+                  </a:solidFill>
+                  <a:latin typeface="+mn-lt"/>
+                  <a:ea typeface="+mn-ea"/>
+                  <a:cs typeface="+mn-cs"/>
+                </a:defRPr>
+              </a:pPr>
+              <a:endParaRPr lang="en-US"/>
+            </a:p>
+          </c:txPr>
+        </c:title>
+        <c:numFmt formatCode="General" sourceLinked="1"/>
+        <c:majorTickMark val="none"/>
+        <c:minorTickMark val="none"/>
+        <c:tickLblPos val="nextTo"/>
+        <c:spPr>
+          <a:noFill/>
+          <a:ln w="9525" cap="flat" cmpd="sng" algn="ctr">
+            <a:solidFill>
+              <a:schemeClr val="tx1">
+                <a:lumMod val="15000"/>
+                <a:lumOff val="85000"/>
+              </a:schemeClr>
+            </a:solidFill>
+            <a:round/>
+          </a:ln>
+          <a:effectLst/>
+        </c:spPr>
+        <c:txPr>
+          <a:bodyPr rot="-60000000" spcFirstLastPara="1" vertOverflow="ellipsis" vert="horz" wrap="square" anchor="ctr" anchorCtr="1"/>
+          <a:lstStyle/>
+          <a:p>
+            <a:pPr>
+              <a:defRPr sz="900" b="0" i="0" u="none" strike="noStrike" kern="1200" baseline="0">
+                <a:solidFill>
+                  <a:schemeClr val="tx1">
+                    <a:lumMod val="65000"/>
+                    <a:lumOff val="35000"/>
+                  </a:schemeClr>
+                </a:solidFill>
+                <a:latin typeface="+mn-lt"/>
+                <a:ea typeface="+mn-ea"/>
+                <a:cs typeface="+mn-cs"/>
+              </a:defRPr>
+            </a:pPr>
+            <a:endParaRPr lang="en-US"/>
+          </a:p>
+        </c:txPr>
+        <c:crossAx val="178521871"/>
+        <c:crosses val="autoZero"/>
+        <c:auto val="1"/>
+        <c:lblAlgn val="ctr"/>
+        <c:lblOffset val="100"/>
+        <c:noMultiLvlLbl val="0"/>
+      </c:catAx>
+      <c:valAx>
+        <c:axId val="178521871"/>
+        <c:scaling>
+          <c:orientation val="minMax"/>
+        </c:scaling>
+        <c:delete val="0"/>
+        <c:axPos val="l"/>
+        <c:majorGridlines>
+          <c:spPr>
+            <a:ln w="9525" cap="flat" cmpd="sng" algn="ctr">
+              <a:solidFill>
+                <a:schemeClr val="tx1">
+                  <a:lumMod val="15000"/>
+                  <a:lumOff val="85000"/>
+                </a:schemeClr>
+              </a:solidFill>
+              <a:round/>
+            </a:ln>
+            <a:effectLst/>
+          </c:spPr>
+        </c:majorGridlines>
+        <c:title>
+          <c:tx>
+            <c:rich>
+              <a:bodyPr rot="-5400000" spcFirstLastPara="1" vertOverflow="ellipsis" vert="horz" wrap="square" anchor="ctr" anchorCtr="1"/>
+              <a:lstStyle/>
+              <a:p>
+                <a:pPr>
+                  <a:defRPr sz="1000" b="0" i="0" u="none" strike="noStrike" kern="1200" baseline="0">
+                    <a:solidFill>
+                      <a:schemeClr val="tx1">
+                        <a:lumMod val="65000"/>
+                        <a:lumOff val="35000"/>
+                      </a:schemeClr>
+                    </a:solidFill>
+                    <a:latin typeface="+mn-lt"/>
+                    <a:ea typeface="+mn-ea"/>
+                    <a:cs typeface="+mn-cs"/>
+                  </a:defRPr>
+                </a:pPr>
+                <a:r>
+                  <a:rPr lang="en-US"/>
+                  <a:t>Mean</a:t>
+                </a:r>
+                <a:r>
+                  <a:rPr lang="en-US" baseline="0"/>
+                  <a:t> Time (Seconds)</a:t>
+                </a:r>
+                <a:endParaRPr lang="en-US"/>
+              </a:p>
+            </c:rich>
+          </c:tx>
+          <c:overlay val="0"/>
+          <c:spPr>
+            <a:noFill/>
+            <a:ln>
+              <a:noFill/>
+            </a:ln>
+            <a:effectLst/>
+          </c:spPr>
+          <c:txPr>
+            <a:bodyPr rot="-5400000" spcFirstLastPara="1" vertOverflow="ellipsis" vert="horz" wrap="square" anchor="ctr" anchorCtr="1"/>
+            <a:lstStyle/>
+            <a:p>
+              <a:pPr>
+                <a:defRPr sz="1000" b="0" i="0" u="none" strike="noStrike" kern="1200" baseline="0">
+                  <a:solidFill>
+                    <a:schemeClr val="tx1">
+                      <a:lumMod val="65000"/>
+                      <a:lumOff val="35000"/>
+                    </a:schemeClr>
+                  </a:solidFill>
+                  <a:latin typeface="+mn-lt"/>
+                  <a:ea typeface="+mn-ea"/>
+                  <a:cs typeface="+mn-cs"/>
+                </a:defRPr>
+              </a:pPr>
+              <a:endParaRPr lang="en-US"/>
+            </a:p>
+          </c:txPr>
+        </c:title>
+        <c:numFmt formatCode="General" sourceLinked="1"/>
+        <c:majorTickMark val="none"/>
+        <c:minorTickMark val="none"/>
+        <c:tickLblPos val="nextTo"/>
+        <c:spPr>
+          <a:noFill/>
+          <a:ln>
+            <a:noFill/>
+          </a:ln>
+          <a:effectLst/>
+        </c:spPr>
+        <c:txPr>
+          <a:bodyPr rot="-60000000" spcFirstLastPara="1" vertOverflow="ellipsis" vert="horz" wrap="square" anchor="ctr" anchorCtr="1"/>
+          <a:lstStyle/>
+          <a:p>
+            <a:pPr>
+              <a:defRPr sz="900" b="0" i="0" u="none" strike="noStrike" kern="1200" baseline="0">
+                <a:solidFill>
+                  <a:schemeClr val="tx1">
+                    <a:lumMod val="65000"/>
+                    <a:lumOff val="35000"/>
+                  </a:schemeClr>
+                </a:solidFill>
+                <a:latin typeface="+mn-lt"/>
+                <a:ea typeface="+mn-ea"/>
+                <a:cs typeface="+mn-cs"/>
+              </a:defRPr>
+            </a:pPr>
+            <a:endParaRPr lang="en-US"/>
+          </a:p>
+        </c:txPr>
+        <c:crossAx val="1371289695"/>
+        <c:crosses val="autoZero"/>
+        <c:crossBetween val="between"/>
+      </c:valAx>
+      <c:spPr>
+        <a:noFill/>
+        <a:ln>
+          <a:noFill/>
+        </a:ln>
+        <a:effectLst/>
+      </c:spPr>
+    </c:plotArea>
+    <c:plotVisOnly val="1"/>
+    <c:dispBlanksAs val="gap"/>
+    <c:showDLblsOverMax val="0"/>
+    <c:extLst>
+      <c:ext xmlns:c16r3="http://schemas.microsoft.com/office/drawing/2017/03/chart" uri="{56B9EC1D-385E-4148-901F-78D8002777C0}">
+        <c16r3:dataDisplayOptions16>
+          <c16r3:dispNaAsBlank val="1"/>
+        </c16r3:dataDisplayOptions16>
+      </c:ext>
+    </c:extLst>
+  </c:chart>
+  <c:spPr>
+    <a:solidFill>
+      <a:schemeClr val="bg1"/>
+    </a:solidFill>
+    <a:ln w="9525" cap="flat" cmpd="sng" algn="ctr">
+      <a:solidFill>
+        <a:schemeClr val="tx1">
+          <a:lumMod val="15000"/>
+          <a:lumOff val="85000"/>
+        </a:schemeClr>
+      </a:solidFill>
+      <a:round/>
+    </a:ln>
+    <a:effectLst/>
+  </c:spPr>
+  <c:txPr>
+    <a:bodyPr/>
+    <a:lstStyle/>
+    <a:p>
+      <a:pPr>
+        <a:defRPr/>
+      </a:pPr>
+      <a:endParaRPr lang="en-US"/>
+    </a:p>
+  </c:txPr>
+  <c:externalData r:id="rId3">
+    <c:autoUpdate val="0"/>
+  </c:externalData>
+</c:chartSpace>
+</file>
+
 <file path=word/charts/colors1.xml><?xml version="1.0" encoding="utf-8"?>
 <cs:colorStyle xmlns:cs="http://schemas.microsoft.com/office/drawing/2012/chartStyle" xmlns:a="http://schemas.openxmlformats.org/drawingml/2006/main" meth="cycle" id="10">
   <a:schemeClr val="accent1"/>
@@ -3459,6 +9956,46 @@
 </file>
 
 <file path=word/charts/colors2.xml><?xml version="1.0" encoding="utf-8"?>
+<cs:colorStyle xmlns:cs="http://schemas.microsoft.com/office/drawing/2012/chartStyle" xmlns:a="http://schemas.openxmlformats.org/drawingml/2006/main" meth="cycle" id="10">
+  <a:schemeClr val="accent1"/>
+  <a:schemeClr val="accent2"/>
+  <a:schemeClr val="accent3"/>
+  <a:schemeClr val="accent4"/>
+  <a:schemeClr val="accent5"/>
+  <a:schemeClr val="accent6"/>
+  <cs:variation/>
+  <cs:variation>
+    <a:lumMod val="60000"/>
+  </cs:variation>
+  <cs:variation>
+    <a:lumMod val="80000"/>
+    <a:lumOff val="20000"/>
+  </cs:variation>
+  <cs:variation>
+    <a:lumMod val="80000"/>
+  </cs:variation>
+  <cs:variation>
+    <a:lumMod val="60000"/>
+    <a:lumOff val="40000"/>
+  </cs:variation>
+  <cs:variation>
+    <a:lumMod val="50000"/>
+  </cs:variation>
+  <cs:variation>
+    <a:lumMod val="70000"/>
+    <a:lumOff val="30000"/>
+  </cs:variation>
+  <cs:variation>
+    <a:lumMod val="70000"/>
+  </cs:variation>
+  <cs:variation>
+    <a:lumMod val="50000"/>
+    <a:lumOff val="50000"/>
+  </cs:variation>
+</cs:colorStyle>
+</file>
+
+<file path=word/charts/colors3.xml><?xml version="1.0" encoding="utf-8"?>
 <cs:colorStyle xmlns:cs="http://schemas.microsoft.com/office/drawing/2012/chartStyle" xmlns:a="http://schemas.openxmlformats.org/drawingml/2006/main" meth="cycle" id="10">
   <a:schemeClr val="accent1"/>
   <a:schemeClr val="accent2"/>
@@ -4508,6 +11045,509 @@
 </cs:chartStyle>
 </file>
 
+<file path=word/charts/style3.xml><?xml version="1.0" encoding="utf-8"?>
+<cs:chartStyle xmlns:cs="http://schemas.microsoft.com/office/drawing/2012/chartStyle" xmlns:a="http://schemas.openxmlformats.org/drawingml/2006/main" id="201">
+  <cs:axisTitle>
+    <cs:lnRef idx="0"/>
+    <cs:fillRef idx="0"/>
+    <cs:effectRef idx="0"/>
+    <cs:fontRef idx="minor">
+      <a:schemeClr val="tx1">
+        <a:lumMod val="65000"/>
+        <a:lumOff val="35000"/>
+      </a:schemeClr>
+    </cs:fontRef>
+    <cs:defRPr sz="1000" kern="1200"/>
+  </cs:axisTitle>
+  <cs:categoryAxis>
+    <cs:lnRef idx="0"/>
+    <cs:fillRef idx="0"/>
+    <cs:effectRef idx="0"/>
+    <cs:fontRef idx="minor">
+      <a:schemeClr val="tx1">
+        <a:lumMod val="65000"/>
+        <a:lumOff val="35000"/>
+      </a:schemeClr>
+    </cs:fontRef>
+    <cs:spPr>
+      <a:ln w="9525" cap="flat" cmpd="sng" algn="ctr">
+        <a:solidFill>
+          <a:schemeClr val="tx1">
+            <a:lumMod val="15000"/>
+            <a:lumOff val="85000"/>
+          </a:schemeClr>
+        </a:solidFill>
+        <a:round/>
+      </a:ln>
+    </cs:spPr>
+    <cs:defRPr sz="900" kern="1200"/>
+  </cs:categoryAxis>
+  <cs:chartArea mods="allowNoFillOverride allowNoLineOverride">
+    <cs:lnRef idx="0"/>
+    <cs:fillRef idx="0"/>
+    <cs:effectRef idx="0"/>
+    <cs:fontRef idx="minor">
+      <a:schemeClr val="tx1"/>
+    </cs:fontRef>
+    <cs:spPr>
+      <a:solidFill>
+        <a:schemeClr val="bg1"/>
+      </a:solidFill>
+      <a:ln w="9525" cap="flat" cmpd="sng" algn="ctr">
+        <a:solidFill>
+          <a:schemeClr val="tx1">
+            <a:lumMod val="15000"/>
+            <a:lumOff val="85000"/>
+          </a:schemeClr>
+        </a:solidFill>
+        <a:round/>
+      </a:ln>
+    </cs:spPr>
+    <cs:defRPr sz="1000" kern="1200"/>
+  </cs:chartArea>
+  <cs:dataLabel>
+    <cs:lnRef idx="0"/>
+    <cs:fillRef idx="0"/>
+    <cs:effectRef idx="0"/>
+    <cs:fontRef idx="minor">
+      <a:schemeClr val="tx1">
+        <a:lumMod val="75000"/>
+        <a:lumOff val="25000"/>
+      </a:schemeClr>
+    </cs:fontRef>
+    <cs:defRPr sz="900" kern="1200"/>
+  </cs:dataLabel>
+  <cs:dataLabelCallout>
+    <cs:lnRef idx="0"/>
+    <cs:fillRef idx="0"/>
+    <cs:effectRef idx="0"/>
+    <cs:fontRef idx="minor">
+      <a:schemeClr val="dk1">
+        <a:lumMod val="65000"/>
+        <a:lumOff val="35000"/>
+      </a:schemeClr>
+    </cs:fontRef>
+    <cs:spPr>
+      <a:solidFill>
+        <a:schemeClr val="lt1"/>
+      </a:solidFill>
+      <a:ln>
+        <a:solidFill>
+          <a:schemeClr val="dk1">
+            <a:lumMod val="25000"/>
+            <a:lumOff val="75000"/>
+          </a:schemeClr>
+        </a:solidFill>
+      </a:ln>
+    </cs:spPr>
+    <cs:defRPr sz="900" kern="1200"/>
+    <cs:bodyPr rot="0" spcFirstLastPara="1" vertOverflow="clip" horzOverflow="clip" vert="horz" wrap="square" lIns="36576" tIns="18288" rIns="36576" bIns="18288" anchor="ctr" anchorCtr="1">
+      <a:spAutoFit/>
+    </cs:bodyPr>
+  </cs:dataLabelCallout>
+  <cs:dataPoint>
+    <cs:lnRef idx="0"/>
+    <cs:fillRef idx="1">
+      <cs:styleClr val="auto"/>
+    </cs:fillRef>
+    <cs:effectRef idx="0"/>
+    <cs:fontRef idx="minor">
+      <a:schemeClr val="tx1"/>
+    </cs:fontRef>
+  </cs:dataPoint>
+  <cs:dataPoint3D>
+    <cs:lnRef idx="0"/>
+    <cs:fillRef idx="1">
+      <cs:styleClr val="auto"/>
+    </cs:fillRef>
+    <cs:effectRef idx="0"/>
+    <cs:fontRef idx="minor">
+      <a:schemeClr val="tx1"/>
+    </cs:fontRef>
+  </cs:dataPoint3D>
+  <cs:dataPointLine>
+    <cs:lnRef idx="0">
+      <cs:styleClr val="auto"/>
+    </cs:lnRef>
+    <cs:fillRef idx="1"/>
+    <cs:effectRef idx="0"/>
+    <cs:fontRef idx="minor">
+      <a:schemeClr val="tx1"/>
+    </cs:fontRef>
+    <cs:spPr>
+      <a:ln w="28575" cap="rnd">
+        <a:solidFill>
+          <a:schemeClr val="phClr"/>
+        </a:solidFill>
+        <a:round/>
+      </a:ln>
+    </cs:spPr>
+  </cs:dataPointLine>
+  <cs:dataPointMarker>
+    <cs:lnRef idx="0">
+      <cs:styleClr val="auto"/>
+    </cs:lnRef>
+    <cs:fillRef idx="1">
+      <cs:styleClr val="auto"/>
+    </cs:fillRef>
+    <cs:effectRef idx="0"/>
+    <cs:fontRef idx="minor">
+      <a:schemeClr val="tx1"/>
+    </cs:fontRef>
+    <cs:spPr>
+      <a:ln w="9525">
+        <a:solidFill>
+          <a:schemeClr val="phClr"/>
+        </a:solidFill>
+      </a:ln>
+    </cs:spPr>
+  </cs:dataPointMarker>
+  <cs:dataPointMarkerLayout symbol="circle" size="5"/>
+  <cs:dataPointWireframe>
+    <cs:lnRef idx="0">
+      <cs:styleClr val="auto"/>
+    </cs:lnRef>
+    <cs:fillRef idx="1"/>
+    <cs:effectRef idx="0"/>
+    <cs:fontRef idx="minor">
+      <a:schemeClr val="tx1"/>
+    </cs:fontRef>
+    <cs:spPr>
+      <a:ln w="9525" cap="rnd">
+        <a:solidFill>
+          <a:schemeClr val="phClr"/>
+        </a:solidFill>
+        <a:round/>
+      </a:ln>
+    </cs:spPr>
+  </cs:dataPointWireframe>
+  <cs:dataTable>
+    <cs:lnRef idx="0"/>
+    <cs:fillRef idx="0"/>
+    <cs:effectRef idx="0"/>
+    <cs:fontRef idx="minor">
+      <a:schemeClr val="tx1">
+        <a:lumMod val="65000"/>
+        <a:lumOff val="35000"/>
+      </a:schemeClr>
+    </cs:fontRef>
+    <cs:spPr>
+      <a:noFill/>
+      <a:ln w="9525" cap="flat" cmpd="sng" algn="ctr">
+        <a:solidFill>
+          <a:schemeClr val="tx1">
+            <a:lumMod val="15000"/>
+            <a:lumOff val="85000"/>
+          </a:schemeClr>
+        </a:solidFill>
+        <a:round/>
+      </a:ln>
+    </cs:spPr>
+    <cs:defRPr sz="900" kern="1200"/>
+  </cs:dataTable>
+  <cs:downBar>
+    <cs:lnRef idx="0"/>
+    <cs:fillRef idx="0"/>
+    <cs:effectRef idx="0"/>
+    <cs:fontRef idx="minor">
+      <a:schemeClr val="dk1"/>
+    </cs:fontRef>
+    <cs:spPr>
+      <a:solidFill>
+        <a:schemeClr val="dk1">
+          <a:lumMod val="65000"/>
+          <a:lumOff val="35000"/>
+        </a:schemeClr>
+      </a:solidFill>
+      <a:ln w="9525">
+        <a:solidFill>
+          <a:schemeClr val="tx1">
+            <a:lumMod val="65000"/>
+            <a:lumOff val="35000"/>
+          </a:schemeClr>
+        </a:solidFill>
+      </a:ln>
+    </cs:spPr>
+  </cs:downBar>
+  <cs:dropLine>
+    <cs:lnRef idx="0"/>
+    <cs:fillRef idx="0"/>
+    <cs:effectRef idx="0"/>
+    <cs:fontRef idx="minor">
+      <a:schemeClr val="tx1"/>
+    </cs:fontRef>
+    <cs:spPr>
+      <a:ln w="9525" cap="flat" cmpd="sng" algn="ctr">
+        <a:solidFill>
+          <a:schemeClr val="tx1">
+            <a:lumMod val="35000"/>
+            <a:lumOff val="65000"/>
+          </a:schemeClr>
+        </a:solidFill>
+        <a:round/>
+      </a:ln>
+    </cs:spPr>
+  </cs:dropLine>
+  <cs:errorBar>
+    <cs:lnRef idx="0"/>
+    <cs:fillRef idx="0"/>
+    <cs:effectRef idx="0"/>
+    <cs:fontRef idx="minor">
+      <a:schemeClr val="tx1"/>
+    </cs:fontRef>
+    <cs:spPr>
+      <a:ln w="9525" cap="flat" cmpd="sng" algn="ctr">
+        <a:solidFill>
+          <a:schemeClr val="tx1">
+            <a:lumMod val="65000"/>
+            <a:lumOff val="35000"/>
+          </a:schemeClr>
+        </a:solidFill>
+        <a:round/>
+      </a:ln>
+    </cs:spPr>
+  </cs:errorBar>
+  <cs:floor>
+    <cs:lnRef idx="0"/>
+    <cs:fillRef idx="0"/>
+    <cs:effectRef idx="0"/>
+    <cs:fontRef idx="minor">
+      <a:schemeClr val="tx1"/>
+    </cs:fontRef>
+    <cs:spPr>
+      <a:noFill/>
+      <a:ln>
+        <a:noFill/>
+      </a:ln>
+    </cs:spPr>
+  </cs:floor>
+  <cs:gridlineMajor>
+    <cs:lnRef idx="0"/>
+    <cs:fillRef idx="0"/>
+    <cs:effectRef idx="0"/>
+    <cs:fontRef idx="minor">
+      <a:schemeClr val="tx1"/>
+    </cs:fontRef>
+    <cs:spPr>
+      <a:ln w="9525" cap="flat" cmpd="sng" algn="ctr">
+        <a:solidFill>
+          <a:schemeClr val="tx1">
+            <a:lumMod val="15000"/>
+            <a:lumOff val="85000"/>
+          </a:schemeClr>
+        </a:solidFill>
+        <a:round/>
+      </a:ln>
+    </cs:spPr>
+  </cs:gridlineMajor>
+  <cs:gridlineMinor>
+    <cs:lnRef idx="0"/>
+    <cs:fillRef idx="0"/>
+    <cs:effectRef idx="0"/>
+    <cs:fontRef idx="minor">
+      <a:schemeClr val="tx1"/>
+    </cs:fontRef>
+    <cs:spPr>
+      <a:ln w="9525" cap="flat" cmpd="sng" algn="ctr">
+        <a:solidFill>
+          <a:schemeClr val="tx1">
+            <a:lumMod val="5000"/>
+            <a:lumOff val="95000"/>
+          </a:schemeClr>
+        </a:solidFill>
+        <a:round/>
+      </a:ln>
+    </cs:spPr>
+  </cs:gridlineMinor>
+  <cs:hiLoLine>
+    <cs:lnRef idx="0"/>
+    <cs:fillRef idx="0"/>
+    <cs:effectRef idx="0"/>
+    <cs:fontRef idx="minor">
+      <a:schemeClr val="tx1"/>
+    </cs:fontRef>
+    <cs:spPr>
+      <a:ln w="9525" cap="flat" cmpd="sng" algn="ctr">
+        <a:solidFill>
+          <a:schemeClr val="tx1">
+            <a:lumMod val="75000"/>
+            <a:lumOff val="25000"/>
+          </a:schemeClr>
+        </a:solidFill>
+        <a:round/>
+      </a:ln>
+    </cs:spPr>
+  </cs:hiLoLine>
+  <cs:leaderLine>
+    <cs:lnRef idx="0"/>
+    <cs:fillRef idx="0"/>
+    <cs:effectRef idx="0"/>
+    <cs:fontRef idx="minor">
+      <a:schemeClr val="tx1"/>
+    </cs:fontRef>
+    <cs:spPr>
+      <a:ln w="9525" cap="flat" cmpd="sng" algn="ctr">
+        <a:solidFill>
+          <a:schemeClr val="tx1">
+            <a:lumMod val="35000"/>
+            <a:lumOff val="65000"/>
+          </a:schemeClr>
+        </a:solidFill>
+        <a:round/>
+      </a:ln>
+    </cs:spPr>
+  </cs:leaderLine>
+  <cs:legend>
+    <cs:lnRef idx="0"/>
+    <cs:fillRef idx="0"/>
+    <cs:effectRef idx="0"/>
+    <cs:fontRef idx="minor">
+      <a:schemeClr val="tx1">
+        <a:lumMod val="65000"/>
+        <a:lumOff val="35000"/>
+      </a:schemeClr>
+    </cs:fontRef>
+    <cs:defRPr sz="900" kern="1200"/>
+  </cs:legend>
+  <cs:plotArea mods="allowNoFillOverride allowNoLineOverride">
+    <cs:lnRef idx="0"/>
+    <cs:fillRef idx="0"/>
+    <cs:effectRef idx="0"/>
+    <cs:fontRef idx="minor">
+      <a:schemeClr val="tx1"/>
+    </cs:fontRef>
+  </cs:plotArea>
+  <cs:plotArea3D mods="allowNoFillOverride allowNoLineOverride">
+    <cs:lnRef idx="0"/>
+    <cs:fillRef idx="0"/>
+    <cs:effectRef idx="0"/>
+    <cs:fontRef idx="minor">
+      <a:schemeClr val="tx1"/>
+    </cs:fontRef>
+  </cs:plotArea3D>
+  <cs:seriesAxis>
+    <cs:lnRef idx="0"/>
+    <cs:fillRef idx="0"/>
+    <cs:effectRef idx="0"/>
+    <cs:fontRef idx="minor">
+      <a:schemeClr val="tx1">
+        <a:lumMod val="65000"/>
+        <a:lumOff val="35000"/>
+      </a:schemeClr>
+    </cs:fontRef>
+    <cs:defRPr sz="900" kern="1200"/>
+  </cs:seriesAxis>
+  <cs:seriesLine>
+    <cs:lnRef idx="0"/>
+    <cs:fillRef idx="0"/>
+    <cs:effectRef idx="0"/>
+    <cs:fontRef idx="minor">
+      <a:schemeClr val="tx1"/>
+    </cs:fontRef>
+    <cs:spPr>
+      <a:ln w="9525" cap="flat" cmpd="sng" algn="ctr">
+        <a:solidFill>
+          <a:schemeClr val="tx1">
+            <a:lumMod val="35000"/>
+            <a:lumOff val="65000"/>
+          </a:schemeClr>
+        </a:solidFill>
+        <a:round/>
+      </a:ln>
+    </cs:spPr>
+  </cs:seriesLine>
+  <cs:title>
+    <cs:lnRef idx="0"/>
+    <cs:fillRef idx="0"/>
+    <cs:effectRef idx="0"/>
+    <cs:fontRef idx="minor">
+      <a:schemeClr val="tx1">
+        <a:lumMod val="65000"/>
+        <a:lumOff val="35000"/>
+      </a:schemeClr>
+    </cs:fontRef>
+    <cs:defRPr sz="1400" b="0" kern="1200" spc="0" baseline="0"/>
+  </cs:title>
+  <cs:trendline>
+    <cs:lnRef idx="0">
+      <cs:styleClr val="auto"/>
+    </cs:lnRef>
+    <cs:fillRef idx="0"/>
+    <cs:effectRef idx="0"/>
+    <cs:fontRef idx="minor">
+      <a:schemeClr val="tx1"/>
+    </cs:fontRef>
+    <cs:spPr>
+      <a:ln w="19050" cap="rnd">
+        <a:solidFill>
+          <a:schemeClr val="phClr"/>
+        </a:solidFill>
+        <a:prstDash val="sysDot"/>
+      </a:ln>
+    </cs:spPr>
+  </cs:trendline>
+  <cs:trendlineLabel>
+    <cs:lnRef idx="0"/>
+    <cs:fillRef idx="0"/>
+    <cs:effectRef idx="0"/>
+    <cs:fontRef idx="minor">
+      <a:schemeClr val="tx1">
+        <a:lumMod val="65000"/>
+        <a:lumOff val="35000"/>
+      </a:schemeClr>
+    </cs:fontRef>
+    <cs:defRPr sz="900" kern="1200"/>
+  </cs:trendlineLabel>
+  <cs:upBar>
+    <cs:lnRef idx="0"/>
+    <cs:fillRef idx="0"/>
+    <cs:effectRef idx="0"/>
+    <cs:fontRef idx="minor">
+      <a:schemeClr val="dk1"/>
+    </cs:fontRef>
+    <cs:spPr>
+      <a:solidFill>
+        <a:schemeClr val="lt1"/>
+      </a:solidFill>
+      <a:ln w="9525">
+        <a:solidFill>
+          <a:schemeClr val="tx1">
+            <a:lumMod val="15000"/>
+            <a:lumOff val="85000"/>
+          </a:schemeClr>
+        </a:solidFill>
+      </a:ln>
+    </cs:spPr>
+  </cs:upBar>
+  <cs:valueAxis>
+    <cs:lnRef idx="0"/>
+    <cs:fillRef idx="0"/>
+    <cs:effectRef idx="0"/>
+    <cs:fontRef idx="minor">
+      <a:schemeClr val="tx1">
+        <a:lumMod val="65000"/>
+        <a:lumOff val="35000"/>
+      </a:schemeClr>
+    </cs:fontRef>
+    <cs:defRPr sz="900" kern="1200"/>
+  </cs:valueAxis>
+  <cs:wall>
+    <cs:lnRef idx="0"/>
+    <cs:fillRef idx="0"/>
+    <cs:effectRef idx="0"/>
+    <cs:fontRef idx="minor">
+      <a:schemeClr val="tx1"/>
+    </cs:fontRef>
+    <cs:spPr>
+      <a:noFill/>
+      <a:ln>
+        <a:noFill/>
+      </a:ln>
+    </cs:spPr>
+  </cs:wall>
+</cs:chartStyle>
+</file>
+
 <file path=word/theme/theme1.xml><?xml version="1.0" encoding="utf-8"?>
 <a:theme xmlns:a="http://schemas.openxmlformats.org/drawingml/2006/main" name="Office Theme">
   <a:themeElements>

--- a/CIS 520 Project 4 Outline.docx
+++ b/CIS 520 Project 4 Outline.docx
@@ -36,21 +36,12 @@
           <w:szCs w:val="24"/>
         </w:rPr>
       </w:pPr>
-      <w:proofErr w:type="spellStart"/>
-      <w:r>
-        <w:rPr>
-          <w:sz w:val="24"/>
-          <w:szCs w:val="24"/>
-        </w:rPr>
-        <w:t>Aistin</w:t>
-      </w:r>
-      <w:proofErr w:type="spellEnd"/>
-      <w:r>
-        <w:rPr>
-          <w:sz w:val="24"/>
-          <w:szCs w:val="24"/>
-        </w:rPr>
-        <w:t xml:space="preserve"> Henry, Henry Glenn, and Zack Latta</w:t>
+      <w:r>
+        <w:rPr>
+          <w:sz w:val="24"/>
+          <w:szCs w:val="24"/>
+        </w:rPr>
+        <w:t>Aistin Henry, Henry Glenn, and Zack Latta</w:t>
       </w:r>
     </w:p>
     <w:p>
@@ -117,6 +108,71 @@
       </w:pPr>
       <w:r>
         <w:t>Abstract</w:t>
+      </w:r>
+    </w:p>
+    <w:p>
+      <w:pPr>
+        <w:ind w:left="720" w:right="720"/>
+        <w:jc w:val="both"/>
+        <w:rPr>
+          <w:sz w:val="24"/>
+          <w:szCs w:val="24"/>
+        </w:rPr>
+      </w:pPr>
+      <w:r>
+        <w:rPr>
+          <w:sz w:val="24"/>
+          <w:szCs w:val="24"/>
+        </w:rPr>
+        <w:t xml:space="preserve">This project investigates parallel approaches for computing the maximum ASCII value for each line in a large Wikipedia text dataset. Three implementations were developed using </w:t>
+      </w:r>
+      <w:proofErr w:type="spellStart"/>
+      <w:r>
+        <w:rPr>
+          <w:sz w:val="24"/>
+          <w:szCs w:val="24"/>
+        </w:rPr>
+        <w:t>pthreads</w:t>
+      </w:r>
+      <w:proofErr w:type="spellEnd"/>
+      <w:r>
+        <w:rPr>
+          <w:sz w:val="24"/>
+          <w:szCs w:val="24"/>
+        </w:rPr>
+        <w:t xml:space="preserve">, MPI, and OpenMP to evaluate different models of parallel execution. Each approach was tested on the </w:t>
+      </w:r>
+      <w:proofErr w:type="spellStart"/>
+      <w:r>
+        <w:rPr>
+          <w:sz w:val="24"/>
+          <w:szCs w:val="24"/>
+        </w:rPr>
+        <w:t>Beocat</w:t>
+      </w:r>
+      <w:proofErr w:type="spellEnd"/>
+      <w:r>
+        <w:rPr>
+          <w:sz w:val="24"/>
+          <w:szCs w:val="24"/>
+        </w:rPr>
+        <w:t xml:space="preserve"> cluster across a range of core counts, memory allocations, and node configurations. Results show that shared-memory approaches such as </w:t>
+      </w:r>
+      <w:proofErr w:type="spellStart"/>
+      <w:r>
+        <w:rPr>
+          <w:sz w:val="24"/>
+          <w:szCs w:val="24"/>
+        </w:rPr>
+        <w:t>pthreads</w:t>
+      </w:r>
+      <w:proofErr w:type="spellEnd"/>
+      <w:r>
+        <w:rPr>
+          <w:sz w:val="24"/>
+          <w:szCs w:val="24"/>
+        </w:rPr>
+        <w:t xml:space="preserve"> and OpenMP achieved strong performance on single-node systems, while MPI demonstrated effective scaling on a single node but degraded when distributed across multiple nodes due to communication overhead. Overall, performance improvements were primarily driven by increases in core count, while memory allocation had a lesser impact. These findings highlight the tradeoffs between shared-memory and distributed parallel programming models.</w:t>
       </w:r>
     </w:p>
     <w:p>
@@ -129,38 +185,13 @@
           <w:between w:val="nil"/>
         </w:pBdr>
         <w:tabs>
-          <w:tab w:val="left" w:pos="7920"/>
+          <w:tab w:val="left" w:pos="4050"/>
+          <w:tab w:val="left" w:pos="8640"/>
         </w:tabs>
-        <w:ind w:left="720" w:right="720"/>
-        <w:jc w:val="center"/>
         <w:rPr>
           <w:color w:val="000000"/>
-          <w:sz w:val="22"/>
-          <w:szCs w:val="22"/>
-        </w:rPr>
-      </w:pPr>
-      <w:r>
-        <w:rPr>
-          <w:sz w:val="22"/>
-          <w:szCs w:val="22"/>
-        </w:rPr>
-        <w:t>[Not Finished]</w:t>
-      </w:r>
-    </w:p>
-    <w:p>
-      <w:pPr>
-        <w:pBdr>
-          <w:top w:val="nil"/>
-          <w:left w:val="nil"/>
-          <w:bottom w:val="nil"/>
-          <w:right w:val="nil"/>
-          <w:between w:val="nil"/>
-        </w:pBdr>
-        <w:ind w:left="1440" w:right="1080"/>
-        <w:rPr>
-          <w:color w:val="000000"/>
-          <w:sz w:val="22"/>
-          <w:szCs w:val="22"/>
+          <w:sz w:val="24"/>
+          <w:szCs w:val="24"/>
         </w:rPr>
       </w:pPr>
     </w:p>
@@ -178,6 +209,134 @@
           <w:tab w:val="left" w:pos="8640"/>
         </w:tabs>
         <w:rPr>
+          <w:rFonts w:ascii="Tahoma" w:eastAsia="Tahoma" w:hAnsi="Tahoma" w:cs="Tahoma"/>
+          <w:color w:val="000000"/>
+        </w:rPr>
+      </w:pPr>
+      <w:r>
+        <w:rPr>
+          <w:b/>
+          <w:bCs/>
+          <w:color w:val="000000"/>
+          <w:sz w:val="28"/>
+          <w:szCs w:val="28"/>
+        </w:rPr>
+        <w:t>1. Introduction</w:t>
+      </w:r>
+      <w:r>
+        <w:rPr>
+          <w:rFonts w:ascii="Tahoma" w:eastAsia="Tahoma" w:hAnsi="Tahoma" w:cs="Tahoma"/>
+          <w:color w:val="000000"/>
+        </w:rPr>
+        <w:br/>
+      </w:r>
+    </w:p>
+    <w:p>
+      <w:pPr>
+        <w:ind w:left="720" w:right="720"/>
+        <w:jc w:val="both"/>
+        <w:rPr>
+          <w:sz w:val="24"/>
+          <w:szCs w:val="24"/>
+        </w:rPr>
+      </w:pPr>
+      <w:r>
+        <w:rPr>
+          <w:sz w:val="24"/>
+          <w:szCs w:val="24"/>
+        </w:rPr>
+        <w:t>For this project, we were tasked with finding the largest ASCII character value found in each line of a text document. The project description required that we print the largest ASCII value found for each line next to that line’s index. The specific text document we were tasked to find these values for was a Wikipedia article dump file that contained one article per line. The project specification requires us to write three different C programs to complete this task</w:t>
+      </w:r>
+      <w:proofErr w:type="gramStart"/>
+      <w:r>
+        <w:rPr>
+          <w:sz w:val="24"/>
+          <w:szCs w:val="24"/>
+        </w:rPr>
+        <w:t>,</w:t>
+      </w:r>
+      <w:r>
+        <w:rPr>
+          <w:sz w:val="24"/>
+          <w:szCs w:val="24"/>
+        </w:rPr>
+        <w:t xml:space="preserve"> </w:t>
+      </w:r>
+      <w:r>
+        <w:rPr>
+          <w:sz w:val="24"/>
+          <w:szCs w:val="24"/>
+        </w:rPr>
+        <w:t>with</w:t>
+      </w:r>
+      <w:proofErr w:type="gramEnd"/>
+      <w:r>
+        <w:rPr>
+          <w:sz w:val="24"/>
+          <w:szCs w:val="24"/>
+        </w:rPr>
+        <w:t xml:space="preserve"> each using a different library to interact with device threads and split up the work. One program must use </w:t>
+      </w:r>
+      <w:proofErr w:type="spellStart"/>
+      <w:r>
+        <w:rPr>
+          <w:sz w:val="24"/>
+          <w:szCs w:val="24"/>
+        </w:rPr>
+        <w:t>pthreads</w:t>
+      </w:r>
+      <w:proofErr w:type="spellEnd"/>
+      <w:r>
+        <w:rPr>
+          <w:sz w:val="24"/>
+          <w:szCs w:val="24"/>
+        </w:rPr>
+        <w:t>, one program must use MPI, and one program must use OpenMP.</w:t>
+      </w:r>
+    </w:p>
+    <w:p>
+      <w:pPr>
+        <w:ind w:left="720" w:right="720"/>
+        <w:jc w:val="both"/>
+        <w:rPr>
+          <w:sz w:val="24"/>
+          <w:szCs w:val="24"/>
+        </w:rPr>
+      </w:pPr>
+    </w:p>
+    <w:p>
+      <w:pPr>
+        <w:ind w:left="720" w:right="720"/>
+        <w:jc w:val="both"/>
+        <w:rPr>
+          <w:rFonts w:ascii="Tahoma" w:eastAsia="Tahoma" w:hAnsi="Tahoma" w:cs="Tahoma"/>
+          <w:color w:val="000000"/>
+          <w:sz w:val="24"/>
+          <w:szCs w:val="24"/>
+        </w:rPr>
+      </w:pPr>
+      <w:r>
+        <w:rPr>
+          <w:sz w:val="24"/>
+          <w:szCs w:val="24"/>
+        </w:rPr>
+        <w:t>A multithreaded approach to this problem is more effective than a single-threaded approach because it allows for a fuller utilization of device I/O and memory resources as well as better separation of concerns. In this paper, we will first cover our implementations for the three separate solutions to the given task, then move on to how each of these solutions performed under different hardware configurations.</w:t>
+      </w:r>
+    </w:p>
+    <w:p>
+      <w:pPr>
+        <w:pBdr>
+          <w:top w:val="nil"/>
+          <w:left w:val="nil"/>
+          <w:bottom w:val="nil"/>
+          <w:right w:val="nil"/>
+          <w:between w:val="nil"/>
+        </w:pBdr>
+        <w:tabs>
+          <w:tab w:val="left" w:pos="4050"/>
+          <w:tab w:val="left" w:pos="8640"/>
+        </w:tabs>
+        <w:rPr>
           <w:color w:val="000000"/>
           <w:sz w:val="24"/>
           <w:szCs w:val="24"/>
@@ -198,26 +357,31 @@
           <w:tab w:val="left" w:pos="8640"/>
         </w:tabs>
         <w:rPr>
-          <w:rFonts w:ascii="Tahoma" w:eastAsia="Tahoma" w:hAnsi="Tahoma" w:cs="Tahoma"/>
-          <w:color w:val="000000"/>
-        </w:rPr>
-      </w:pPr>
-      <w:r>
-        <w:rPr>
           <w:b/>
           <w:bCs/>
           <w:color w:val="000000"/>
           <w:sz w:val="28"/>
           <w:szCs w:val="28"/>
         </w:rPr>
-        <w:t>1. Introduction</w:t>
-      </w:r>
-      <w:r>
-        <w:rPr>
-          <w:rFonts w:ascii="Tahoma" w:eastAsia="Tahoma" w:hAnsi="Tahoma" w:cs="Tahoma"/>
+      </w:pPr>
+      <w:r>
+        <w:rPr>
+          <w:b/>
+          <w:bCs/>
+          <w:sz w:val="28"/>
+          <w:szCs w:val="28"/>
+        </w:rPr>
+        <w:t>2</w:t>
+      </w:r>
+      <w:r>
+        <w:rPr>
+          <w:b/>
+          <w:bCs/>
           <w:color w:val="000000"/>
-        </w:rPr>
-        <w:br/>
+          <w:sz w:val="28"/>
+          <w:szCs w:val="28"/>
+        </w:rPr>
+        <w:t>. Implementation</w:t>
       </w:r>
     </w:p>
     <w:p>
@@ -225,143 +389,6 @@
         <w:ind w:left="720" w:right="720"/>
         <w:jc w:val="both"/>
         <w:rPr>
-          <w:sz w:val="24"/>
-          <w:szCs w:val="24"/>
-        </w:rPr>
-      </w:pPr>
-      <w:r>
-        <w:rPr>
-          <w:sz w:val="24"/>
-          <w:szCs w:val="24"/>
-        </w:rPr>
-        <w:t>For this project, we were tasked with finding the largest ASCII character value found in each line of a text document. The project description required that we print the largest ASCII value found for each line next to that line’s index. The specific text document we were tasked to find these values for was a Wikipedia article dump file that contained one article per line. The project specification requires us to write three different C programs to complete this task,</w:t>
-      </w:r>
-      <w:r>
-        <w:rPr>
-          <w:sz w:val="24"/>
-          <w:szCs w:val="24"/>
-        </w:rPr>
-        <w:t xml:space="preserve"> </w:t>
-      </w:r>
-      <w:r>
-        <w:rPr>
-          <w:sz w:val="24"/>
-          <w:szCs w:val="24"/>
-        </w:rPr>
-        <w:t xml:space="preserve">with each using a different library to interact with device threads and split up the work. One program must use </w:t>
-      </w:r>
-      <w:proofErr w:type="spellStart"/>
-      <w:r>
-        <w:rPr>
-          <w:sz w:val="24"/>
-          <w:szCs w:val="24"/>
-        </w:rPr>
-        <w:t>pthreads</w:t>
-      </w:r>
-      <w:proofErr w:type="spellEnd"/>
-      <w:r>
-        <w:rPr>
-          <w:sz w:val="24"/>
-          <w:szCs w:val="24"/>
-        </w:rPr>
-        <w:t>, one program must use MPI, and one program must use OpenMP.</w:t>
-      </w:r>
-    </w:p>
-    <w:p>
-      <w:pPr>
-        <w:ind w:left="720" w:right="720"/>
-        <w:jc w:val="both"/>
-        <w:rPr>
-          <w:sz w:val="24"/>
-          <w:szCs w:val="24"/>
-        </w:rPr>
-      </w:pPr>
-    </w:p>
-    <w:p>
-      <w:pPr>
-        <w:ind w:left="720" w:right="720"/>
-        <w:jc w:val="both"/>
-        <w:rPr>
-          <w:rFonts w:ascii="Tahoma" w:eastAsia="Tahoma" w:hAnsi="Tahoma" w:cs="Tahoma"/>
-          <w:color w:val="000000"/>
-          <w:sz w:val="24"/>
-          <w:szCs w:val="24"/>
-        </w:rPr>
-      </w:pPr>
-      <w:r>
-        <w:rPr>
-          <w:sz w:val="24"/>
-          <w:szCs w:val="24"/>
-        </w:rPr>
-        <w:t>A multithreaded approach to this problem is more effective than a single-threaded approach because it allows for a fuller utilization of device I/O and memory resources as well as better separation of concerns. In this paper, we will first cover our implementations for the three separate solutions to the given task, then move on to how each of these solutions performed under different hardware configurations.</w:t>
-      </w:r>
-    </w:p>
-    <w:p>
-      <w:pPr>
-        <w:pBdr>
-          <w:top w:val="nil"/>
-          <w:left w:val="nil"/>
-          <w:bottom w:val="nil"/>
-          <w:right w:val="nil"/>
-          <w:between w:val="nil"/>
-        </w:pBdr>
-        <w:tabs>
-          <w:tab w:val="left" w:pos="4050"/>
-          <w:tab w:val="left" w:pos="8640"/>
-        </w:tabs>
-        <w:rPr>
-          <w:color w:val="000000"/>
-          <w:sz w:val="24"/>
-          <w:szCs w:val="24"/>
-        </w:rPr>
-      </w:pPr>
-    </w:p>
-    <w:p>
-      <w:pPr>
-        <w:pBdr>
-          <w:top w:val="nil"/>
-          <w:left w:val="nil"/>
-          <w:bottom w:val="nil"/>
-          <w:right w:val="nil"/>
-          <w:between w:val="nil"/>
-        </w:pBdr>
-        <w:tabs>
-          <w:tab w:val="left" w:pos="4050"/>
-          <w:tab w:val="left" w:pos="8640"/>
-        </w:tabs>
-        <w:rPr>
-          <w:b/>
-          <w:bCs/>
-          <w:color w:val="000000"/>
-          <w:sz w:val="28"/>
-          <w:szCs w:val="28"/>
-        </w:rPr>
-      </w:pPr>
-      <w:r>
-        <w:rPr>
-          <w:b/>
-          <w:bCs/>
-          <w:sz w:val="28"/>
-          <w:szCs w:val="28"/>
-        </w:rPr>
-        <w:t>2</w:t>
-      </w:r>
-      <w:r>
-        <w:rPr>
-          <w:b/>
-          <w:bCs/>
-          <w:color w:val="000000"/>
-          <w:sz w:val="28"/>
-          <w:szCs w:val="28"/>
-        </w:rPr>
-        <w:t>. Implementation</w:t>
-      </w:r>
-    </w:p>
-    <w:p>
-      <w:pPr>
-        <w:ind w:left="720" w:right="720"/>
-        <w:jc w:val="both"/>
-        <w:rPr>
           <w:b/>
           <w:bCs/>
           <w:sz w:val="24"/>
@@ -443,7 +470,7 @@
           <w:sz w:val="24"/>
           <w:szCs w:val="24"/>
         </w:rPr>
-        <w:t xml:space="preserve"> solution program, we utilized a standard producer-consumer architecture where the main thread dealt with all I/O, line parsing, and results printing operations, while a thread pool of workers managed the processing of all parsed file lines. The program starts by first reading a 1MB chunk of the Wikipedia dump file, identifying all the complete lines it contains, and putting them in a job batch. The job queue is then given a thread pool where each worker thread claims an available job, completes it, stores the result, and then claims another job to complete. While the thread pool is busy working through all the jobs in the newly submitted batch, the main thread reads another chunk from the Wikipedia dump file, such that when appended to the unused remainder of the previously read chunk, it totals to 1MB of data. This chunk is then parsed like the previous, and all complete lines are put in a new job batch. The main thread then waits for </w:t>
+        <w:t xml:space="preserve"> solution program, we utilized a standard producer-consumer architecture where the main thread dealt with all I/O, line parsing, </w:t>
       </w:r>
       <w:r>
         <w:rPr>
@@ -451,7 +478,7 @@
           <w:szCs w:val="24"/>
         </w:rPr>
         <w:lastRenderedPageBreak/>
-        <w:t>the thread pool to finish the current batch, after which it prints all the job results, then submits the new batch of jobs. The old batch of jobs is then destroyed, and the process repeats until the entirety of the Wikipedia dump file has been read and every line has been processed.</w:t>
+        <w:t>and results printing operations, while a thread pool of workers managed the processing of all parsed file lines. The program starts by first reading a 1MB chunk of the Wikipedia dump file, identifying all the complete lines it contains, and putting them in a job batch. The job queue is then given a thread pool where each worker thread claims an available job, completes it, stores the result, and then claims another job to complete. While the thread pool is busy working through all the jobs in the newly submitted batch, the main thread reads another chunk from the Wikipedia dump file, such that when appended to the unused remainder of the previously read chunk, it totals to 1MB of data. This chunk is then parsed like the previous, and all complete lines are put in a new job batch. The main thread then waits for the thread pool to finish the current batch, after which it prints all the job results, then submits the new batch of jobs. The old batch of jobs is then destroyed, and the process repeats until the entirety of the Wikipedia dump file has been read and every line has been processed.</w:t>
       </w:r>
     </w:p>
     <w:p>
@@ -499,7 +526,23 @@
           <w:sz w:val="24"/>
           <w:szCs w:val="24"/>
         </w:rPr>
-        <w:t>For our MPI solution program, we utilized a master-worker architecture. Rank 0 acted as the coordinator process and handled all file I/O, chunk preparation, and final output operations, while all remaining ranks acted as worker processes responsible for computing the maximum ASCII value of each assigned line.</w:t>
+        <w:t xml:space="preserve">For our MPI solution program, we utilized </w:t>
+      </w:r>
+      <w:proofErr w:type="gramStart"/>
+      <w:r>
+        <w:rPr>
+          <w:sz w:val="24"/>
+          <w:szCs w:val="24"/>
+        </w:rPr>
+        <w:t>a master</w:t>
+      </w:r>
+      <w:proofErr w:type="gramEnd"/>
+      <w:r>
+        <w:rPr>
+          <w:sz w:val="24"/>
+          <w:szCs w:val="24"/>
+        </w:rPr>
+        <w:t>-worker architecture. Rank 0 acted as the coordinator process and handled all file I/O, chunk preparation, and final output operations, while all remaining ranks acted as worker processes responsible for computing the maximum ASCII value of each assigned line.</w:t>
       </w:r>
       <w:r>
         <w:rPr>
@@ -527,7 +570,23 @@
           <w:sz w:val="24"/>
           <w:szCs w:val="24"/>
         </w:rPr>
-        <w:t>Once rank 0 receives the completed results from a worker, it outputs the line index and corresponding maximum ASCII value in the required order. Rank 0 then continues reading additional line batches and dispatching them until the full input file has been processed. After all work has completed, rank 0 sends termination messages to the worker ranks and the MPI environment is finalized.</w:t>
+        <w:t xml:space="preserve">Once rank 0 receives the completed results from a worker, it outputs the line index and corresponding maximum ASCII value in the required order. Rank 0 then continues reading additional line batches and dispatching them until the full input file has been processed. After all work has </w:t>
+      </w:r>
+      <w:proofErr w:type="gramStart"/>
+      <w:r>
+        <w:rPr>
+          <w:sz w:val="24"/>
+          <w:szCs w:val="24"/>
+        </w:rPr>
+        <w:t>completed</w:t>
+      </w:r>
+      <w:proofErr w:type="gramEnd"/>
+      <w:r>
+        <w:rPr>
+          <w:sz w:val="24"/>
+          <w:szCs w:val="24"/>
+        </w:rPr>
+        <w:t>, rank 0 sends termination messages to the worker ranks and the MPI environment is finalized.</w:t>
       </w:r>
       <w:r>
         <w:rPr>
@@ -777,7 +836,15 @@
           <w:sz w:val="24"/>
           <w:szCs w:val="24"/>
         </w:rPr>
-        <w:t xml:space="preserve">with the first dimension being the size of </w:t>
+        <w:t xml:space="preserve">with </w:t>
+      </w:r>
+      <w:r>
+        <w:rPr>
+          <w:sz w:val="24"/>
+          <w:szCs w:val="24"/>
+        </w:rPr>
+        <w:lastRenderedPageBreak/>
+        <w:t xml:space="preserve">the first dimension being the size of </w:t>
       </w:r>
       <w:r>
         <w:rPr>
@@ -861,7 +928,23 @@
           <w:sz w:val="24"/>
           <w:szCs w:val="24"/>
         </w:rPr>
-        <w:t xml:space="preserve">iterations have been handled, the program moves on to the next part, where one thread will print the </w:t>
+        <w:t xml:space="preserve">iterations have been handled, the program moves on to the next part, where one thread </w:t>
+      </w:r>
+      <w:proofErr w:type="gramStart"/>
+      <w:r>
+        <w:rPr>
+          <w:sz w:val="24"/>
+          <w:szCs w:val="24"/>
+        </w:rPr>
+        <w:t>will</w:t>
+      </w:r>
+      <w:proofErr w:type="gramEnd"/>
+      <w:r>
+        <w:rPr>
+          <w:sz w:val="24"/>
+          <w:szCs w:val="24"/>
+        </w:rPr>
+        <w:t xml:space="preserve"> print the </w:t>
       </w:r>
       <w:r>
         <w:rPr>
@@ -896,15 +979,7 @@
           <w:sz w:val="24"/>
           <w:szCs w:val="24"/>
         </w:rPr>
-        <w:t xml:space="preserve">. After the program is done calculating the ASCII </w:t>
-      </w:r>
-      <w:r>
-        <w:rPr>
-          <w:sz w:val="24"/>
-          <w:szCs w:val="24"/>
-        </w:rPr>
-        <w:lastRenderedPageBreak/>
-        <w:t xml:space="preserve">values, it joins back together to </w:t>
+        <w:t xml:space="preserve">. After the program is done calculating the ASCII values, it joins back together to </w:t>
       </w:r>
       <w:r>
         <w:rPr>
@@ -948,6 +1023,7 @@
         </w:rPr>
         <w:t xml:space="preserve"> </w:t>
       </w:r>
+      <w:proofErr w:type="gramStart"/>
       <w:r>
         <w:rPr>
           <w:sz w:val="24"/>
@@ -960,7 +1036,15 @@
           <w:sz w:val="24"/>
           <w:szCs w:val="24"/>
         </w:rPr>
-        <w:t>owever if MPI is used with OpenMP, a</w:t>
+        <w:t>owever</w:t>
+      </w:r>
+      <w:proofErr w:type="gramEnd"/>
+      <w:r>
+        <w:rPr>
+          <w:sz w:val="24"/>
+          <w:szCs w:val="24"/>
+        </w:rPr>
+        <w:t xml:space="preserve"> if MPI is used with OpenMP, a</w:t>
       </w:r>
       <w:r>
         <w:rPr>
@@ -1154,7 +1238,39 @@
           <w:sz w:val="24"/>
           <w:szCs w:val="24"/>
         </w:rPr>
-        <w:t xml:space="preserve"> solution program under a variety of conditions, we discovered that while increasing the number of cores and memory per core did improve execution speed, it only did so up to a certain point. This resource sweet spot is likely created as a result of the producer-consumer architecture the program utilizes. With a low number of cores, the shared resource lock for the current job batch is mostly available since a smaller number of threads need to access it. However, as the number of cores increase </w:t>
+        <w:t xml:space="preserve"> solution program under a variety of conditions, we discovered that while increasing the number of </w:t>
+      </w:r>
+      <w:proofErr w:type="gramStart"/>
+      <w:r>
+        <w:rPr>
+          <w:sz w:val="24"/>
+          <w:szCs w:val="24"/>
+        </w:rPr>
+        <w:t>cores</w:t>
+      </w:r>
+      <w:proofErr w:type="gramEnd"/>
+      <w:r>
+        <w:rPr>
+          <w:sz w:val="24"/>
+          <w:szCs w:val="24"/>
+        </w:rPr>
+        <w:t xml:space="preserve"> and memory per core did improve execution speed, it only did so up to a certain point. This resource sweet spot is likely created </w:t>
+      </w:r>
+      <w:proofErr w:type="gramStart"/>
+      <w:r>
+        <w:rPr>
+          <w:sz w:val="24"/>
+          <w:szCs w:val="24"/>
+        </w:rPr>
+        <w:t>as a result of</w:t>
+      </w:r>
+      <w:proofErr w:type="gramEnd"/>
+      <w:r>
+        <w:rPr>
+          <w:sz w:val="24"/>
+          <w:szCs w:val="24"/>
+        </w:rPr>
+        <w:t xml:space="preserve"> the producer-consumer architecture the program utilizes. With a low number of cores, the shared resource lock for the current job batch is mostly available since a smaller number of threads need to access it. However, as the number of cores increase </w:t>
       </w:r>
       <w:proofErr w:type="spellStart"/>
       <w:r>
@@ -1177,7 +1293,31 @@
           <w:sz w:val="24"/>
           <w:szCs w:val="24"/>
         </w:rPr>
-        <w:t xml:space="preserve"> becomes a point at which the shared resource lock is almost entirely unavailable, with one thread acquiring it immediately after another one releases it. As a result, increasing the number of cores after this point cannot improve the program’s performance but rather only degrade it. While lower memory per core does appear to affect the program's performance, the number of cores clearly affects performance more significantly. This is proven by the fact that the results show even the lowest memory per core tested achieves near-optimal performance given enough cores. The same is not true for the lowest number of cores, even with the highest memory per core tested.</w:t>
+        <w:t xml:space="preserve"> becomes a point at which the shared resource lock is almost entirely unavailable, with one thread acquiring it immediately after another </w:t>
+      </w:r>
+      <w:r>
+        <w:rPr>
+          <w:sz w:val="24"/>
+          <w:szCs w:val="24"/>
+        </w:rPr>
+        <w:lastRenderedPageBreak/>
+        <w:t xml:space="preserve">one releases it. As a result, increasing the number of cores after this point cannot improve the program’s performance but rather only degrade it. While lower memory per core does appear to affect the program's performance, the number of cores clearly affects performance more significantly. This is proven by the fact that the results show even the lowest memory per core tested achieves near-optimal performance given enough </w:t>
+      </w:r>
+      <w:proofErr w:type="gramStart"/>
+      <w:r>
+        <w:rPr>
+          <w:sz w:val="24"/>
+          <w:szCs w:val="24"/>
+        </w:rPr>
+        <w:t>cores</w:t>
+      </w:r>
+      <w:proofErr w:type="gramEnd"/>
+      <w:r>
+        <w:rPr>
+          <w:sz w:val="24"/>
+          <w:szCs w:val="24"/>
+        </w:rPr>
+        <w:t>. The same is not true for the lowest number of cores, even with the highest memory per core tested.</w:t>
       </w:r>
     </w:p>
     <w:p>
@@ -1226,7 +1366,6 @@
           <w:sz w:val="24"/>
           <w:szCs w:val="24"/>
         </w:rPr>
-        <w:lastRenderedPageBreak/>
         <w:drawing>
           <wp:inline distT="114300" distB="114300" distL="114300" distR="114300" wp14:anchorId="1AC2B2DA" wp14:editId="3A5417F5">
             <wp:extent cx="3862383" cy="3026197"/>
@@ -1380,7 +1519,39 @@
           <w:sz w:val="24"/>
           <w:szCs w:val="24"/>
         </w:rPr>
-        <w:t xml:space="preserve"> solution program, it is clear that the 1MB chunk reading limit is keeping our program from using the CPU to the fullest. What is likely happening is that the thread pool is finishing job batches before the main thread can read a new chunk and parse it into a batch. If a dynamic bulk reading system were in place that could change the reading chunk size depending on the number of CPU cores present, then CPU utilization would likely be consistently closer to the upper limit.</w:t>
+        <w:t xml:space="preserve"> solution program, </w:t>
+      </w:r>
+      <w:proofErr w:type="gramStart"/>
+      <w:r>
+        <w:rPr>
+          <w:sz w:val="24"/>
+          <w:szCs w:val="24"/>
+        </w:rPr>
+        <w:t>it is clear that the</w:t>
+      </w:r>
+      <w:proofErr w:type="gramEnd"/>
+      <w:r>
+        <w:rPr>
+          <w:sz w:val="24"/>
+          <w:szCs w:val="24"/>
+        </w:rPr>
+        <w:t xml:space="preserve"> 1MB chunk reading limit is keeping our program from using the CPU to the fullest. What is likely </w:t>
+      </w:r>
+      <w:proofErr w:type="gramStart"/>
+      <w:r>
+        <w:rPr>
+          <w:sz w:val="24"/>
+          <w:szCs w:val="24"/>
+        </w:rPr>
+        <w:t>happening</w:t>
+      </w:r>
+      <w:proofErr w:type="gramEnd"/>
+      <w:r>
+        <w:rPr>
+          <w:sz w:val="24"/>
+          <w:szCs w:val="24"/>
+        </w:rPr>
+        <w:t xml:space="preserve"> is that the thread pool is finishing job batches before the main thread can read a new chunk and parse it into a batch. If a dynamic bulk reading system were in place that could change the reading chunk size depending on the number of CPU cores present, then CPU utilization would likely be consistently closer to the upper limit.</w:t>
       </w:r>
     </w:p>
     <w:p>
@@ -1402,6 +1573,7 @@
           <w:sz w:val="24"/>
           <w:szCs w:val="24"/>
         </w:rPr>
+        <w:lastRenderedPageBreak/>
         <w:drawing>
           <wp:inline distT="114300" distB="114300" distL="114300" distR="114300" wp14:anchorId="4727E5C6" wp14:editId="60A6B99D">
             <wp:extent cx="4100376" cy="3195638"/>
@@ -2098,6 +2270,7 @@
         <w:rPr>
           <w:noProof/>
         </w:rPr>
+        <w:lastRenderedPageBreak/>
         <w:drawing>
           <wp:inline distT="0" distB="0" distL="0" distR="0" wp14:anchorId="77D7C94B" wp14:editId="399E17C7">
             <wp:extent cx="4876800" cy="2833688"/>
@@ -2205,7 +2378,6 @@
         <w:rPr>
           <w:noProof/>
         </w:rPr>
-        <w:lastRenderedPageBreak/>
         <w:drawing>
           <wp:inline distT="0" distB="0" distL="0" distR="0" wp14:anchorId="2719887C" wp14:editId="1995B6BF">
             <wp:extent cx="4891088" cy="2843213"/>
@@ -2314,7 +2486,15 @@
           <w:sz w:val="24"/>
           <w:szCs w:val="24"/>
         </w:rPr>
-        <w:t xml:space="preserve"> implementation, MPI provided strong scaling on a single node but was more sensitive to communication overhead when multiple nodes were used. The </w:t>
+        <w:t xml:space="preserve"> implementation, MPI provided strong </w:t>
+      </w:r>
+      <w:r>
+        <w:rPr>
+          <w:sz w:val="24"/>
+          <w:szCs w:val="24"/>
+        </w:rPr>
+        <w:lastRenderedPageBreak/>
+        <w:t xml:space="preserve">scaling on a single node but was more sensitive to communication overhead when multiple nodes were used. The </w:t>
       </w:r>
       <w:proofErr w:type="spellStart"/>
       <w:r>
@@ -2365,14 +2545,30 @@
           <w:sz w:val="24"/>
           <w:szCs w:val="24"/>
         </w:rPr>
-        <w:t xml:space="preserve">shows a chart that measures the </w:t>
-      </w:r>
-      <w:r>
-        <w:rPr>
-          <w:sz w:val="24"/>
-          <w:szCs w:val="24"/>
-        </w:rPr>
-        <w:t xml:space="preserve"> mean execution time</w:t>
+        <w:t xml:space="preserve">shows a chart that measures </w:t>
+      </w:r>
+      <w:proofErr w:type="gramStart"/>
+      <w:r>
+        <w:rPr>
+          <w:sz w:val="24"/>
+          <w:szCs w:val="24"/>
+        </w:rPr>
+        <w:t xml:space="preserve">the </w:t>
+      </w:r>
+      <w:r>
+        <w:rPr>
+          <w:sz w:val="24"/>
+          <w:szCs w:val="24"/>
+        </w:rPr>
+        <w:t xml:space="preserve"> mean</w:t>
+      </w:r>
+      <w:proofErr w:type="gramEnd"/>
+      <w:r>
+        <w:rPr>
+          <w:sz w:val="24"/>
+          <w:szCs w:val="24"/>
+        </w:rPr>
+        <w:t xml:space="preserve"> execution time</w:t>
       </w:r>
       <w:r>
         <w:rPr>
@@ -3971,7 +4167,6 @@
                 <w:szCs w:val="22"/>
                 <w:lang w:val="en-US"/>
               </w:rPr>
-              <w:lastRenderedPageBreak/>
               <w:t>2Cores- 1536MB</w:t>
             </w:r>
           </w:p>
@@ -6482,6 +6677,7 @@
                 <w:szCs w:val="22"/>
                 <w:lang w:val="en-US"/>
               </w:rPr>
+              <w:lastRenderedPageBreak/>
               <w:t>20Cores- 128MB</w:t>
             </w:r>
           </w:p>
@@ -7222,7 +7418,6 @@
           <w:sz w:val="24"/>
           <w:szCs w:val="24"/>
         </w:rPr>
-        <w:lastRenderedPageBreak/>
         <w:t xml:space="preserve">As shown in the chart, configurations utilizing one core take far longer and are much more volatile </w:t>
       </w:r>
       <w:r>
@@ -7279,7 +7474,23 @@
           <w:sz w:val="24"/>
           <w:szCs w:val="24"/>
         </w:rPr>
-        <w:t xml:space="preserve">that have more than one core, there looks to be diminishing returns </w:t>
+        <w:t xml:space="preserve">that have more than one core, there </w:t>
+      </w:r>
+      <w:proofErr w:type="gramStart"/>
+      <w:r>
+        <w:rPr>
+          <w:sz w:val="24"/>
+          <w:szCs w:val="24"/>
+        </w:rPr>
+        <w:t>looks</w:t>
+      </w:r>
+      <w:proofErr w:type="gramEnd"/>
+      <w:r>
+        <w:rPr>
+          <w:sz w:val="24"/>
+          <w:szCs w:val="24"/>
+        </w:rPr>
+        <w:t xml:space="preserve"> to be diminishing returns </w:t>
       </w:r>
       <w:r>
         <w:rPr>
@@ -7544,6 +7755,7 @@
     </w:p>
     <w:p>
       <w:r>
+        <w:lastRenderedPageBreak/>
         <w:t xml:space="preserve">[1] Anderson, J., Ramamurthy, S., Jeffay, K., “Real-Time Computing with Lock-Free Shared Objects,” </w:t>
       </w:r>
       <w:r>
@@ -7560,7 +7772,15 @@
     <w:p/>
     <w:p>
       <w:r>
-        <w:t xml:space="preserve">[2]  Baruah, S., Howell, R., Rosier, L., “Algorithms and Complexity Concerning the Preemptively Scheduling of Periodic, Real-Time Tasks on One Processor,” </w:t>
+        <w:t>[2</w:t>
+      </w:r>
+      <w:proofErr w:type="gramStart"/>
+      <w:r>
+        <w:t>]  Baruah</w:t>
+      </w:r>
+      <w:proofErr w:type="gramEnd"/>
+      <w:r>
+        <w:t xml:space="preserve">, S., Howell, R., Rosier, L., “Algorithms and Complexity Concerning the Preemptively Scheduling of Periodic, Real-Time Tasks on One Processor,” </w:t>
       </w:r>
       <w:r>
         <w:rPr>
